--- a/docs/How the Metrics Are Computed.docx
+++ b/docs/How the Metrics Are Computed.docx
@@ -10,10 +10,10 @@
       <w:r>
         <w:rPr>
           <w:b/>
-          <w:color w:val="1F3A5F"/>
-          <w:sz w:val="44"/>
+          <w:color w:val="1F4E79"/>
+          <w:sz w:val="56"/>
         </w:rPr>
-        <w:t>How the Metrics Are Computed</w:t>
+        <w:t>AI Use Impact Tracker</w:t>
       </w:r>
     </w:p>
     <w:p>
@@ -23,10 +23,23 @@
       </w:pPr>
       <w:r>
         <w:rPr>
-          <w:color w:val="666666"/>
-          <w:sz w:val="26"/>
+          <w:i/>
+          <w:color w:val="595959"/>
+          <w:sz w:val="28"/>
         </w:rPr>
-        <w:t>AI Use Impact Tracker — Technical Reference</w:t>
+        <w:t>How the Metrics Are Computed</w:t>
+      </w:r>
+    </w:p>
+    <w:p>
+      <w:pPr>
+        <w:spacing w:after="120"/>
+        <w:jc w:val="center"/>
+      </w:pPr>
+      <w:r>
+        <w:rPr>
+          <w:b/>
+        </w:rPr>
+        <w:t>Sapien Labs  |  May 2026</w:t>
       </w:r>
     </w:p>
     <w:p>
@@ -36,10 +49,11 @@
       </w:pPr>
       <w:r>
         <w:rPr>
-          <w:color w:val="999999"/>
-          <w:sz w:val="22"/>
+          <w:i/>
+          <w:color w:val="2E74B5"/>
+          <w:sz w:val="20"/>
         </w:rPr>
-        <w:t>Sapien Labs  |  May 2026</w:t>
+        <w:t>https://ai-use-impact-tracker-demo.up.railway.app</w:t>
       </w:r>
     </w:p>
     <w:p>
@@ -47,57 +61,7 @@
         <w:spacing w:after="120" w:line="288" w:lineRule="auto"/>
       </w:pPr>
       <w:r>
-        <w:t>This document is a detailed walk-through of every metric the AI Impact Tracker publishes, including the exact formulas, denominators, suppression rules, and how the dashboard’s Period filter pools months together.</w:t>
-      </w:r>
-    </w:p>
-    <w:p>
-      <w:pPr>
-        <w:spacing w:after="120" w:line="288" w:lineRule="auto"/>
-      </w:pPr>
-      <w:r>
-        <w:t xml:space="preserve">It is a companion to </w:t>
-      </w:r>
-      <w:r>
-        <w:rPr>
-          <w:b/>
-          <w:color w:val="2E74B5"/>
-        </w:rPr>
-        <w:t>COLUMNS.md</w:t>
-      </w:r>
-      <w:r>
-        <w:t xml:space="preserve"> (which documents the source-side survey columns) and </w:t>
-      </w:r>
-      <w:r>
-        <w:rPr>
-          <w:b/>
-          <w:color w:val="2E74B5"/>
-        </w:rPr>
-        <w:t>TRACKER.md</w:t>
-      </w:r>
-      <w:r>
-        <w:t xml:space="preserve"> (the spec/contract for the metric layer). All formulas match the implementation in </w:t>
-      </w:r>
-      <w:r>
-        <w:rPr>
-          <w:rFonts w:ascii="Consolas" w:hAnsi="Consolas"/>
-          <w:color w:val="2E74B5"/>
-          <w:sz w:val="20"/>
-        </w:rPr>
-        <w:t>metrics.py</w:t>
-      </w:r>
-      <w:r>
-        <w:t xml:space="preserve"> and </w:t>
-      </w:r>
-      <w:r>
-        <w:rPr>
-          <w:rFonts w:ascii="Consolas" w:hAnsi="Consolas"/>
-          <w:color w:val="2E74B5"/>
-          <w:sz w:val="20"/>
-        </w:rPr>
-        <w:t>normalize.py</w:t>
-      </w:r>
-      <w:r>
-        <w:t>.</w:t>
+        <w:t>This document explains every metric that appears on the AI Use Impact Tracker dashboard, including the exact formulas, denominators, suppression rules, confidence intervals, and how the Period filter pools months together.</w:t>
       </w:r>
     </w:p>
     <w:p>
@@ -114,7 +78,7 @@
           <w:color w:val="1F4E79"/>
           <w:sz w:val="30"/>
         </w:rPr>
-        <w:t>1. Building Blocks</w:t>
+        <w:t>1. Core Analytical Building Blocks</w:t>
       </w:r>
     </w:p>
     <w:p>
@@ -122,21 +86,21 @@
         <w:spacing w:after="120" w:line="288" w:lineRule="auto"/>
       </w:pPr>
       <w:r>
-        <w:t>Every metric is computed from one row per respondent per month. Three derived fields drive almost everything else.</w:t>
+        <w:t>All metrics are calculated from one survey response per participant per month. Three primary inputs drive the framework.</w:t>
       </w:r>
     </w:p>
     <w:p>
       <w:pPr>
         <w:keepNext/>
-        <w:spacing w:before="200" w:after="60"/>
+        <w:spacing w:before="280" w:after="80"/>
       </w:pPr>
       <w:r>
         <w:rPr>
           <w:b/>
           <w:color w:val="2E74B5"/>
-          <w:sz w:val="22"/>
+          <w:sz w:val="24"/>
         </w:rPr>
-        <w:t>ai_freq_int — AI-use frequency (0–6 ordinal scale)</w:t>
+        <w:t>1.1  AI-Use Frequency Scale</w:t>
       </w:r>
     </w:p>
     <w:p>
@@ -144,7 +108,7 @@
         <w:spacing w:after="120" w:line="288" w:lineRule="auto"/>
       </w:pPr>
       <w:r>
-        <w:t>Mapped from the raw ai_freq text answer:</w:t>
+        <w:t>Each respondent indicates how often they use AI tools. Their answer is mapped to a 0–6 ordinal scale:</w:t>
       </w:r>
     </w:p>
     <w:tbl>
@@ -188,7 +152,7 @@
                 <w:color w:val="FFFFFF"/>
                 <w:sz w:val="19"/>
               </w:rPr>
-              <w:t>Integer</w:t>
+              <w:t>Level</w:t>
             </w:r>
           </w:p>
         </w:tc>
@@ -238,7 +202,7 @@
                 <w:color w:val="FFFFFF"/>
                 <w:sz w:val="19"/>
               </w:rPr>
-              <w:t>Raw text mapped</w:t>
+              <w:t>Survey response</w:t>
             </w:r>
           </w:p>
         </w:tc>
@@ -655,7 +619,7 @@
               <w:rPr>
                 <w:sz w:val="19"/>
               </w:rPr>
-              <w:t>“Constantly”, “Constamment”, “Constantly (when awake)”</w:t>
+              <w:t>“Constantly” or equivalent</w:t>
             </w:r>
           </w:p>
         </w:tc>
@@ -728,163 +692,19 @@
           </w:p>
         </w:tc>
       </w:tr>
-      <w:tr>
-        <w:tc>
-          <w:tcPr>
-            <w:tcW w:type="dxa" w:w="1008"/>
-            <w:tcMar>
-              <w:top w:w="70" w:type="dxa"/>
-              <w:bottom w:w="70" w:type="dxa"/>
-              <w:left w:w="150" w:type="dxa"/>
-              <w:right w:w="150" w:type="dxa"/>
-            </w:tcMar>
-            <w:shd w:val="clear" w:color="auto" w:fill="F9F9F9"/>
-          </w:tcPr>
-          <w:p>
-            <w:pPr>
-              <w:jc w:val="center"/>
-            </w:pPr>
-            <w:r>
-              <w:rPr>
-                <w:sz w:val="19"/>
-              </w:rPr>
-              <w:t>—</w:t>
-            </w:r>
-          </w:p>
-        </w:tc>
-        <w:tc>
-          <w:tcPr>
-            <w:tcW w:type="dxa" w:w="1440"/>
-            <w:tcMar>
-              <w:top w:w="70" w:type="dxa"/>
-              <w:bottom w:w="70" w:type="dxa"/>
-              <w:left w:w="150" w:type="dxa"/>
-              <w:right w:w="150" w:type="dxa"/>
-            </w:tcMar>
-            <w:shd w:val="clear" w:color="auto" w:fill="F9F9F9"/>
-          </w:tcPr>
-          <w:p>
-            <w:pPr>
-              <w:jc w:val="left"/>
-            </w:pPr>
-            <w:r>
-              <w:rPr>
-                <w:sz w:val="19"/>
-              </w:rPr>
-              <w:t>null</w:t>
-            </w:r>
-          </w:p>
-        </w:tc>
-        <w:tc>
-          <w:tcPr>
-            <w:tcW w:type="dxa" w:w="6912"/>
-            <w:tcMar>
-              <w:top w:w="70" w:type="dxa"/>
-              <w:bottom w:w="70" w:type="dxa"/>
-              <w:left w:w="150" w:type="dxa"/>
-              <w:right w:w="150" w:type="dxa"/>
-            </w:tcMar>
-            <w:shd w:val="clear" w:color="auto" w:fill="F9F9F9"/>
-          </w:tcPr>
-          <w:p>
-            <w:pPr>
-              <w:jc w:val="left"/>
-            </w:pPr>
-            <w:r>
-              <w:rPr>
-                <w:sz w:val="19"/>
-              </w:rPr>
-              <w:t>“N/A” or anything not recognised</w:t>
-            </w:r>
-          </w:p>
-        </w:tc>
-      </w:tr>
     </w:tbl>
     <w:p>
       <w:pPr>
         <w:keepNext/>
-        <w:spacing w:before="200" w:after="60"/>
+        <w:spacing w:before="280" w:after="80"/>
       </w:pPr>
       <w:r>
         <w:rPr>
           <w:b/>
           <w:color w:val="2E74B5"/>
-          <w:sz w:val="22"/>
+          <w:sz w:val="24"/>
         </w:rPr>
-        <w:t>is_user — does this respondent use AI at all?</w:t>
-      </w:r>
-    </w:p>
-    <w:p>
-      <w:pPr>
-        <w:spacing w:before="120" w:after="240"/>
-        <w:jc w:val="left"/>
-      </w:pPr>
-      <m:oMathPara>
-        <m:oMath>
-          <m:sSub>
-            <m:e>
-              <m:r>
-                <m:t>is</m:t>
-              </m:r>
-            </m:e>
-            <m:sub>
-              <m:r>
-                <m:t>user</m:t>
-              </m:r>
-            </m:sub>
-          </m:sSub>
-          <m:r>
-            <m:t> = </m:t>
-          </m:r>
-          <m:r>
-            <m:t>𝟙</m:t>
-          </m:r>
-          <m:d>
-            <m:dPr>
-              <m:begChr m:val="["/>
-              <m:endChr m:val="]"/>
-            </m:dPr>
-            <m:e>
-              <m:sSub>
-                <m:e>
-                  <m:r>
-                    <m:t>ai_freq</m:t>
-                  </m:r>
-                </m:e>
-                <m:sub>
-                  <m:r>
-                    <m:t>int</m:t>
-                  </m:r>
-                </m:sub>
-              </m:sSub>
-              <m:r>
-                <m:t> ≥ 1</m:t>
-              </m:r>
-            </m:e>
-          </m:d>
-        </m:oMath>
-      </m:oMathPara>
-    </w:p>
-    <w:p>
-      <w:pPr>
-        <w:spacing w:after="120" w:line="288" w:lineRule="auto"/>
-      </w:pPr>
-      <w:r>
-        <w:t>A respondent at level 0 (“Never”) is not an AI user.</w:t>
-      </w:r>
-    </w:p>
-    <w:p>
-      <w:pPr>
-        <w:keepNext/>
-        <w:spacing w:before="200" w:after="60"/>
-      </w:pPr>
-      <w:r>
-        <w:rPr>
-          <w:b/>
-          <w:color w:val="2E74B5"/>
-          <w:sz w:val="22"/>
-        </w:rPr>
-        <w:t>Impact flags — one-hot from ai_impact_work</w:t>
+        <w:t>1.2  AI User Status</w:t>
       </w:r>
     </w:p>
     <w:p>
@@ -892,701 +712,30 @@
         <w:spacing w:after="120" w:line="288" w:lineRule="auto"/>
       </w:pPr>
       <w:r>
-        <w:t>The pipe-delimited ai_impact_work answer is split into nine boolean columns; each respondent can have multiple flags set true.</w:t>
+        <w:t>A respondent is classified as an AI user if their frequency level is 1 or higher (i.e., they use AI at all). Anyone at level 0 (“Never”) is a non-user.</w:t>
       </w:r>
     </w:p>
-    <w:tbl>
-      <w:tblPr>
-        <w:tblBorders>
-          <w:top w:val="single" w:sz="4" w:space="0" w:color="CCCCCC"/>
-          <w:start w:val="single" w:sz="4" w:space="0" w:color="CCCCCC"/>
-          <w:bottom w:val="single" w:sz="4" w:space="0" w:color="CCCCCC"/>
-          <w:end w:val="single" w:sz="4" w:space="0" w:color="CCCCCC"/>
-          <w:insideH w:val="single" w:sz="4" w:space="0" w:color="CCCCCC"/>
-          <w:insideV w:val="single" w:sz="4" w:space="0" w:color="CCCCCC"/>
-        </w:tblBorders>
-        <w:tblW w:type="auto" w:w="0"/>
-        <w:jc w:val="center"/>
-        <w:tblLook w:firstColumn="1" w:firstRow="1" w:lastColumn="0" w:lastRow="0" w:noHBand="0" w:noVBand="1" w:val="04A0"/>
-      </w:tblPr>
-      <w:tblGrid>
-        <w:gridCol w:w="4680"/>
-        <w:gridCol w:w="4680"/>
-      </w:tblGrid>
-      <w:tr>
-        <w:tc>
-          <w:tcPr>
-            <w:tcW w:type="dxa" w:w="3600"/>
-            <w:shd w:val="clear" w:color="auto" w:fill="1F4E79"/>
-            <w:tcMar>
-              <w:top w:w="100" w:type="dxa"/>
-              <w:bottom w:w="100" w:type="dxa"/>
-              <w:left w:w="150" w:type="dxa"/>
-              <w:right w:w="150" w:type="dxa"/>
-            </w:tcMar>
-          </w:tcPr>
-          <w:p>
-            <w:pPr>
-              <w:jc w:val="left"/>
-            </w:pPr>
-            <w:r>
-              <w:rPr>
-                <w:b/>
-                <w:color w:val="FFFFFF"/>
-                <w:sz w:val="19"/>
-              </w:rPr>
-              <w:t>Flag</w:t>
-            </w:r>
-          </w:p>
-        </w:tc>
-        <w:tc>
-          <w:tcPr>
-            <w:tcW w:type="dxa" w:w="5760"/>
-            <w:shd w:val="clear" w:color="auto" w:fill="1F4E79"/>
-            <w:tcMar>
-              <w:top w:w="100" w:type="dxa"/>
-              <w:bottom w:w="100" w:type="dxa"/>
-              <w:left w:w="150" w:type="dxa"/>
-              <w:right w:w="150" w:type="dxa"/>
-            </w:tcMar>
-          </w:tcPr>
-          <w:p>
-            <w:pPr>
-              <w:jc w:val="left"/>
-            </w:pPr>
-            <w:r>
-              <w:rPr>
-                <w:b/>
-                <w:color w:val="FFFFFF"/>
-                <w:sz w:val="19"/>
-              </w:rPr>
-              <w:t>Triggered by answer</w:t>
-            </w:r>
-          </w:p>
-        </w:tc>
-      </w:tr>
-      <w:tr>
-        <w:tc>
-          <w:tcPr>
-            <w:tcW w:type="dxa" w:w="3600"/>
-            <w:tcMar>
-              <w:top w:w="70" w:type="dxa"/>
-              <w:bottom w:w="70" w:type="dxa"/>
-              <w:left w:w="150" w:type="dxa"/>
-              <w:right w:w="150" w:type="dxa"/>
-            </w:tcMar>
-          </w:tcPr>
-          <w:p>
-            <w:pPr>
-              <w:jc w:val="left"/>
-            </w:pPr>
-            <w:r>
-              <w:rPr>
-                <w:rFonts w:ascii="Consolas" w:hAnsi="Consolas"/>
-                <w:sz w:val="18"/>
-              </w:rPr>
-              <w:t>impact_improved_quality</w:t>
-            </w:r>
-          </w:p>
-        </w:tc>
-        <w:tc>
-          <w:tcPr>
-            <w:tcW w:type="dxa" w:w="5760"/>
-            <w:tcMar>
-              <w:top w:w="70" w:type="dxa"/>
-              <w:bottom w:w="70" w:type="dxa"/>
-              <w:left w:w="150" w:type="dxa"/>
-              <w:right w:w="150" w:type="dxa"/>
-            </w:tcMar>
-          </w:tcPr>
-          <w:p>
-            <w:pPr>
-              <w:jc w:val="left"/>
-            </w:pPr>
-            <w:r>
-              <w:rPr>
-                <w:sz w:val="19"/>
-              </w:rPr>
-              <w:t>“Improved my work quality or output”</w:t>
-            </w:r>
-          </w:p>
-        </w:tc>
-      </w:tr>
-      <w:tr>
-        <w:tc>
-          <w:tcPr>
-            <w:tcW w:type="dxa" w:w="3600"/>
-            <w:tcMar>
-              <w:top w:w="70" w:type="dxa"/>
-              <w:bottom w:w="70" w:type="dxa"/>
-              <w:left w:w="150" w:type="dxa"/>
-              <w:right w:w="150" w:type="dxa"/>
-            </w:tcMar>
-            <w:shd w:val="clear" w:color="auto" w:fill="F9F9F9"/>
-          </w:tcPr>
-          <w:p>
-            <w:pPr>
-              <w:jc w:val="left"/>
-            </w:pPr>
-            <w:r>
-              <w:rPr>
-                <w:rFonts w:ascii="Consolas" w:hAnsi="Consolas"/>
-                <w:sz w:val="18"/>
-              </w:rPr>
-              <w:t>impact_new_opportunities</w:t>
-            </w:r>
-          </w:p>
-        </w:tc>
-        <w:tc>
-          <w:tcPr>
-            <w:tcW w:type="dxa" w:w="5760"/>
-            <w:tcMar>
-              <w:top w:w="70" w:type="dxa"/>
-              <w:bottom w:w="70" w:type="dxa"/>
-              <w:left w:w="150" w:type="dxa"/>
-              <w:right w:w="150" w:type="dxa"/>
-            </w:tcMar>
-            <w:shd w:val="clear" w:color="auto" w:fill="F9F9F9"/>
-          </w:tcPr>
-          <w:p>
-            <w:pPr>
-              <w:jc w:val="left"/>
-            </w:pPr>
-            <w:r>
-              <w:rPr>
-                <w:sz w:val="19"/>
-              </w:rPr>
-              <w:t>“Created new job or income opportunities”</w:t>
-            </w:r>
-          </w:p>
-        </w:tc>
-      </w:tr>
-      <w:tr>
-        <w:tc>
-          <w:tcPr>
-            <w:tcW w:type="dxa" w:w="3600"/>
-            <w:tcMar>
-              <w:top w:w="70" w:type="dxa"/>
-              <w:bottom w:w="70" w:type="dxa"/>
-              <w:left w:w="150" w:type="dxa"/>
-              <w:right w:w="150" w:type="dxa"/>
-            </w:tcMar>
-          </w:tcPr>
-          <w:p>
-            <w:pPr>
-              <w:jc w:val="left"/>
-            </w:pPr>
-            <w:r>
-              <w:rPr>
-                <w:rFonts w:ascii="Consolas" w:hAnsi="Consolas"/>
-                <w:sz w:val="18"/>
-              </w:rPr>
-              <w:t>impact_adaptation_pressure</w:t>
-            </w:r>
-          </w:p>
-        </w:tc>
-        <w:tc>
-          <w:tcPr>
-            <w:tcW w:type="dxa" w:w="5760"/>
-            <w:tcMar>
-              <w:top w:w="70" w:type="dxa"/>
-              <w:bottom w:w="70" w:type="dxa"/>
-              <w:left w:w="150" w:type="dxa"/>
-              <w:right w:w="150" w:type="dxa"/>
-            </w:tcMar>
-          </w:tcPr>
-          <w:p>
-            <w:pPr>
-              <w:jc w:val="left"/>
-            </w:pPr>
-            <w:r>
-              <w:rPr>
-                <w:sz w:val="19"/>
-              </w:rPr>
-              <w:t>“Increased pressure to adapt or work faster”</w:t>
-            </w:r>
-          </w:p>
-        </w:tc>
-      </w:tr>
-      <w:tr>
-        <w:tc>
-          <w:tcPr>
-            <w:tcW w:type="dxa" w:w="3600"/>
-            <w:tcMar>
-              <w:top w:w="70" w:type="dxa"/>
-              <w:bottom w:w="70" w:type="dxa"/>
-              <w:left w:w="150" w:type="dxa"/>
-              <w:right w:w="150" w:type="dxa"/>
-            </w:tcMar>
-            <w:shd w:val="clear" w:color="auto" w:fill="F9F9F9"/>
-          </w:tcPr>
-          <w:p>
-            <w:pPr>
-              <w:jc w:val="left"/>
-            </w:pPr>
-            <w:r>
-              <w:rPr>
-                <w:rFonts w:ascii="Consolas" w:hAnsi="Consolas"/>
-                <w:sz w:val="18"/>
-              </w:rPr>
-              <w:t>impact_job_anxiety</w:t>
-            </w:r>
-          </w:p>
-        </w:tc>
-        <w:tc>
-          <w:tcPr>
-            <w:tcW w:type="dxa" w:w="5760"/>
-            <w:tcMar>
-              <w:top w:w="70" w:type="dxa"/>
-              <w:bottom w:w="70" w:type="dxa"/>
-              <w:left w:w="150" w:type="dxa"/>
-              <w:right w:w="150" w:type="dxa"/>
-            </w:tcMar>
-            <w:shd w:val="clear" w:color="auto" w:fill="F9F9F9"/>
-          </w:tcPr>
-          <w:p>
-            <w:pPr>
-              <w:jc w:val="left"/>
-            </w:pPr>
-            <w:r>
-              <w:rPr>
-                <w:sz w:val="19"/>
-              </w:rPr>
-              <w:t>“Made me worry about the future of my job or industry”</w:t>
-            </w:r>
-          </w:p>
-        </w:tc>
-      </w:tr>
-      <w:tr>
-        <w:tc>
-          <w:tcPr>
-            <w:tcW w:type="dxa" w:w="3600"/>
-            <w:tcMar>
-              <w:top w:w="70" w:type="dxa"/>
-              <w:bottom w:w="70" w:type="dxa"/>
-              <w:left w:w="150" w:type="dxa"/>
-              <w:right w:w="150" w:type="dxa"/>
-            </w:tcMar>
-          </w:tcPr>
-          <w:p>
-            <w:pPr>
-              <w:jc w:val="left"/>
-            </w:pPr>
-            <w:r>
-              <w:rPr>
-                <w:rFonts w:ascii="Consolas" w:hAnsi="Consolas"/>
-                <w:sz w:val="18"/>
-              </w:rPr>
-              <w:t>impact_job_loss</w:t>
-            </w:r>
-          </w:p>
-        </w:tc>
-        <w:tc>
-          <w:tcPr>
-            <w:tcW w:type="dxa" w:w="5760"/>
-            <w:tcMar>
-              <w:top w:w="70" w:type="dxa"/>
-              <w:bottom w:w="70" w:type="dxa"/>
-              <w:left w:w="150" w:type="dxa"/>
-              <w:right w:w="150" w:type="dxa"/>
-            </w:tcMar>
-          </w:tcPr>
-          <w:p>
-            <w:pPr>
-              <w:jc w:val="left"/>
-            </w:pPr>
-            <w:r>
-              <w:rPr>
-                <w:sz w:val="19"/>
-              </w:rPr>
-              <w:t>“Caused me to lose my job”</w:t>
-            </w:r>
-          </w:p>
-        </w:tc>
-      </w:tr>
-      <w:tr>
-        <w:tc>
-          <w:tcPr>
-            <w:tcW w:type="dxa" w:w="3600"/>
-            <w:tcMar>
-              <w:top w:w="70" w:type="dxa"/>
-              <w:bottom w:w="70" w:type="dxa"/>
-              <w:left w:w="150" w:type="dxa"/>
-              <w:right w:w="150" w:type="dxa"/>
-            </w:tcMar>
-            <w:shd w:val="clear" w:color="auto" w:fill="F9F9F9"/>
-          </w:tcPr>
-          <w:p>
-            <w:pPr>
-              <w:jc w:val="left"/>
-            </w:pPr>
-            <w:r>
-              <w:rPr>
-                <w:rFonts w:ascii="Consolas" w:hAnsi="Consolas"/>
-                <w:sz w:val="18"/>
-              </w:rPr>
-              <w:t>impact_reduced_income</w:t>
-            </w:r>
-          </w:p>
-        </w:tc>
-        <w:tc>
-          <w:tcPr>
-            <w:tcW w:type="dxa" w:w="5760"/>
-            <w:tcMar>
-              <w:top w:w="70" w:type="dxa"/>
-              <w:bottom w:w="70" w:type="dxa"/>
-              <w:left w:w="150" w:type="dxa"/>
-              <w:right w:w="150" w:type="dxa"/>
-            </w:tcMar>
-            <w:shd w:val="clear" w:color="auto" w:fill="F9F9F9"/>
-          </w:tcPr>
-          <w:p>
-            <w:pPr>
-              <w:jc w:val="left"/>
-            </w:pPr>
-            <w:r>
-              <w:rPr>
-                <w:sz w:val="19"/>
-              </w:rPr>
-              <w:t>“Reduced my income or made it harder to find work”</w:t>
-            </w:r>
-          </w:p>
-        </w:tc>
-      </w:tr>
-      <w:tr>
-        <w:tc>
-          <w:tcPr>
-            <w:tcW w:type="dxa" w:w="3600"/>
-            <w:tcMar>
-              <w:top w:w="70" w:type="dxa"/>
-              <w:bottom w:w="70" w:type="dxa"/>
-              <w:left w:w="150" w:type="dxa"/>
-              <w:right w:w="150" w:type="dxa"/>
-            </w:tcMar>
-          </w:tcPr>
-          <w:p>
-            <w:pPr>
-              <w:jc w:val="left"/>
-            </w:pPr>
-            <w:r>
-              <w:rPr>
-                <w:rFonts w:ascii="Consolas" w:hAnsi="Consolas"/>
-                <w:sz w:val="18"/>
-              </w:rPr>
-              <w:t>impact_none</w:t>
-            </w:r>
-          </w:p>
-        </w:tc>
-        <w:tc>
-          <w:tcPr>
-            <w:tcW w:type="dxa" w:w="5760"/>
-            <w:tcMar>
-              <w:top w:w="70" w:type="dxa"/>
-              <w:bottom w:w="70" w:type="dxa"/>
-              <w:left w:w="150" w:type="dxa"/>
-              <w:right w:w="150" w:type="dxa"/>
-            </w:tcMar>
-          </w:tcPr>
-          <w:p>
-            <w:pPr>
-              <w:jc w:val="left"/>
-            </w:pPr>
-            <w:r>
-              <w:rPr>
-                <w:sz w:val="19"/>
-              </w:rPr>
-              <w:t>“No impact”</w:t>
-            </w:r>
-          </w:p>
-        </w:tc>
-      </w:tr>
-      <w:tr>
-        <w:tc>
-          <w:tcPr>
-            <w:tcW w:type="dxa" w:w="3600"/>
-            <w:tcMar>
-              <w:top w:w="70" w:type="dxa"/>
-              <w:bottom w:w="70" w:type="dxa"/>
-              <w:left w:w="150" w:type="dxa"/>
-              <w:right w:w="150" w:type="dxa"/>
-            </w:tcMar>
-            <w:shd w:val="clear" w:color="auto" w:fill="F9F9F9"/>
-          </w:tcPr>
-          <w:p>
-            <w:pPr>
-              <w:jc w:val="left"/>
-            </w:pPr>
-            <w:r>
-              <w:rPr>
-                <w:rFonts w:ascii="Consolas" w:hAnsi="Consolas"/>
-                <w:sz w:val="18"/>
-              </w:rPr>
-              <w:t>impact_other</w:t>
-            </w:r>
-          </w:p>
-        </w:tc>
-        <w:tc>
-          <w:tcPr>
-            <w:tcW w:type="dxa" w:w="5760"/>
-            <w:tcMar>
-              <w:top w:w="70" w:type="dxa"/>
-              <w:bottom w:w="70" w:type="dxa"/>
-              <w:left w:w="150" w:type="dxa"/>
-              <w:right w:w="150" w:type="dxa"/>
-            </w:tcMar>
-            <w:shd w:val="clear" w:color="auto" w:fill="F9F9F9"/>
-          </w:tcPr>
-          <w:p>
-            <w:pPr>
-              <w:jc w:val="left"/>
-            </w:pPr>
-            <w:r>
-              <w:rPr>
-                <w:sz w:val="19"/>
-              </w:rPr>
-              <w:t>“Another impact not listed here” (plus any unknown raw option)</w:t>
-            </w:r>
-          </w:p>
-        </w:tc>
-      </w:tr>
-      <w:tr>
-        <w:tc>
-          <w:tcPr>
-            <w:tcW w:type="dxa" w:w="3600"/>
-            <w:tcMar>
-              <w:top w:w="70" w:type="dxa"/>
-              <w:bottom w:w="70" w:type="dxa"/>
-              <w:left w:w="150" w:type="dxa"/>
-              <w:right w:w="150" w:type="dxa"/>
-            </w:tcMar>
-          </w:tcPr>
-          <w:p>
-            <w:pPr>
-              <w:jc w:val="left"/>
-            </w:pPr>
-            <w:r>
-              <w:rPr>
-                <w:rFonts w:ascii="Consolas" w:hAnsi="Consolas"/>
-                <w:sz w:val="18"/>
-              </w:rPr>
-              <w:t>impact_not_sure</w:t>
-            </w:r>
-          </w:p>
-        </w:tc>
-        <w:tc>
-          <w:tcPr>
-            <w:tcW w:type="dxa" w:w="5760"/>
-            <w:tcMar>
-              <w:top w:w="70" w:type="dxa"/>
-              <w:bottom w:w="70" w:type="dxa"/>
-              <w:left w:w="150" w:type="dxa"/>
-              <w:right w:w="150" w:type="dxa"/>
-            </w:tcMar>
-          </w:tcPr>
-          <w:p>
-            <w:pPr>
-              <w:jc w:val="left"/>
-            </w:pPr>
-            <w:r>
-              <w:rPr>
-                <w:sz w:val="19"/>
-              </w:rPr>
-              <w:t>“Not sure”</w:t>
-            </w:r>
-          </w:p>
-        </w:tc>
-      </w:tr>
-      <w:tr>
-        <w:tc>
-          <w:tcPr>
-            <w:tcW w:type="dxa" w:w="3600"/>
-            <w:tcMar>
-              <w:top w:w="70" w:type="dxa"/>
-              <w:bottom w:w="70" w:type="dxa"/>
-              <w:left w:w="150" w:type="dxa"/>
-              <w:right w:w="150" w:type="dxa"/>
-            </w:tcMar>
-            <w:shd w:val="clear" w:color="auto" w:fill="F9F9F9"/>
-          </w:tcPr>
-          <w:p>
-            <w:pPr>
-              <w:jc w:val="left"/>
-            </w:pPr>
-            <w:r>
-              <w:rPr>
-                <w:rFonts w:ascii="Consolas" w:hAnsi="Consolas"/>
-                <w:sz w:val="18"/>
-              </w:rPr>
-              <w:t>impact_na</w:t>
-            </w:r>
-          </w:p>
-        </w:tc>
-        <w:tc>
-          <w:tcPr>
-            <w:tcW w:type="dxa" w:w="5760"/>
-            <w:tcMar>
-              <w:top w:w="70" w:type="dxa"/>
-              <w:bottom w:w="70" w:type="dxa"/>
-              <w:left w:w="150" w:type="dxa"/>
-              <w:right w:w="150" w:type="dxa"/>
-            </w:tcMar>
-            <w:shd w:val="clear" w:color="auto" w:fill="F9F9F9"/>
-          </w:tcPr>
-          <w:p>
-            <w:pPr>
-              <w:jc w:val="left"/>
-            </w:pPr>
-            <w:r>
-              <w:rPr>
-                <w:sz w:val="19"/>
-              </w:rPr>
-              <w:t>Raw value was null / N/A / blank</w:t>
-            </w:r>
-          </w:p>
-        </w:tc>
-      </w:tr>
-    </w:tbl>
+    <w:p>
+      <w:pPr>
+        <w:keepNext/>
+        <w:spacing w:before="280" w:after="80"/>
+      </w:pPr>
+      <w:r>
+        <w:rPr>
+          <w:b/>
+          <w:color w:val="2E74B5"/>
+          <w:sz w:val="24"/>
+        </w:rPr>
+        <w:t>1.3  Workplace Impact Responses</w:t>
+      </w:r>
+    </w:p>
     <w:p>
       <w:pPr>
         <w:spacing w:after="120" w:line="288" w:lineRule="auto"/>
       </w:pPr>
       <w:r>
-        <w:t>Two derived boolean columns roll the flags into a positive / negative direction:</w:t>
+        <w:t>Each respondent who uses AI is asked how it has affected their work. They can select multiple answers from a list. These answers fall into three groups:</w:t>
       </w:r>
-    </w:p>
-    <w:p>
-      <w:pPr>
-        <w:spacing w:before="120" w:after="240"/>
-        <w:jc w:val="left"/>
-      </w:pPr>
-      <m:oMathPara>
-        <m:oMath>
-          <m:sSub>
-            <m:e>
-              <m:r>
-                <m:t>is</m:t>
-              </m:r>
-            </m:e>
-            <m:sub>
-              <m:r>
-                <m:t>positive</m:t>
-              </m:r>
-            </m:sub>
-          </m:sSub>
-          <m:r>
-            <m:t> = </m:t>
-          </m:r>
-          <m:sSub>
-            <m:e>
-              <m:r>
-                <m:t>impact_improved</m:t>
-              </m:r>
-            </m:e>
-            <m:sub>
-              <m:r>
-                <m:t>quality</m:t>
-              </m:r>
-            </m:sub>
-          </m:sSub>
-          <m:r>
-            <m:t> ∨ </m:t>
-          </m:r>
-          <m:sSub>
-            <m:e>
-              <m:r>
-                <m:t>impact_new</m:t>
-              </m:r>
-            </m:e>
-            <m:sub>
-              <m:r>
-                <m:t>opportunities</m:t>
-              </m:r>
-            </m:sub>
-          </m:sSub>
-        </m:oMath>
-      </m:oMathPara>
-    </w:p>
-    <w:p>
-      <w:pPr>
-        <w:spacing w:before="120" w:after="240"/>
-        <w:jc w:val="left"/>
-      </w:pPr>
-      <m:oMathPara>
-        <m:oMath>
-          <m:sSub>
-            <m:e>
-              <m:r>
-                <m:t>is</m:t>
-              </m:r>
-            </m:e>
-            <m:sub>
-              <m:r>
-                <m:t>negative</m:t>
-              </m:r>
-            </m:sub>
-          </m:sSub>
-          <m:r>
-            <m:t> = </m:t>
-          </m:r>
-          <m:sSub>
-            <m:e>
-              <m:r>
-                <m:t>impact_adaptation</m:t>
-              </m:r>
-            </m:e>
-            <m:sub>
-              <m:r>
-                <m:t>pressure</m:t>
-              </m:r>
-            </m:sub>
-          </m:sSub>
-          <m:r>
-            <m:t> ∨ </m:t>
-          </m:r>
-          <m:sSub>
-            <m:e>
-              <m:r>
-                <m:t>impact_job</m:t>
-              </m:r>
-            </m:e>
-            <m:sub>
-              <m:r>
-                <m:t>anxiety</m:t>
-              </m:r>
-            </m:sub>
-          </m:sSub>
-          <m:r>
-            <m:t> ∨ </m:t>
-          </m:r>
-          <m:sSub>
-            <m:e>
-              <m:r>
-                <m:t>impact_job</m:t>
-              </m:r>
-            </m:e>
-            <m:sub>
-              <m:r>
-                <m:t>loss</m:t>
-              </m:r>
-            </m:sub>
-          </m:sSub>
-          <m:r>
-            <m:t> ∨ </m:t>
-          </m:r>
-          <m:sSub>
-            <m:e>
-              <m:r>
-                <m:t>impact_reduced</m:t>
-              </m:r>
-            </m:e>
-            <m:sub>
-              <m:r>
-                <m:t>income</m:t>
-              </m:r>
-            </m:sub>
-          </m:sSub>
-        </m:oMath>
-      </m:oMathPara>
     </w:p>
     <w:p>
       <w:pPr>
@@ -1594,52 +743,122 @@
       </w:pPr>
       <w:r>
         <w:rPr>
-          <w:rFonts w:ascii="Consolas" w:hAnsi="Consolas"/>
-          <w:color w:val="2E74B5"/>
-          <w:sz w:val="20"/>
+          <w:b/>
+          <w:color w:val="1A7F4E"/>
         </w:rPr>
-        <w:t>impact_none</w:t>
-      </w:r>
-      <w:r>
-        <w:t xml:space="preserve">, </w:t>
-      </w:r>
-      <w:r>
-        <w:rPr>
-          <w:rFonts w:ascii="Consolas" w:hAnsi="Consolas"/>
-          <w:color w:val="2E74B5"/>
-          <w:sz w:val="20"/>
-        </w:rPr>
-        <w:t>impact_other</w:t>
-      </w:r>
-      <w:r>
-        <w:t xml:space="preserve">, </w:t>
-      </w:r>
-      <w:r>
-        <w:rPr>
-          <w:rFonts w:ascii="Consolas" w:hAnsi="Consolas"/>
-          <w:color w:val="2E74B5"/>
-          <w:sz w:val="20"/>
-        </w:rPr>
-        <w:t>impact_not_sure</w:t>
-      </w:r>
-      <w:r>
-        <w:t xml:space="preserve">, and </w:t>
-      </w:r>
-      <w:r>
-        <w:rPr>
-          <w:rFonts w:ascii="Consolas" w:hAnsi="Consolas"/>
-          <w:color w:val="2E74B5"/>
-          <w:sz w:val="20"/>
-        </w:rPr>
-        <w:t>impact_na</w:t>
-      </w:r>
-      <w:r>
-        <w:t xml:space="preserve"> are treated as neither positive nor negative.</w:t>
+        <w:t>Positive impacts:</w:t>
       </w:r>
     </w:p>
     <w:p>
+      <w:pPr>
+        <w:pStyle w:val="ListNumber"/>
+        <w:spacing w:after="60" w:line="276" w:lineRule="auto"/>
+      </w:pPr>
       <w:r>
-        <w:br w:type="page"/>
+        <w:t>Improved my work quality or output</w:t>
+      </w:r>
+    </w:p>
+    <w:p>
+      <w:pPr>
+        <w:pStyle w:val="ListNumber"/>
+        <w:spacing w:after="60" w:line="276" w:lineRule="auto"/>
+      </w:pPr>
+      <w:r>
+        <w:t>Created new job or income opportunities</w:t>
+      </w:r>
+    </w:p>
+    <w:p>
+      <w:pPr>
+        <w:spacing w:after="120" w:line="288" w:lineRule="auto"/>
+      </w:pPr>
+      <w:r>
+        <w:rPr>
+          <w:b/>
+          <w:color w:val="B3261E"/>
+        </w:rPr>
+        <w:t>Negative impacts:</w:t>
+      </w:r>
+    </w:p>
+    <w:p>
+      <w:pPr>
+        <w:pStyle w:val="ListNumber"/>
+        <w:spacing w:after="60" w:line="276" w:lineRule="auto"/>
+      </w:pPr>
+      <w:r>
+        <w:t>Increased pressure to adapt or work faster</w:t>
+      </w:r>
+    </w:p>
+    <w:p>
+      <w:pPr>
+        <w:pStyle w:val="ListNumber"/>
+        <w:spacing w:after="60" w:line="276" w:lineRule="auto"/>
+      </w:pPr>
+      <w:r>
+        <w:t>Made me worry about the future of my job or industry</w:t>
+      </w:r>
+    </w:p>
+    <w:p>
+      <w:pPr>
+        <w:pStyle w:val="ListNumber"/>
+        <w:spacing w:after="60" w:line="276" w:lineRule="auto"/>
+      </w:pPr>
+      <w:r>
+        <w:t>Caused me to lose my job</w:t>
+      </w:r>
+    </w:p>
+    <w:p>
+      <w:pPr>
+        <w:pStyle w:val="ListNumber"/>
+        <w:spacing w:after="60" w:line="276" w:lineRule="auto"/>
+      </w:pPr>
+      <w:r>
+        <w:t>Reduced my income or made it harder to find work</w:t>
+      </w:r>
+    </w:p>
+    <w:p>
+      <w:pPr>
+        <w:spacing w:after="120" w:line="288" w:lineRule="auto"/>
+      </w:pPr>
+      <w:r>
+        <w:rPr>
+          <w:b/>
+        </w:rPr>
+        <w:t>Neutral / baseline:</w:t>
+      </w:r>
+    </w:p>
+    <w:p>
+      <w:pPr>
+        <w:pStyle w:val="ListBullet"/>
+        <w:spacing w:after="60" w:line="276" w:lineRule="auto"/>
+      </w:pPr>
+      <w:r>
+        <w:t>No impact</w:t>
+      </w:r>
+    </w:p>
+    <w:p>
+      <w:pPr>
+        <w:pStyle w:val="ListBullet"/>
+        <w:spacing w:after="60" w:line="276" w:lineRule="auto"/>
+      </w:pPr>
+      <w:r>
+        <w:t>Another impact not listed</w:t>
+      </w:r>
+    </w:p>
+    <w:p>
+      <w:pPr>
+        <w:pStyle w:val="ListBullet"/>
+        <w:spacing w:after="60" w:line="276" w:lineRule="auto"/>
+      </w:pPr>
+      <w:r>
+        <w:t>Not sure</w:t>
+      </w:r>
+    </w:p>
+    <w:p>
+      <w:pPr>
+        <w:spacing w:after="120" w:line="288" w:lineRule="auto"/>
+      </w:pPr>
+      <w:r>
+        <w:t>A respondent is tagged as having a positive impact if they selected at least one positive answer, and similarly for negative impact. These categories are not mutually exclusive — a respondent can report both positive and negative impacts.</w:t>
       </w:r>
     </w:p>
     <w:p>
@@ -1656,7 +875,7 @@
           <w:color w:val="1F4E79"/>
           <w:sz w:val="30"/>
         </w:rPr>
-        <w:t>2. Core Indicators</w:t>
+        <w:t>2. Core Population Indicators</w:t>
       </w:r>
     </w:p>
     <w:p>
@@ -1664,21 +883,21 @@
         <w:spacing w:after="120" w:line="288" w:lineRule="auto"/>
       </w:pPr>
       <w:r>
-        <w:t>These are reported for every stratum × month.</w:t>
+        <w:t>These base metrics are calculated independently for every demographic group and month.</w:t>
       </w:r>
     </w:p>
     <w:p>
       <w:pPr>
         <w:keepNext/>
-        <w:spacing w:before="200" w:after="60"/>
+        <w:spacing w:before="280" w:after="80"/>
       </w:pPr>
       <w:r>
         <w:rPr>
           <w:b/>
           <w:color w:val="2E74B5"/>
-          <w:sz w:val="22"/>
+          <w:sz w:val="24"/>
         </w:rPr>
-        <w:t>n_respondents</w:t>
+        <w:t>2.1  Total Respondents (N)</w:t>
       </w:r>
     </w:p>
     <w:p>
@@ -1686,7 +905,29 @@
         <w:spacing w:after="120" w:line="288" w:lineRule="auto"/>
       </w:pPr>
       <w:r>
-        <w:t>Plain count of respondents in the cell:</w:t>
+        <w:t>The count of all individuals who completed the survey in a given demographic group and month. This serves as the denominator for the adoption rate.</w:t>
+      </w:r>
+    </w:p>
+    <w:p>
+      <w:pPr>
+        <w:keepNext/>
+        <w:spacing w:before="280" w:after="80"/>
+      </w:pPr>
+      <w:r>
+        <w:rPr>
+          <w:b/>
+          <w:color w:val="2E74B5"/>
+          <w:sz w:val="24"/>
+        </w:rPr>
+        <w:t>2.2  Adoption Rate</w:t>
+      </w:r>
+    </w:p>
+    <w:p>
+      <w:pPr>
+        <w:spacing w:after="120" w:line="288" w:lineRule="auto"/>
+      </w:pPr>
+      <w:r>
+        <w:t>The proportion of respondents who use AI at all:</w:t>
       </w:r>
     </w:p>
     <w:p>
@@ -1697,8 +938,20 @@
       <m:oMathPara>
         <m:oMath>
           <m:r>
-            <m:t>N = |{ i : i ∈ stratum × month }|</m:t>
+            <m:t>Adoption Rate = </m:t>
           </m:r>
+          <m:f>
+            <m:num>
+              <m:r>
+                <m:t>Number of AI users</m:t>
+              </m:r>
+            </m:num>
+            <m:den>
+              <m:r>
+                <m:t>N</m:t>
+              </m:r>
+            </m:den>
+          </m:f>
         </m:oMath>
       </m:oMathPara>
     </w:p>
@@ -1707,21 +960,29 @@
         <w:spacing w:after="120" w:line="288" w:lineRule="auto"/>
       </w:pPr>
       <w:r>
-        <w:t>This is also the denominator for adoption_rate and freq_mean.</w:t>
+        <w:t>Ranges from 0 to 1 (0% to 100%).</w:t>
       </w:r>
     </w:p>
     <w:p>
       <w:pPr>
         <w:keepNext/>
-        <w:spacing w:before="200" w:after="60"/>
+        <w:spacing w:before="280" w:after="80"/>
       </w:pPr>
       <w:r>
         <w:rPr>
           <w:b/>
           <w:color w:val="2E74B5"/>
-          <w:sz w:val="22"/>
+          <w:sz w:val="24"/>
         </w:rPr>
-        <w:t>adoption_rate — share who use AI at all</w:t>
+        <w:t>2.3  Frequency Distribution</w:t>
+      </w:r>
+    </w:p>
+    <w:p>
+      <w:pPr>
+        <w:spacing w:after="120" w:line="288" w:lineRule="auto"/>
+      </w:pPr>
+      <w:r>
+        <w:t>For each frequency level (0 through 6), we compute the share of respondents at that level. The seven shares sum to 100%.</w:t>
       </w:r>
     </w:p>
     <w:p>
@@ -1731,25 +992,13 @@
       </w:pPr>
       <m:oMathPara>
         <m:oMath>
-          <m:sSub>
-            <m:e>
-              <m:r>
-                <m:t>adoption</m:t>
-              </m:r>
-            </m:e>
-            <m:sub>
-              <m:r>
-                <m:t>rate</m:t>
-              </m:r>
-            </m:sub>
-          </m:sSub>
           <m:r>
-            <m:t> = </m:t>
+            <m:t>Frequency Share(k) = </m:t>
           </m:r>
           <m:f>
             <m:num>
               <m:r>
-                <m:t>1</m:t>
+                <m:t>Respondents at level k</m:t>
               </m:r>
             </m:num>
             <m:den>
@@ -1758,222 +1007,8 @@
               </m:r>
             </m:den>
           </m:f>
-          <m:nary>
-            <m:naryPr>
-              <m:chr m:val="∑"/>
-              <m:limLoc m:val="undOvr"/>
-            </m:naryPr>
-            <m:sub>
-              <m:r>
-                <m:t>i=1</m:t>
-              </m:r>
-            </m:sub>
-            <m:sup>
-              <m:r>
-                <m:t>N</m:t>
-              </m:r>
-            </m:sup>
-            <m:e>
-              <m:r>
-                <m:t>𝟙[is_userᵢ]</m:t>
-              </m:r>
-            </m:e>
-          </m:nary>
         </m:oMath>
       </m:oMathPara>
-    </w:p>
-    <w:p>
-      <w:pPr>
-        <w:spacing w:after="120" w:line="288" w:lineRule="auto"/>
-      </w:pPr>
-      <w:r>
-        <w:t>Range [0, 1]. Includes respondents at every ai_freq level from “Rarely” upward.</w:t>
-      </w:r>
-    </w:p>
-    <w:p>
-      <w:pPr>
-        <w:keepNext/>
-        <w:spacing w:before="200" w:after="60"/>
-      </w:pPr>
-      <w:r>
-        <w:rPr>
-          <w:b/>
-          <w:color w:val="2E74B5"/>
-          <w:sz w:val="22"/>
-        </w:rPr>
-        <w:t>freq_mean — mean AI-use frequency (0–6 scale)</w:t>
-      </w:r>
-    </w:p>
-    <w:p>
-      <w:pPr>
-        <w:spacing w:before="120" w:after="240"/>
-        <w:jc w:val="left"/>
-      </w:pPr>
-      <m:oMathPara>
-        <m:oMath>
-          <m:sSub>
-            <m:e>
-              <m:r>
-                <m:t>freq</m:t>
-              </m:r>
-            </m:e>
-            <m:sub>
-              <m:r>
-                <m:t>mean</m:t>
-              </m:r>
-            </m:sub>
-          </m:sSub>
-          <m:r>
-            <m:t> = </m:t>
-          </m:r>
-          <m:f>
-            <m:num>
-              <m:r>
-                <m:t>1</m:t>
-              </m:r>
-            </m:num>
-            <m:den>
-              <m:r>
-                <m:t>N′</m:t>
-              </m:r>
-            </m:den>
-          </m:f>
-          <m:nary>
-            <m:naryPr>
-              <m:chr m:val="∑"/>
-              <m:limLoc m:val="undOvr"/>
-              <m:subHide m:val="1"/>
-              <m:supHide m:val="1"/>
-            </m:naryPr>
-            <m:sub/>
-            <m:sup/>
-            <m:e>
-              <m:r>
-                <m:t>ai_freq_intᵢ</m:t>
-              </m:r>
-            </m:e>
-          </m:nary>
-        </m:oMath>
-      </m:oMathPara>
-    </w:p>
-    <w:p>
-      <w:pPr>
-        <w:spacing w:after="120" w:line="288" w:lineRule="auto"/>
-      </w:pPr>
-      <w:r>
-        <w:t xml:space="preserve">Range [0, 6]. A </w:t>
-      </w:r>
-      <w:r>
-        <w:rPr>
-          <w:rFonts w:ascii="Consolas" w:hAnsi="Consolas"/>
-          <w:color w:val="2E74B5"/>
-          <w:sz w:val="20"/>
-        </w:rPr>
-        <w:t>freq_mean</w:t>
-      </w:r>
-      <w:r>
-        <w:t xml:space="preserve"> of 2.08 means roughly “monthly use” on average; 4.0 means “daily” on average.</w:t>
-      </w:r>
-    </w:p>
-    <w:p>
-      <w:pPr>
-        <w:spacing w:after="120"/>
-      </w:pPr>
-      <w:r>
-        <w:rPr>
-          <w:b/>
-          <w:i/>
-        </w:rPr>
-        <w:t xml:space="preserve">Note: </w:t>
-      </w:r>
-      <w:r>
-        <w:rPr>
-          <w:i/>
-        </w:rPr>
-        <w:t>freq_mean is computed and stored, but no longer surfaced as a selectable map metric on the redesigned dashboard.</w:t>
-      </w:r>
-    </w:p>
-    <w:p>
-      <w:pPr>
-        <w:keepNext/>
-        <w:spacing w:before="200" w:after="60"/>
-      </w:pPr>
-      <w:r>
-        <w:rPr>
-          <w:b/>
-          <w:color w:val="2E74B5"/>
-          <w:sz w:val="22"/>
-        </w:rPr>
-        <w:t>freq_share₀ … freq_share₆ — distribution</w:t>
-      </w:r>
-    </w:p>
-    <w:p>
-      <w:pPr>
-        <w:spacing w:after="120" w:line="288" w:lineRule="auto"/>
-      </w:pPr>
-      <w:r>
-        <w:t>For each ordinal level k = 0, …, 6:</w:t>
-      </w:r>
-    </w:p>
-    <w:p>
-      <w:pPr>
-        <w:spacing w:before="120" w:after="240"/>
-        <w:jc w:val="left"/>
-      </w:pPr>
-      <m:oMathPara>
-        <m:oMath>
-          <m:sSub>
-            <m:e>
-              <m:r>
-                <m:t>freq_share</m:t>
-              </m:r>
-            </m:e>
-            <m:sub>
-              <m:r>
-                <m:t>k</m:t>
-              </m:r>
-            </m:sub>
-          </m:sSub>
-          <m:r>
-            <m:t> = </m:t>
-          </m:r>
-          <m:f>
-            <m:num>
-              <m:r>
-                <m:t>1</m:t>
-              </m:r>
-            </m:num>
-            <m:den>
-              <m:r>
-                <m:t>N′</m:t>
-              </m:r>
-            </m:den>
-          </m:f>
-          <m:nary>
-            <m:naryPr>
-              <m:chr m:val="∑"/>
-              <m:limLoc m:val="undOvr"/>
-              <m:subHide m:val="1"/>
-              <m:supHide m:val="1"/>
-            </m:naryPr>
-            <m:sub/>
-            <m:sup/>
-            <m:e>
-              <m:r>
-                <m:t>𝟙[ai_freq_intᵢ = k]</m:t>
-              </m:r>
-            </m:e>
-          </m:nary>
-        </m:oMath>
-      </m:oMathPara>
-    </w:p>
-    <w:p>
-      <w:pPr>
-        <w:spacing w:after="120" w:line="288" w:lineRule="auto"/>
-      </w:pPr>
-      <w:r>
-        <w:t>The seven shares sum to 1.</w:t>
-      </w:r>
     </w:p>
     <w:p>
       <w:pPr>
@@ -1997,93 +1032,7 @@
         <w:spacing w:after="120" w:line="288" w:lineRule="auto"/>
       </w:pPr>
       <w:r>
-        <w:t>The impact metrics in §4–§6 do not use n_respondents as their denominator. They use a stricter base population, the impact denominator:</w:t>
-      </w:r>
-    </w:p>
-    <w:p>
-      <w:pPr>
-        <w:spacing w:before="120" w:after="240"/>
-        <w:jc w:val="left"/>
-      </w:pPr>
-      <m:oMathPara>
-        <m:oMath>
-          <m:r>
-            <m:t>in_impact_denomᵢ = </m:t>
-          </m:r>
-          <m:sSub>
-            <m:e>
-              <m:r>
-                <m:t>is_user</m:t>
-              </m:r>
-            </m:e>
-            <m:sub>
-              <m:r>
-                <m:t>i</m:t>
-              </m:r>
-            </m:sub>
-          </m:sSub>
-          <m:r>
-            <m:t> ∧ </m:t>
-          </m:r>
-          <m:sSub>
-            <m:e>
-              <m:r>
-                <m:t>has_impact_response</m:t>
-              </m:r>
-            </m:e>
-            <m:sub>
-              <m:r>
-                <m:t>i</m:t>
-              </m:r>
-            </m:sub>
-          </m:sSub>
-        </m:oMath>
-      </m:oMathPara>
-    </w:p>
-    <w:p>
-      <w:pPr>
-        <w:spacing w:after="120" w:line="288" w:lineRule="auto"/>
-      </w:pPr>
-      <w:r>
-        <w:t>where has_impact_response means at least one of the eight real impact flags is true (all flags except impact_na):</w:t>
-      </w:r>
-    </w:p>
-    <w:p>
-      <w:pPr>
-        <w:spacing w:before="120" w:after="240"/>
-        <w:jc w:val="left"/>
-      </w:pPr>
-      <m:oMathPara>
-        <m:oMath>
-          <m:r>
-            <m:t>has_impact_response = </m:t>
-          </m:r>
-          <m:nary>
-            <m:naryPr>
-              <m:chr m:val="⋁"/>
-              <m:limLoc m:val="undOvr"/>
-            </m:naryPr>
-            <m:sub>
-              <m:r>
-                <m:t>f ∈ ℱ \ {impact_na}</m:t>
-              </m:r>
-            </m:sub>
-            <m:sup/>
-            <m:e>
-              <m:r>
-                <m:t>flagₑ</m:t>
-              </m:r>
-            </m:e>
-          </m:nary>
-        </m:oMath>
-      </m:oMathPara>
-    </w:p>
-    <w:p>
-      <w:pPr>
-        <w:spacing w:after="120" w:line="288" w:lineRule="auto"/>
-      </w:pPr>
-      <w:r>
-        <w:t>i.e. the disjunction over impact_improved_quality, impact_new_opportunities, impact_adaptation_pressure, impact_job_anxiety, impact_job_loss, impact_reduced_income, impact_none, impact_other, and impact_not_sure.</w:t>
+        <w:t>Workplace impact metrics do not use the full respondent count as their base. Instead, they use a stricter sub-population called the Impact Denominator (denoted Nᵈ below).</w:t>
       </w:r>
     </w:p>
     <w:p>
@@ -2091,18 +1040,7 @@
         <w:spacing w:after="120" w:line="288" w:lineRule="auto"/>
       </w:pPr>
       <w:r>
-        <w:t xml:space="preserve">So the impact denominator is reported as </w:t>
-      </w:r>
-      <w:r>
-        <w:rPr>
-          <w:rFonts w:ascii="Consolas" w:hAnsi="Consolas"/>
-          <w:color w:val="2E74B5"/>
-          <w:sz w:val="20"/>
-        </w:rPr>
-        <w:t>n_impact_denominator</w:t>
-      </w:r>
-      <w:r>
-        <w:t xml:space="preserve"> and equals the count of respondents who:</w:t>
+        <w:t>To be included in the impact denominator, a respondent must meet two criteria:</w:t>
       </w:r>
     </w:p>
     <w:p>
@@ -2111,7 +1049,13 @@
         <w:spacing w:after="60" w:line="276" w:lineRule="auto"/>
       </w:pPr>
       <w:r>
-        <w:t>use AI at all (ai_freq_int ≥ 1), and</w:t>
+        <w:rPr>
+          <w:b/>
+        </w:rPr>
+        <w:t xml:space="preserve">Active engagement:  </w:t>
+      </w:r>
+      <w:r>
+        <w:t>They must be an AI user (frequency level ≥ 1).</w:t>
       </w:r>
     </w:p>
     <w:p>
@@ -2120,20 +1064,26 @@
         <w:spacing w:after="60" w:line="276" w:lineRule="auto"/>
       </w:pPr>
       <w:r>
-        <w:t>answered the impact question (gave at least one option, including “No impact” or “Not sure”).</w:t>
+        <w:rPr>
+          <w:b/>
+        </w:rPr>
+        <w:t xml:space="preserve">Valid response:  </w:t>
+      </w:r>
+      <w:r>
+        <w:t>They must have answered the workplace impact question — including choosing “No impact” or “Not sure.”</w:t>
       </w:r>
     </w:p>
     <w:p>
       <w:pPr>
-        <w:spacing w:after="120" w:line="288" w:lineRule="auto"/>
+        <w:spacing w:before="120" w:after="240"/>
+        <w:ind w:left="576" w:right="576"/>
       </w:pPr>
       <w:r>
-        <w:t>Respondents who never use AI, or whose impact answer was blank/N/A, are excluded. The dashboard tooltip describes this base as “AI users with impact response.”</w:t>
-      </w:r>
-    </w:p>
-    <w:p>
-      <w:r>
-        <w:br w:type="page"/>
+        <w:rPr>
+          <w:i/>
+          <w:color w:val="666666"/>
+        </w:rPr>
+        <w:t>Why exclude non-users? Someone who has never used AI cannot report a direct workplace impact. Including them would dilute the results with zeros, making the impact shares appear artificially low.</w:t>
       </w:r>
     </w:p>
     <w:p>
@@ -2158,18 +1108,7 @@
         <w:spacing w:after="120" w:line="288" w:lineRule="auto"/>
       </w:pPr>
       <w:r>
-        <w:t xml:space="preserve">For each impact flag listed in §1, the share is computed against the impact denominator. Let </w:t>
-      </w:r>
-      <w:r>
-        <w:rPr>
-          <w:rFonts w:ascii="Consolas" w:hAnsi="Consolas"/>
-          <w:color w:val="2E74B5"/>
-          <w:sz w:val="20"/>
-        </w:rPr>
-        <w:t>N₄</w:t>
-      </w:r>
-      <w:r>
-        <w:t xml:space="preserve"> denote n_impact_denominator:</w:t>
+        <w:t>For each type of workplace impact, we compute the share of the impact denominator that reported it:</w:t>
       </w:r>
     </w:p>
     <w:p>
@@ -2179,48 +1118,21 @@
       </w:pPr>
       <m:oMathPara>
         <m:oMath>
-          <m:sSub>
-            <m:e>
-              <m:r>
-                <m:t>impact_share</m:t>
-              </m:r>
-            </m:e>
-            <m:sub>
-              <m:r>
-                <m:t>f</m:t>
-              </m:r>
-            </m:sub>
-          </m:sSub>
           <m:r>
-            <m:t> = </m:t>
+            <m:t>Impact Share = </m:t>
           </m:r>
           <m:f>
             <m:num>
               <m:r>
-                <m:t>1</m:t>
+                <m:t>Respondents who selected that impact</m:t>
               </m:r>
             </m:num>
             <m:den>
               <m:r>
-                <m:t>N₄</m:t>
+                <m:t>Nᵈ</m:t>
               </m:r>
             </m:den>
           </m:f>
-          <m:nary>
-            <m:naryPr>
-              <m:chr m:val="∑"/>
-              <m:limLoc m:val="undOvr"/>
-              <m:subHide m:val="1"/>
-              <m:supHide m:val="1"/>
-            </m:naryPr>
-            <m:sub/>
-            <m:sup/>
-            <m:e>
-              <m:r>
-                <m:t>𝟙[flag(f, i)]</m:t>
-              </m:r>
-            </m:e>
-          </m:nary>
         </m:oMath>
       </m:oMathPara>
     </w:p>
@@ -2229,7 +1141,7 @@
         <w:spacing w:after="120" w:line="288" w:lineRule="auto"/>
       </w:pPr>
       <w:r>
-        <w:t>The metrics published are:</w:t>
+        <w:t>The nine impact shares reported on the dashboard are:</w:t>
       </w:r>
     </w:p>
     <w:tbl>
@@ -2247,13 +1159,39 @@
         <w:tblLook w:firstColumn="1" w:firstRow="1" w:lastColumn="0" w:lastRow="0" w:noHBand="0" w:noVBand="1" w:val="04A0"/>
       </w:tblPr>
       <w:tblGrid>
-        <w:gridCol w:w="4680"/>
-        <w:gridCol w:w="4680"/>
+        <w:gridCol w:w="3120"/>
+        <w:gridCol w:w="3120"/>
+        <w:gridCol w:w="3120"/>
       </w:tblGrid>
       <w:tr>
         <w:tc>
           <w:tcPr>
-            <w:tcW w:type="dxa" w:w="5040"/>
+            <w:tcW w:type="dxa" w:w="576"/>
+            <w:shd w:val="clear" w:color="auto" w:fill="1F4E79"/>
+            <w:tcMar>
+              <w:top w:w="100" w:type="dxa"/>
+              <w:bottom w:w="100" w:type="dxa"/>
+              <w:left w:w="150" w:type="dxa"/>
+              <w:right w:w="150" w:type="dxa"/>
+            </w:tcMar>
+          </w:tcPr>
+          <w:p>
+            <w:pPr>
+              <w:jc w:val="center"/>
+            </w:pPr>
+            <w:r>
+              <w:rPr>
+                <w:b/>
+                <w:color w:val="FFFFFF"/>
+                <w:sz w:val="19"/>
+              </w:rPr>
+              <w:t>#</w:t>
+            </w:r>
+          </w:p>
+        </w:tc>
+        <w:tc>
+          <w:tcPr>
+            <w:tcW w:type="dxa" w:w="6048"/>
             <w:shd w:val="clear" w:color="auto" w:fill="1F4E79"/>
             <w:tcMar>
               <w:top w:w="100" w:type="dxa"/>
@@ -2272,872 +1210,13 @@
                 <w:color w:val="FFFFFF"/>
                 <w:sz w:val="19"/>
               </w:rPr>
-              <w:t>Metric</w:t>
+              <w:t>Impact</w:t>
             </w:r>
           </w:p>
         </w:tc>
         <w:tc>
           <w:tcPr>
-            <w:tcW w:type="dxa" w:w="4320"/>
-            <w:shd w:val="clear" w:color="auto" w:fill="1F4E79"/>
-            <w:tcMar>
-              <w:top w:w="100" w:type="dxa"/>
-              <w:bottom w:w="100" w:type="dxa"/>
-              <w:left w:w="150" w:type="dxa"/>
-              <w:right w:w="150" w:type="dxa"/>
-            </w:tcMar>
-          </w:tcPr>
-          <w:p>
-            <w:pPr>
-              <w:jc w:val="left"/>
-            </w:pPr>
-            <w:r>
-              <w:rPr>
-                <w:b/>
-                <w:color w:val="FFFFFF"/>
-                <w:sz w:val="19"/>
-              </w:rPr>
-              <w:t>Numerator flag</w:t>
-            </w:r>
-          </w:p>
-        </w:tc>
-      </w:tr>
-      <w:tr>
-        <w:tc>
-          <w:tcPr>
-            <w:tcW w:type="dxa" w:w="5040"/>
-            <w:tcMar>
-              <w:top w:w="70" w:type="dxa"/>
-              <w:bottom w:w="70" w:type="dxa"/>
-              <w:left w:w="150" w:type="dxa"/>
-              <w:right w:w="150" w:type="dxa"/>
-            </w:tcMar>
-          </w:tcPr>
-          <w:p>
-            <w:pPr>
-              <w:jc w:val="left"/>
-            </w:pPr>
-            <w:r>
-              <w:rPr>
-                <w:rFonts w:ascii="Consolas" w:hAnsi="Consolas"/>
-                <w:sz w:val="18"/>
-              </w:rPr>
-              <w:t>impact_share_improved_quality</w:t>
-            </w:r>
-          </w:p>
-        </w:tc>
-        <w:tc>
-          <w:tcPr>
-            <w:tcW w:type="dxa" w:w="4320"/>
-            <w:tcMar>
-              <w:top w:w="70" w:type="dxa"/>
-              <w:bottom w:w="70" w:type="dxa"/>
-              <w:left w:w="150" w:type="dxa"/>
-              <w:right w:w="150" w:type="dxa"/>
-            </w:tcMar>
-          </w:tcPr>
-          <w:p>
-            <w:pPr>
-              <w:jc w:val="left"/>
-            </w:pPr>
-            <w:r>
-              <w:rPr>
-                <w:rFonts w:ascii="Consolas" w:hAnsi="Consolas"/>
-                <w:sz w:val="18"/>
-              </w:rPr>
-              <w:t>impact_improved_quality</w:t>
-            </w:r>
-          </w:p>
-        </w:tc>
-      </w:tr>
-      <w:tr>
-        <w:tc>
-          <w:tcPr>
-            <w:tcW w:type="dxa" w:w="5040"/>
-            <w:tcMar>
-              <w:top w:w="70" w:type="dxa"/>
-              <w:bottom w:w="70" w:type="dxa"/>
-              <w:left w:w="150" w:type="dxa"/>
-              <w:right w:w="150" w:type="dxa"/>
-            </w:tcMar>
-            <w:shd w:val="clear" w:color="auto" w:fill="F9F9F9"/>
-          </w:tcPr>
-          <w:p>
-            <w:pPr>
-              <w:jc w:val="left"/>
-            </w:pPr>
-            <w:r>
-              <w:rPr>
-                <w:rFonts w:ascii="Consolas" w:hAnsi="Consolas"/>
-                <w:sz w:val="18"/>
-              </w:rPr>
-              <w:t>impact_share_new_opportunities</w:t>
-            </w:r>
-          </w:p>
-        </w:tc>
-        <w:tc>
-          <w:tcPr>
-            <w:tcW w:type="dxa" w:w="4320"/>
-            <w:tcMar>
-              <w:top w:w="70" w:type="dxa"/>
-              <w:bottom w:w="70" w:type="dxa"/>
-              <w:left w:w="150" w:type="dxa"/>
-              <w:right w:w="150" w:type="dxa"/>
-            </w:tcMar>
-            <w:shd w:val="clear" w:color="auto" w:fill="F9F9F9"/>
-          </w:tcPr>
-          <w:p>
-            <w:pPr>
-              <w:jc w:val="left"/>
-            </w:pPr>
-            <w:r>
-              <w:rPr>
-                <w:rFonts w:ascii="Consolas" w:hAnsi="Consolas"/>
-                <w:sz w:val="18"/>
-              </w:rPr>
-              <w:t>impact_new_opportunities</w:t>
-            </w:r>
-          </w:p>
-        </w:tc>
-      </w:tr>
-      <w:tr>
-        <w:tc>
-          <w:tcPr>
-            <w:tcW w:type="dxa" w:w="5040"/>
-            <w:tcMar>
-              <w:top w:w="70" w:type="dxa"/>
-              <w:bottom w:w="70" w:type="dxa"/>
-              <w:left w:w="150" w:type="dxa"/>
-              <w:right w:w="150" w:type="dxa"/>
-            </w:tcMar>
-          </w:tcPr>
-          <w:p>
-            <w:pPr>
-              <w:jc w:val="left"/>
-            </w:pPr>
-            <w:r>
-              <w:rPr>
-                <w:rFonts w:ascii="Consolas" w:hAnsi="Consolas"/>
-                <w:sz w:val="18"/>
-              </w:rPr>
-              <w:t>impact_share_adaptation_pressure</w:t>
-            </w:r>
-          </w:p>
-        </w:tc>
-        <w:tc>
-          <w:tcPr>
-            <w:tcW w:type="dxa" w:w="4320"/>
-            <w:tcMar>
-              <w:top w:w="70" w:type="dxa"/>
-              <w:bottom w:w="70" w:type="dxa"/>
-              <w:left w:w="150" w:type="dxa"/>
-              <w:right w:w="150" w:type="dxa"/>
-            </w:tcMar>
-          </w:tcPr>
-          <w:p>
-            <w:pPr>
-              <w:jc w:val="left"/>
-            </w:pPr>
-            <w:r>
-              <w:rPr>
-                <w:rFonts w:ascii="Consolas" w:hAnsi="Consolas"/>
-                <w:sz w:val="18"/>
-              </w:rPr>
-              <w:t>impact_adaptation_pressure</w:t>
-            </w:r>
-          </w:p>
-        </w:tc>
-      </w:tr>
-      <w:tr>
-        <w:tc>
-          <w:tcPr>
-            <w:tcW w:type="dxa" w:w="5040"/>
-            <w:tcMar>
-              <w:top w:w="70" w:type="dxa"/>
-              <w:bottom w:w="70" w:type="dxa"/>
-              <w:left w:w="150" w:type="dxa"/>
-              <w:right w:w="150" w:type="dxa"/>
-            </w:tcMar>
-            <w:shd w:val="clear" w:color="auto" w:fill="F9F9F9"/>
-          </w:tcPr>
-          <w:p>
-            <w:pPr>
-              <w:jc w:val="left"/>
-            </w:pPr>
-            <w:r>
-              <w:rPr>
-                <w:rFonts w:ascii="Consolas" w:hAnsi="Consolas"/>
-                <w:sz w:val="18"/>
-              </w:rPr>
-              <w:t>impact_share_job_anxiety</w:t>
-            </w:r>
-          </w:p>
-        </w:tc>
-        <w:tc>
-          <w:tcPr>
-            <w:tcW w:type="dxa" w:w="4320"/>
-            <w:tcMar>
-              <w:top w:w="70" w:type="dxa"/>
-              <w:bottom w:w="70" w:type="dxa"/>
-              <w:left w:w="150" w:type="dxa"/>
-              <w:right w:w="150" w:type="dxa"/>
-            </w:tcMar>
-            <w:shd w:val="clear" w:color="auto" w:fill="F9F9F9"/>
-          </w:tcPr>
-          <w:p>
-            <w:pPr>
-              <w:jc w:val="left"/>
-            </w:pPr>
-            <w:r>
-              <w:rPr>
-                <w:rFonts w:ascii="Consolas" w:hAnsi="Consolas"/>
-                <w:sz w:val="18"/>
-              </w:rPr>
-              <w:t>impact_job_anxiety</w:t>
-            </w:r>
-          </w:p>
-        </w:tc>
-      </w:tr>
-      <w:tr>
-        <w:tc>
-          <w:tcPr>
-            <w:tcW w:type="dxa" w:w="5040"/>
-            <w:tcMar>
-              <w:top w:w="70" w:type="dxa"/>
-              <w:bottom w:w="70" w:type="dxa"/>
-              <w:left w:w="150" w:type="dxa"/>
-              <w:right w:w="150" w:type="dxa"/>
-            </w:tcMar>
-          </w:tcPr>
-          <w:p>
-            <w:pPr>
-              <w:jc w:val="left"/>
-            </w:pPr>
-            <w:r>
-              <w:rPr>
-                <w:rFonts w:ascii="Consolas" w:hAnsi="Consolas"/>
-                <w:sz w:val="18"/>
-              </w:rPr>
-              <w:t>impact_share_job_loss</w:t>
-            </w:r>
-          </w:p>
-        </w:tc>
-        <w:tc>
-          <w:tcPr>
-            <w:tcW w:type="dxa" w:w="4320"/>
-            <w:tcMar>
-              <w:top w:w="70" w:type="dxa"/>
-              <w:bottom w:w="70" w:type="dxa"/>
-              <w:left w:w="150" w:type="dxa"/>
-              <w:right w:w="150" w:type="dxa"/>
-            </w:tcMar>
-          </w:tcPr>
-          <w:p>
-            <w:pPr>
-              <w:jc w:val="left"/>
-            </w:pPr>
-            <w:r>
-              <w:rPr>
-                <w:rFonts w:ascii="Consolas" w:hAnsi="Consolas"/>
-                <w:sz w:val="18"/>
-              </w:rPr>
-              <w:t>impact_job_loss</w:t>
-            </w:r>
-          </w:p>
-        </w:tc>
-      </w:tr>
-      <w:tr>
-        <w:tc>
-          <w:tcPr>
-            <w:tcW w:type="dxa" w:w="5040"/>
-            <w:tcMar>
-              <w:top w:w="70" w:type="dxa"/>
-              <w:bottom w:w="70" w:type="dxa"/>
-              <w:left w:w="150" w:type="dxa"/>
-              <w:right w:w="150" w:type="dxa"/>
-            </w:tcMar>
-            <w:shd w:val="clear" w:color="auto" w:fill="F9F9F9"/>
-          </w:tcPr>
-          <w:p>
-            <w:pPr>
-              <w:jc w:val="left"/>
-            </w:pPr>
-            <w:r>
-              <w:rPr>
-                <w:rFonts w:ascii="Consolas" w:hAnsi="Consolas"/>
-                <w:sz w:val="18"/>
-              </w:rPr>
-              <w:t>impact_share_reduced_income</w:t>
-            </w:r>
-          </w:p>
-        </w:tc>
-        <w:tc>
-          <w:tcPr>
-            <w:tcW w:type="dxa" w:w="4320"/>
-            <w:tcMar>
-              <w:top w:w="70" w:type="dxa"/>
-              <w:bottom w:w="70" w:type="dxa"/>
-              <w:left w:w="150" w:type="dxa"/>
-              <w:right w:w="150" w:type="dxa"/>
-            </w:tcMar>
-            <w:shd w:val="clear" w:color="auto" w:fill="F9F9F9"/>
-          </w:tcPr>
-          <w:p>
-            <w:pPr>
-              <w:jc w:val="left"/>
-            </w:pPr>
-            <w:r>
-              <w:rPr>
-                <w:rFonts w:ascii="Consolas" w:hAnsi="Consolas"/>
-                <w:sz w:val="18"/>
-              </w:rPr>
-              <w:t>impact_reduced_income</w:t>
-            </w:r>
-          </w:p>
-        </w:tc>
-      </w:tr>
-      <w:tr>
-        <w:tc>
-          <w:tcPr>
-            <w:tcW w:type="dxa" w:w="5040"/>
-            <w:tcMar>
-              <w:top w:w="70" w:type="dxa"/>
-              <w:bottom w:w="70" w:type="dxa"/>
-              <w:left w:w="150" w:type="dxa"/>
-              <w:right w:w="150" w:type="dxa"/>
-            </w:tcMar>
-          </w:tcPr>
-          <w:p>
-            <w:pPr>
-              <w:jc w:val="left"/>
-            </w:pPr>
-            <w:r>
-              <w:rPr>
-                <w:rFonts w:ascii="Consolas" w:hAnsi="Consolas"/>
-                <w:sz w:val="18"/>
-              </w:rPr>
-              <w:t>impact_share_none</w:t>
-            </w:r>
-          </w:p>
-        </w:tc>
-        <w:tc>
-          <w:tcPr>
-            <w:tcW w:type="dxa" w:w="4320"/>
-            <w:tcMar>
-              <w:top w:w="70" w:type="dxa"/>
-              <w:bottom w:w="70" w:type="dxa"/>
-              <w:left w:w="150" w:type="dxa"/>
-              <w:right w:w="150" w:type="dxa"/>
-            </w:tcMar>
-          </w:tcPr>
-          <w:p>
-            <w:pPr>
-              <w:jc w:val="left"/>
-            </w:pPr>
-            <w:r>
-              <w:rPr>
-                <w:rFonts w:ascii="Consolas" w:hAnsi="Consolas"/>
-                <w:sz w:val="18"/>
-              </w:rPr>
-              <w:t>impact_none</w:t>
-            </w:r>
-          </w:p>
-        </w:tc>
-      </w:tr>
-      <w:tr>
-        <w:tc>
-          <w:tcPr>
-            <w:tcW w:type="dxa" w:w="5040"/>
-            <w:tcMar>
-              <w:top w:w="70" w:type="dxa"/>
-              <w:bottom w:w="70" w:type="dxa"/>
-              <w:left w:w="150" w:type="dxa"/>
-              <w:right w:w="150" w:type="dxa"/>
-            </w:tcMar>
-            <w:shd w:val="clear" w:color="auto" w:fill="F9F9F9"/>
-          </w:tcPr>
-          <w:p>
-            <w:pPr>
-              <w:jc w:val="left"/>
-            </w:pPr>
-            <w:r>
-              <w:rPr>
-                <w:rFonts w:ascii="Consolas" w:hAnsi="Consolas"/>
-                <w:sz w:val="18"/>
-              </w:rPr>
-              <w:t>impact_share_other</w:t>
-            </w:r>
-          </w:p>
-        </w:tc>
-        <w:tc>
-          <w:tcPr>
-            <w:tcW w:type="dxa" w:w="4320"/>
-            <w:tcMar>
-              <w:top w:w="70" w:type="dxa"/>
-              <w:bottom w:w="70" w:type="dxa"/>
-              <w:left w:w="150" w:type="dxa"/>
-              <w:right w:w="150" w:type="dxa"/>
-            </w:tcMar>
-            <w:shd w:val="clear" w:color="auto" w:fill="F9F9F9"/>
-          </w:tcPr>
-          <w:p>
-            <w:pPr>
-              <w:jc w:val="left"/>
-            </w:pPr>
-            <w:r>
-              <w:rPr>
-                <w:rFonts w:ascii="Consolas" w:hAnsi="Consolas"/>
-                <w:sz w:val="18"/>
-              </w:rPr>
-              <w:t>impact_other</w:t>
-            </w:r>
-          </w:p>
-        </w:tc>
-      </w:tr>
-      <w:tr>
-        <w:tc>
-          <w:tcPr>
-            <w:tcW w:type="dxa" w:w="5040"/>
-            <w:tcMar>
-              <w:top w:w="70" w:type="dxa"/>
-              <w:bottom w:w="70" w:type="dxa"/>
-              <w:left w:w="150" w:type="dxa"/>
-              <w:right w:w="150" w:type="dxa"/>
-            </w:tcMar>
-          </w:tcPr>
-          <w:p>
-            <w:pPr>
-              <w:jc w:val="left"/>
-            </w:pPr>
-            <w:r>
-              <w:rPr>
-                <w:rFonts w:ascii="Consolas" w:hAnsi="Consolas"/>
-                <w:sz w:val="18"/>
-              </w:rPr>
-              <w:t>impact_share_not_sure</w:t>
-            </w:r>
-          </w:p>
-        </w:tc>
-        <w:tc>
-          <w:tcPr>
-            <w:tcW w:type="dxa" w:w="4320"/>
-            <w:tcMar>
-              <w:top w:w="70" w:type="dxa"/>
-              <w:bottom w:w="70" w:type="dxa"/>
-              <w:left w:w="150" w:type="dxa"/>
-              <w:right w:w="150" w:type="dxa"/>
-            </w:tcMar>
-          </w:tcPr>
-          <w:p>
-            <w:pPr>
-              <w:jc w:val="left"/>
-            </w:pPr>
-            <w:r>
-              <w:rPr>
-                <w:rFonts w:ascii="Consolas" w:hAnsi="Consolas"/>
-                <w:sz w:val="18"/>
-              </w:rPr>
-              <w:t>impact_not_sure</w:t>
-            </w:r>
-          </w:p>
-        </w:tc>
-      </w:tr>
-    </w:tbl>
-    <w:p>
-      <w:pPr>
-        <w:spacing w:after="120" w:line="288" w:lineRule="auto"/>
-      </w:pPr>
-      <w:r>
-        <w:t>Each is a value in [0, 1].</w:t>
-      </w:r>
-    </w:p>
-    <w:p>
-      <w:pPr>
-        <w:spacing w:after="120" w:line="288" w:lineRule="auto"/>
-      </w:pPr>
-      <w:r>
-        <w:rPr>
-          <w:b/>
-        </w:rPr>
-        <w:t xml:space="preserve">The shares do not have to sum to 1. </w:t>
-      </w:r>
-      <w:r>
-        <w:t>Respondents can select more than one impact, so a given respondent can contribute to multiple shares. A respondent who picked “Improved my work quality” and “Created new opportunities” counts toward both impact_share_improved_quality and impact_share_new_opportunities.</w:t>
-      </w:r>
-    </w:p>
-    <w:p>
-      <w:pPr>
-        <w:keepNext/>
-        <w:spacing w:before="480" w:after="160"/>
-        <w:pBdr>
-          <w:bottom w:val="single" w:sz="6" w:space="4" w:color="1F4E79"/>
-        </w:pBdr>
-      </w:pPr>
-      <w:r>
-        <w:rPr>
-          <w:b/>
-          <w:color w:val="1F4E79"/>
-          <w:sz w:val="30"/>
-        </w:rPr>
-        <w:t>5. Positive / Negative / Net Impact</w:t>
-      </w:r>
-    </w:p>
-    <w:p>
-      <w:pPr>
-        <w:spacing w:after="120" w:line="288" w:lineRule="auto"/>
-      </w:pPr>
-      <w:r>
-        <w:t>Two rolled-up shares are computed on the same impact denominator:</w:t>
-      </w:r>
-    </w:p>
-    <w:p>
-      <w:pPr>
-        <w:spacing w:before="120" w:after="240"/>
-        <w:jc w:val="left"/>
-      </w:pPr>
-      <m:oMathPara>
-        <m:oMath>
-          <m:sSub>
-            <m:e>
-              <m:r>
-                <m:t>positive_impact</m:t>
-              </m:r>
-            </m:e>
-            <m:sub>
-              <m:r>
-                <m:t>share</m:t>
-              </m:r>
-            </m:sub>
-          </m:sSub>
-          <m:r>
-            <m:t> = </m:t>
-          </m:r>
-          <m:f>
-            <m:num>
-              <m:r>
-                <m:t>1</m:t>
-              </m:r>
-            </m:num>
-            <m:den>
-              <m:r>
-                <m:t>N₄</m:t>
-              </m:r>
-            </m:den>
-          </m:f>
-          <m:nary>
-            <m:naryPr>
-              <m:chr m:val="∑"/>
-              <m:limLoc m:val="undOvr"/>
-              <m:subHide m:val="1"/>
-              <m:supHide m:val="1"/>
-            </m:naryPr>
-            <m:sub/>
-            <m:sup/>
-            <m:e>
-              <m:r>
-                <m:t>𝟙[is_positiveᵢ]</m:t>
-              </m:r>
-            </m:e>
-          </m:nary>
-        </m:oMath>
-      </m:oMathPara>
-    </w:p>
-    <w:p>
-      <w:pPr>
-        <w:spacing w:before="120" w:after="240"/>
-        <w:jc w:val="left"/>
-      </w:pPr>
-      <m:oMathPara>
-        <m:oMath>
-          <m:sSub>
-            <m:e>
-              <m:r>
-                <m:t>negative_impact</m:t>
-              </m:r>
-            </m:e>
-            <m:sub>
-              <m:r>
-                <m:t>share</m:t>
-              </m:r>
-            </m:sub>
-          </m:sSub>
-          <m:r>
-            <m:t> = </m:t>
-          </m:r>
-          <m:f>
-            <m:num>
-              <m:r>
-                <m:t>1</m:t>
-              </m:r>
-            </m:num>
-            <m:den>
-              <m:r>
-                <m:t>N₄</m:t>
-              </m:r>
-            </m:den>
-          </m:f>
-          <m:nary>
-            <m:naryPr>
-              <m:chr m:val="∑"/>
-              <m:limLoc m:val="undOvr"/>
-              <m:subHide m:val="1"/>
-              <m:supHide m:val="1"/>
-            </m:naryPr>
-            <m:sub/>
-            <m:sup/>
-            <m:e>
-              <m:r>
-                <m:t>𝟙[is_negativeᵢ]</m:t>
-              </m:r>
-            </m:e>
-          </m:nary>
-        </m:oMath>
-      </m:oMathPara>
-    </w:p>
-    <w:p>
-      <w:pPr>
-        <w:spacing w:after="120" w:line="288" w:lineRule="auto"/>
-      </w:pPr>
-      <w:r>
-        <w:t>where is_positive and is_negative are defined in §1.</w:t>
-      </w:r>
-    </w:p>
-    <w:p>
-      <w:pPr>
-        <w:spacing w:after="120" w:line="288" w:lineRule="auto"/>
-      </w:pPr>
-      <w:r>
-        <w:rPr>
-          <w:b/>
-          <w:color w:val="2E74B5"/>
-        </w:rPr>
-        <w:t>Net Impact Index (NII)</w:t>
-      </w:r>
-      <w:r>
-        <w:t xml:space="preserve"> — the difference:</w:t>
-      </w:r>
-    </w:p>
-    <w:p>
-      <w:pPr>
-        <w:spacing w:before="120" w:after="240"/>
-        <w:jc w:val="left"/>
-      </w:pPr>
-      <m:oMathPara>
-        <m:oMath>
-          <m:r>
-            <m:t>NII = </m:t>
-          </m:r>
-          <m:sSub>
-            <m:e>
-              <m:r>
-                <m:t>positive_impact</m:t>
-              </m:r>
-            </m:e>
-            <m:sub>
-              <m:r>
-                <m:t>share</m:t>
-              </m:r>
-            </m:sub>
-          </m:sSub>
-          <m:r>
-            <m:t> − </m:t>
-          </m:r>
-          <m:sSub>
-            <m:e>
-              <m:r>
-                <m:t>negative_impact</m:t>
-              </m:r>
-            </m:e>
-            <m:sub>
-              <m:r>
-                <m:t>share</m:t>
-              </m:r>
-            </m:sub>
-          </m:sSub>
-        </m:oMath>
-      </m:oMathPara>
-    </w:p>
-    <w:p>
-      <w:pPr>
-        <w:spacing w:after="120" w:line="288" w:lineRule="auto"/>
-      </w:pPr>
-      <w:r>
-        <w:t>Range [−1, +1]:</w:t>
-      </w:r>
-    </w:p>
-    <w:p>
-      <w:pPr>
-        <w:pStyle w:val="ListBullet"/>
-        <w:spacing w:after="60" w:line="276" w:lineRule="auto"/>
-      </w:pPr>
-      <w:r>
-        <w:t>+1 means every respondent in the cell picked only positive impacts and no negative ones.</w:t>
-      </w:r>
-    </w:p>
-    <w:p>
-      <w:pPr>
-        <w:pStyle w:val="ListBullet"/>
-        <w:spacing w:after="60" w:line="276" w:lineRule="auto"/>
-      </w:pPr>
-      <w:r>
-        <w:t>−1 means every respondent picked only negative impacts.</w:t>
-      </w:r>
-    </w:p>
-    <w:p>
-      <w:pPr>
-        <w:pStyle w:val="ListBullet"/>
-        <w:spacing w:after="60" w:line="276" w:lineRule="auto"/>
-      </w:pPr>
-      <w:r>
-        <w:t>0 means equal positive and negative shares (by cancellation or because everyone answered “No impact” / “Not sure”).</w:t>
-      </w:r>
-    </w:p>
-    <w:p>
-      <w:pPr>
-        <w:spacing w:after="120" w:line="288" w:lineRule="auto"/>
-      </w:pPr>
-      <w:r>
-        <w:t>A respondent who picks one positive and one negative contributes +1 to both shares, so the net for that respondent’s contribution is 0. The index is a population-level summary, not a per-respondent score.</w:t>
-      </w:r>
-    </w:p>
-    <w:p>
-      <w:pPr>
-        <w:spacing w:after="120"/>
-      </w:pPr>
-      <w:r>
-        <w:rPr>
-          <w:b/>
-          <w:i/>
-        </w:rPr>
-        <w:t xml:space="preserve">Note: </w:t>
-      </w:r>
-      <w:r>
-        <w:rPr>
-          <w:i/>
-        </w:rPr>
-        <w:t>net_impact_index is computed and stored, but no longer surfaced as a selectable map metric on the redesigned dashboard. It still drives the dose-response panel (§7).</w:t>
-      </w:r>
-    </w:p>
-    <w:p>
-      <w:r>
-        <w:br w:type="page"/>
-      </w:r>
-    </w:p>
-    <w:p>
-      <w:pPr>
-        <w:keepNext/>
-        <w:spacing w:before="480" w:after="160"/>
-        <w:pBdr>
-          <w:bottom w:val="single" w:sz="6" w:space="4" w:color="1F4E79"/>
-        </w:pBdr>
-      </w:pPr>
-      <w:r>
-        <w:rPr>
-          <w:b/>
-          <w:color w:val="1F4E79"/>
-          <w:sz w:val="30"/>
-        </w:rPr>
-        <w:t>6. Weighted Impact Index</w:t>
-      </w:r>
-    </w:p>
-    <w:p>
-      <w:pPr>
-        <w:spacing w:after="120" w:line="288" w:lineRule="auto"/>
-      </w:pPr>
-      <w:r>
-        <w:t xml:space="preserve">The </w:t>
-      </w:r>
-      <w:r>
-        <w:rPr>
-          <w:b/>
-          <w:color w:val="6366F1"/>
-        </w:rPr>
-        <w:t>Weighted Impact Index</w:t>
-      </w:r>
-      <w:r>
-        <w:t xml:space="preserve"> (</w:t>
-      </w:r>
-      <w:r>
-        <w:rPr>
-          <w:rFonts w:ascii="Consolas" w:hAnsi="Consolas"/>
-          <w:color w:val="2E74B5"/>
-          <w:sz w:val="20"/>
-        </w:rPr>
-        <w:t>weighted_impact_index</w:t>
-      </w:r>
-      <w:r>
-        <w:t>) is the dashboard’s headline metric. Unlike the simple net index in §5, it assigns each impact flag a signed weight reflecting how positive or negative that outcome is, then averages a per-respondent score across the impact denominator.</w:t>
-      </w:r>
-    </w:p>
-    <w:p>
-      <w:pPr>
-        <w:keepNext/>
-        <w:spacing w:before="200" w:after="60"/>
-      </w:pPr>
-      <w:r>
-        <w:rPr>
-          <w:b/>
-          <w:color w:val="2E74B5"/>
-          <w:sz w:val="22"/>
-        </w:rPr>
-        <w:t>Weights</w:t>
-      </w:r>
-    </w:p>
-    <w:p>
-      <w:pPr>
-        <w:spacing w:after="120" w:line="288" w:lineRule="auto"/>
-      </w:pPr>
-      <w:r>
-        <w:t>These are editorial values set by the Sapien Labs team; they reflect judgment about relative severity, not an empirical calibration.</w:t>
-      </w:r>
-    </w:p>
-    <w:tbl>
-      <w:tblPr>
-        <w:tblBorders>
-          <w:top w:val="single" w:sz="4" w:space="0" w:color="CCCCCC"/>
-          <w:start w:val="single" w:sz="4" w:space="0" w:color="CCCCCC"/>
-          <w:bottom w:val="single" w:sz="4" w:space="0" w:color="CCCCCC"/>
-          <w:end w:val="single" w:sz="4" w:space="0" w:color="CCCCCC"/>
-          <w:insideH w:val="single" w:sz="4" w:space="0" w:color="CCCCCC"/>
-          <w:insideV w:val="single" w:sz="4" w:space="0" w:color="CCCCCC"/>
-        </w:tblBorders>
-        <w:tblW w:type="auto" w:w="0"/>
-        <w:jc w:val="center"/>
-        <w:tblLook w:firstColumn="1" w:firstRow="1" w:lastColumn="0" w:lastRow="0" w:noHBand="0" w:noVBand="1" w:val="04A0"/>
-      </w:tblPr>
-      <w:tblGrid>
-        <w:gridCol w:w="4680"/>
-        <w:gridCol w:w="4680"/>
-      </w:tblGrid>
-      <w:tr>
-        <w:tc>
-          <w:tcPr>
-            <w:tcW w:type="dxa" w:w="6480"/>
-            <w:shd w:val="clear" w:color="auto" w:fill="1F4E79"/>
-            <w:tcMar>
-              <w:top w:w="100" w:type="dxa"/>
-              <w:bottom w:w="100" w:type="dxa"/>
-              <w:left w:w="150" w:type="dxa"/>
-              <w:right w:w="150" w:type="dxa"/>
-            </w:tcMar>
-          </w:tcPr>
-          <w:p>
-            <w:pPr>
-              <w:jc w:val="left"/>
-            </w:pPr>
-            <w:r>
-              <w:rPr>
-                <w:b/>
-                <w:color w:val="FFFFFF"/>
-                <w:sz w:val="19"/>
-              </w:rPr>
-              <w:t>Flag</w:t>
-            </w:r>
-          </w:p>
-        </w:tc>
-        <w:tc>
-          <w:tcPr>
-            <w:tcW w:type="dxa" w:w="2880"/>
+            <w:tcW w:type="dxa" w:w="1296"/>
             <w:shd w:val="clear" w:color="auto" w:fill="1F4E79"/>
             <w:tcMar>
               <w:top w:w="100" w:type="dxa"/>
@@ -3156,7 +1235,7 @@
                 <w:color w:val="FFFFFF"/>
                 <w:sz w:val="19"/>
               </w:rPr>
-              <w:t>Weight</w:t>
+              <w:t>Direction</w:t>
             </w:r>
           </w:p>
         </w:tc>
@@ -3164,330 +1243,7 @@
       <w:tr>
         <w:tc>
           <w:tcPr>
-            <w:tcW w:type="dxa" w:w="6480"/>
-            <w:tcMar>
-              <w:top w:w="70" w:type="dxa"/>
-              <w:bottom w:w="70" w:type="dxa"/>
-              <w:left w:w="150" w:type="dxa"/>
-              <w:right w:w="150" w:type="dxa"/>
-            </w:tcMar>
-          </w:tcPr>
-          <w:p>
-            <w:pPr>
-              <w:jc w:val="left"/>
-            </w:pPr>
-            <w:r>
-              <w:rPr>
-                <w:rFonts w:ascii="Consolas" w:hAnsi="Consolas"/>
-                <w:sz w:val="18"/>
-              </w:rPr>
-              <w:t>impact_new_opportunities</w:t>
-            </w:r>
-          </w:p>
-        </w:tc>
-        <w:tc>
-          <w:tcPr>
-            <w:tcW w:type="dxa" w:w="2880"/>
-            <w:tcMar>
-              <w:top w:w="70" w:type="dxa"/>
-              <w:bottom w:w="70" w:type="dxa"/>
-              <w:left w:w="150" w:type="dxa"/>
-              <w:right w:w="150" w:type="dxa"/>
-            </w:tcMar>
-          </w:tcPr>
-          <w:p>
-            <w:pPr>
-              <w:jc w:val="center"/>
-            </w:pPr>
-            <w:r>
-              <w:rPr>
-                <w:b/>
-                <w:color w:val="1A7F4E"/>
-                <w:sz w:val="19"/>
-              </w:rPr>
-              <w:t>+1.00</w:t>
-            </w:r>
-          </w:p>
-        </w:tc>
-      </w:tr>
-      <w:tr>
-        <w:tc>
-          <w:tcPr>
-            <w:tcW w:type="dxa" w:w="6480"/>
-            <w:tcMar>
-              <w:top w:w="70" w:type="dxa"/>
-              <w:bottom w:w="70" w:type="dxa"/>
-              <w:left w:w="150" w:type="dxa"/>
-              <w:right w:w="150" w:type="dxa"/>
-            </w:tcMar>
-            <w:shd w:val="clear" w:color="auto" w:fill="F9F9F9"/>
-          </w:tcPr>
-          <w:p>
-            <w:pPr>
-              <w:jc w:val="left"/>
-            </w:pPr>
-            <w:r>
-              <w:rPr>
-                <w:rFonts w:ascii="Consolas" w:hAnsi="Consolas"/>
-                <w:sz w:val="18"/>
-              </w:rPr>
-              <w:t>impact_improved_quality</w:t>
-            </w:r>
-          </w:p>
-        </w:tc>
-        <w:tc>
-          <w:tcPr>
-            <w:tcW w:type="dxa" w:w="2880"/>
-            <w:tcMar>
-              <w:top w:w="70" w:type="dxa"/>
-              <w:bottom w:w="70" w:type="dxa"/>
-              <w:left w:w="150" w:type="dxa"/>
-              <w:right w:w="150" w:type="dxa"/>
-            </w:tcMar>
-            <w:shd w:val="clear" w:color="auto" w:fill="F9F9F9"/>
-          </w:tcPr>
-          <w:p>
-            <w:pPr>
-              <w:jc w:val="center"/>
-            </w:pPr>
-            <w:r>
-              <w:rPr>
-                <w:b/>
-                <w:color w:val="1A7F4E"/>
-                <w:sz w:val="19"/>
-              </w:rPr>
-              <w:t>+0.50</w:t>
-            </w:r>
-          </w:p>
-        </w:tc>
-      </w:tr>
-      <w:tr>
-        <w:tc>
-          <w:tcPr>
-            <w:tcW w:type="dxa" w:w="6480"/>
-            <w:tcMar>
-              <w:top w:w="70" w:type="dxa"/>
-              <w:bottom w:w="70" w:type="dxa"/>
-              <w:left w:w="150" w:type="dxa"/>
-              <w:right w:w="150" w:type="dxa"/>
-            </w:tcMar>
-          </w:tcPr>
-          <w:p>
-            <w:pPr>
-              <w:jc w:val="left"/>
-            </w:pPr>
-            <w:r>
-              <w:rPr>
-                <w:rFonts w:ascii="Consolas" w:hAnsi="Consolas"/>
-                <w:sz w:val="18"/>
-              </w:rPr>
-              <w:t>impact_job_anxiety</w:t>
-            </w:r>
-          </w:p>
-        </w:tc>
-        <w:tc>
-          <w:tcPr>
-            <w:tcW w:type="dxa" w:w="2880"/>
-            <w:tcMar>
-              <w:top w:w="70" w:type="dxa"/>
-              <w:bottom w:w="70" w:type="dxa"/>
-              <w:left w:w="150" w:type="dxa"/>
-              <w:right w:w="150" w:type="dxa"/>
-            </w:tcMar>
-          </w:tcPr>
-          <w:p>
-            <w:pPr>
-              <w:jc w:val="center"/>
-            </w:pPr>
-            <w:r>
-              <w:rPr>
-                <w:b/>
-                <w:color w:val="B3261E"/>
-                <w:sz w:val="19"/>
-              </w:rPr>
-              <w:t>−0.25</w:t>
-            </w:r>
-          </w:p>
-        </w:tc>
-      </w:tr>
-      <w:tr>
-        <w:tc>
-          <w:tcPr>
-            <w:tcW w:type="dxa" w:w="6480"/>
-            <w:tcMar>
-              <w:top w:w="70" w:type="dxa"/>
-              <w:bottom w:w="70" w:type="dxa"/>
-              <w:left w:w="150" w:type="dxa"/>
-              <w:right w:w="150" w:type="dxa"/>
-            </w:tcMar>
-            <w:shd w:val="clear" w:color="auto" w:fill="F9F9F9"/>
-          </w:tcPr>
-          <w:p>
-            <w:pPr>
-              <w:jc w:val="left"/>
-            </w:pPr>
-            <w:r>
-              <w:rPr>
-                <w:rFonts w:ascii="Consolas" w:hAnsi="Consolas"/>
-                <w:sz w:val="18"/>
-              </w:rPr>
-              <w:t>impact_adaptation_pressure</w:t>
-            </w:r>
-          </w:p>
-        </w:tc>
-        <w:tc>
-          <w:tcPr>
-            <w:tcW w:type="dxa" w:w="2880"/>
-            <w:tcMar>
-              <w:top w:w="70" w:type="dxa"/>
-              <w:bottom w:w="70" w:type="dxa"/>
-              <w:left w:w="150" w:type="dxa"/>
-              <w:right w:w="150" w:type="dxa"/>
-            </w:tcMar>
-            <w:shd w:val="clear" w:color="auto" w:fill="F9F9F9"/>
-          </w:tcPr>
-          <w:p>
-            <w:pPr>
-              <w:jc w:val="center"/>
-            </w:pPr>
-            <w:r>
-              <w:rPr>
-                <w:b/>
-                <w:color w:val="B3261E"/>
-                <w:sz w:val="19"/>
-              </w:rPr>
-              <w:t>−0.50</w:t>
-            </w:r>
-          </w:p>
-        </w:tc>
-      </w:tr>
-      <w:tr>
-        <w:tc>
-          <w:tcPr>
-            <w:tcW w:type="dxa" w:w="6480"/>
-            <w:tcMar>
-              <w:top w:w="70" w:type="dxa"/>
-              <w:bottom w:w="70" w:type="dxa"/>
-              <w:left w:w="150" w:type="dxa"/>
-              <w:right w:w="150" w:type="dxa"/>
-            </w:tcMar>
-          </w:tcPr>
-          <w:p>
-            <w:pPr>
-              <w:jc w:val="left"/>
-            </w:pPr>
-            <w:r>
-              <w:rPr>
-                <w:rFonts w:ascii="Consolas" w:hAnsi="Consolas"/>
-                <w:sz w:val="18"/>
-              </w:rPr>
-              <w:t>impact_reduced_income</w:t>
-            </w:r>
-          </w:p>
-        </w:tc>
-        <w:tc>
-          <w:tcPr>
-            <w:tcW w:type="dxa" w:w="2880"/>
-            <w:tcMar>
-              <w:top w:w="70" w:type="dxa"/>
-              <w:bottom w:w="70" w:type="dxa"/>
-              <w:left w:w="150" w:type="dxa"/>
-              <w:right w:w="150" w:type="dxa"/>
-            </w:tcMar>
-          </w:tcPr>
-          <w:p>
-            <w:pPr>
-              <w:jc w:val="center"/>
-            </w:pPr>
-            <w:r>
-              <w:rPr>
-                <w:b/>
-                <w:color w:val="B3261E"/>
-                <w:sz w:val="19"/>
-              </w:rPr>
-              <w:t>−0.75</w:t>
-            </w:r>
-          </w:p>
-        </w:tc>
-      </w:tr>
-      <w:tr>
-        <w:tc>
-          <w:tcPr>
-            <w:tcW w:type="dxa" w:w="6480"/>
-            <w:tcMar>
-              <w:top w:w="70" w:type="dxa"/>
-              <w:bottom w:w="70" w:type="dxa"/>
-              <w:left w:w="150" w:type="dxa"/>
-              <w:right w:w="150" w:type="dxa"/>
-            </w:tcMar>
-            <w:shd w:val="clear" w:color="auto" w:fill="F9F9F9"/>
-          </w:tcPr>
-          <w:p>
-            <w:pPr>
-              <w:jc w:val="left"/>
-            </w:pPr>
-            <w:r>
-              <w:rPr>
-                <w:rFonts w:ascii="Consolas" w:hAnsi="Consolas"/>
-                <w:sz w:val="18"/>
-              </w:rPr>
-              <w:t>impact_job_loss</w:t>
-            </w:r>
-          </w:p>
-        </w:tc>
-        <w:tc>
-          <w:tcPr>
-            <w:tcW w:type="dxa" w:w="2880"/>
-            <w:tcMar>
-              <w:top w:w="70" w:type="dxa"/>
-              <w:bottom w:w="70" w:type="dxa"/>
-              <w:left w:w="150" w:type="dxa"/>
-              <w:right w:w="150" w:type="dxa"/>
-            </w:tcMar>
-            <w:shd w:val="clear" w:color="auto" w:fill="F9F9F9"/>
-          </w:tcPr>
-          <w:p>
-            <w:pPr>
-              <w:jc w:val="center"/>
-            </w:pPr>
-            <w:r>
-              <w:rPr>
-                <w:b/>
-                <w:color w:val="B3261E"/>
-                <w:sz w:val="19"/>
-              </w:rPr>
-              <w:t>−1.00</w:t>
-            </w:r>
-          </w:p>
-        </w:tc>
-      </w:tr>
-      <w:tr>
-        <w:tc>
-          <w:tcPr>
-            <w:tcW w:type="dxa" w:w="6480"/>
-            <w:tcMar>
-              <w:top w:w="70" w:type="dxa"/>
-              <w:bottom w:w="70" w:type="dxa"/>
-              <w:left w:w="150" w:type="dxa"/>
-              <w:right w:w="150" w:type="dxa"/>
-            </w:tcMar>
-          </w:tcPr>
-          <w:p>
-            <w:pPr>
-              <w:jc w:val="left"/>
-            </w:pPr>
-            <w:r>
-              <w:rPr>
-                <w:rFonts w:ascii="Consolas" w:hAnsi="Consolas"/>
-                <w:sz w:val="18"/>
-              </w:rPr>
-              <w:t>impact_none, impact_other, impact_not_sure</w:t>
-            </w:r>
-          </w:p>
-        </w:tc>
-        <w:tc>
-          <w:tcPr>
-            <w:tcW w:type="dxa" w:w="2880"/>
+            <w:tcW w:type="dxa" w:w="576"/>
             <w:tcMar>
               <w:top w:w="70" w:type="dxa"/>
               <w:bottom w:w="70" w:type="dxa"/>
@@ -3503,7 +1259,607 @@
               <w:rPr>
                 <w:sz w:val="19"/>
               </w:rPr>
-              <w:t>0</w:t>
+              <w:t>1</w:t>
+            </w:r>
+          </w:p>
+        </w:tc>
+        <w:tc>
+          <w:tcPr>
+            <w:tcW w:type="dxa" w:w="6048"/>
+            <w:tcMar>
+              <w:top w:w="70" w:type="dxa"/>
+              <w:bottom w:w="70" w:type="dxa"/>
+              <w:left w:w="150" w:type="dxa"/>
+              <w:right w:w="150" w:type="dxa"/>
+            </w:tcMar>
+          </w:tcPr>
+          <w:p>
+            <w:pPr>
+              <w:jc w:val="left"/>
+            </w:pPr>
+            <w:r>
+              <w:rPr>
+                <w:sz w:val="19"/>
+              </w:rPr>
+              <w:t>Improved my work quality or output</w:t>
+            </w:r>
+          </w:p>
+        </w:tc>
+        <w:tc>
+          <w:tcPr>
+            <w:tcW w:type="dxa" w:w="1296"/>
+            <w:tcMar>
+              <w:top w:w="70" w:type="dxa"/>
+              <w:bottom w:w="70" w:type="dxa"/>
+              <w:left w:w="150" w:type="dxa"/>
+              <w:right w:w="150" w:type="dxa"/>
+            </w:tcMar>
+          </w:tcPr>
+          <w:p>
+            <w:pPr>
+              <w:jc w:val="center"/>
+            </w:pPr>
+            <w:r>
+              <w:rPr>
+                <w:sz w:val="19"/>
+              </w:rPr>
+              <w:t>Positive</w:t>
+            </w:r>
+          </w:p>
+        </w:tc>
+      </w:tr>
+      <w:tr>
+        <w:tc>
+          <w:tcPr>
+            <w:tcW w:type="dxa" w:w="576"/>
+            <w:tcMar>
+              <w:top w:w="70" w:type="dxa"/>
+              <w:bottom w:w="70" w:type="dxa"/>
+              <w:left w:w="150" w:type="dxa"/>
+              <w:right w:w="150" w:type="dxa"/>
+            </w:tcMar>
+            <w:shd w:val="clear" w:color="auto" w:fill="F9F9F9"/>
+          </w:tcPr>
+          <w:p>
+            <w:pPr>
+              <w:jc w:val="center"/>
+            </w:pPr>
+            <w:r>
+              <w:rPr>
+                <w:sz w:val="19"/>
+              </w:rPr>
+              <w:t>2</w:t>
+            </w:r>
+          </w:p>
+        </w:tc>
+        <w:tc>
+          <w:tcPr>
+            <w:tcW w:type="dxa" w:w="6048"/>
+            <w:tcMar>
+              <w:top w:w="70" w:type="dxa"/>
+              <w:bottom w:w="70" w:type="dxa"/>
+              <w:left w:w="150" w:type="dxa"/>
+              <w:right w:w="150" w:type="dxa"/>
+            </w:tcMar>
+            <w:shd w:val="clear" w:color="auto" w:fill="F9F9F9"/>
+          </w:tcPr>
+          <w:p>
+            <w:pPr>
+              <w:jc w:val="left"/>
+            </w:pPr>
+            <w:r>
+              <w:rPr>
+                <w:sz w:val="19"/>
+              </w:rPr>
+              <w:t>Created new job or income opportunities</w:t>
+            </w:r>
+          </w:p>
+        </w:tc>
+        <w:tc>
+          <w:tcPr>
+            <w:tcW w:type="dxa" w:w="1296"/>
+            <w:tcMar>
+              <w:top w:w="70" w:type="dxa"/>
+              <w:bottom w:w="70" w:type="dxa"/>
+              <w:left w:w="150" w:type="dxa"/>
+              <w:right w:w="150" w:type="dxa"/>
+            </w:tcMar>
+            <w:shd w:val="clear" w:color="auto" w:fill="F9F9F9"/>
+          </w:tcPr>
+          <w:p>
+            <w:pPr>
+              <w:jc w:val="center"/>
+            </w:pPr>
+            <w:r>
+              <w:rPr>
+                <w:sz w:val="19"/>
+              </w:rPr>
+              <w:t>Positive</w:t>
+            </w:r>
+          </w:p>
+        </w:tc>
+      </w:tr>
+      <w:tr>
+        <w:tc>
+          <w:tcPr>
+            <w:tcW w:type="dxa" w:w="576"/>
+            <w:tcMar>
+              <w:top w:w="70" w:type="dxa"/>
+              <w:bottom w:w="70" w:type="dxa"/>
+              <w:left w:w="150" w:type="dxa"/>
+              <w:right w:w="150" w:type="dxa"/>
+            </w:tcMar>
+          </w:tcPr>
+          <w:p>
+            <w:pPr>
+              <w:jc w:val="center"/>
+            </w:pPr>
+            <w:r>
+              <w:rPr>
+                <w:sz w:val="19"/>
+              </w:rPr>
+              <w:t>3</w:t>
+            </w:r>
+          </w:p>
+        </w:tc>
+        <w:tc>
+          <w:tcPr>
+            <w:tcW w:type="dxa" w:w="6048"/>
+            <w:tcMar>
+              <w:top w:w="70" w:type="dxa"/>
+              <w:bottom w:w="70" w:type="dxa"/>
+              <w:left w:w="150" w:type="dxa"/>
+              <w:right w:w="150" w:type="dxa"/>
+            </w:tcMar>
+          </w:tcPr>
+          <w:p>
+            <w:pPr>
+              <w:jc w:val="left"/>
+            </w:pPr>
+            <w:r>
+              <w:rPr>
+                <w:sz w:val="19"/>
+              </w:rPr>
+              <w:t>Increased pressure to adapt or work faster</w:t>
+            </w:r>
+          </w:p>
+        </w:tc>
+        <w:tc>
+          <w:tcPr>
+            <w:tcW w:type="dxa" w:w="1296"/>
+            <w:tcMar>
+              <w:top w:w="70" w:type="dxa"/>
+              <w:bottom w:w="70" w:type="dxa"/>
+              <w:left w:w="150" w:type="dxa"/>
+              <w:right w:w="150" w:type="dxa"/>
+            </w:tcMar>
+          </w:tcPr>
+          <w:p>
+            <w:pPr>
+              <w:jc w:val="center"/>
+            </w:pPr>
+            <w:r>
+              <w:rPr>
+                <w:sz w:val="19"/>
+              </w:rPr>
+              <w:t>Negative</w:t>
+            </w:r>
+          </w:p>
+        </w:tc>
+      </w:tr>
+      <w:tr>
+        <w:tc>
+          <w:tcPr>
+            <w:tcW w:type="dxa" w:w="576"/>
+            <w:tcMar>
+              <w:top w:w="70" w:type="dxa"/>
+              <w:bottom w:w="70" w:type="dxa"/>
+              <w:left w:w="150" w:type="dxa"/>
+              <w:right w:w="150" w:type="dxa"/>
+            </w:tcMar>
+            <w:shd w:val="clear" w:color="auto" w:fill="F9F9F9"/>
+          </w:tcPr>
+          <w:p>
+            <w:pPr>
+              <w:jc w:val="center"/>
+            </w:pPr>
+            <w:r>
+              <w:rPr>
+                <w:sz w:val="19"/>
+              </w:rPr>
+              <w:t>4</w:t>
+            </w:r>
+          </w:p>
+        </w:tc>
+        <w:tc>
+          <w:tcPr>
+            <w:tcW w:type="dxa" w:w="6048"/>
+            <w:tcMar>
+              <w:top w:w="70" w:type="dxa"/>
+              <w:bottom w:w="70" w:type="dxa"/>
+              <w:left w:w="150" w:type="dxa"/>
+              <w:right w:w="150" w:type="dxa"/>
+            </w:tcMar>
+            <w:shd w:val="clear" w:color="auto" w:fill="F9F9F9"/>
+          </w:tcPr>
+          <w:p>
+            <w:pPr>
+              <w:jc w:val="left"/>
+            </w:pPr>
+            <w:r>
+              <w:rPr>
+                <w:sz w:val="19"/>
+              </w:rPr>
+              <w:t>Made me worry about the future of my job or industry</w:t>
+            </w:r>
+          </w:p>
+        </w:tc>
+        <w:tc>
+          <w:tcPr>
+            <w:tcW w:type="dxa" w:w="1296"/>
+            <w:tcMar>
+              <w:top w:w="70" w:type="dxa"/>
+              <w:bottom w:w="70" w:type="dxa"/>
+              <w:left w:w="150" w:type="dxa"/>
+              <w:right w:w="150" w:type="dxa"/>
+            </w:tcMar>
+            <w:shd w:val="clear" w:color="auto" w:fill="F9F9F9"/>
+          </w:tcPr>
+          <w:p>
+            <w:pPr>
+              <w:jc w:val="center"/>
+            </w:pPr>
+            <w:r>
+              <w:rPr>
+                <w:sz w:val="19"/>
+              </w:rPr>
+              <w:t>Negative</w:t>
+            </w:r>
+          </w:p>
+        </w:tc>
+      </w:tr>
+      <w:tr>
+        <w:tc>
+          <w:tcPr>
+            <w:tcW w:type="dxa" w:w="576"/>
+            <w:tcMar>
+              <w:top w:w="70" w:type="dxa"/>
+              <w:bottom w:w="70" w:type="dxa"/>
+              <w:left w:w="150" w:type="dxa"/>
+              <w:right w:w="150" w:type="dxa"/>
+            </w:tcMar>
+          </w:tcPr>
+          <w:p>
+            <w:pPr>
+              <w:jc w:val="center"/>
+            </w:pPr>
+            <w:r>
+              <w:rPr>
+                <w:sz w:val="19"/>
+              </w:rPr>
+              <w:t>5</w:t>
+            </w:r>
+          </w:p>
+        </w:tc>
+        <w:tc>
+          <w:tcPr>
+            <w:tcW w:type="dxa" w:w="6048"/>
+            <w:tcMar>
+              <w:top w:w="70" w:type="dxa"/>
+              <w:bottom w:w="70" w:type="dxa"/>
+              <w:left w:w="150" w:type="dxa"/>
+              <w:right w:w="150" w:type="dxa"/>
+            </w:tcMar>
+          </w:tcPr>
+          <w:p>
+            <w:pPr>
+              <w:jc w:val="left"/>
+            </w:pPr>
+            <w:r>
+              <w:rPr>
+                <w:sz w:val="19"/>
+              </w:rPr>
+              <w:t>Caused me to lose my job</w:t>
+            </w:r>
+          </w:p>
+        </w:tc>
+        <w:tc>
+          <w:tcPr>
+            <w:tcW w:type="dxa" w:w="1296"/>
+            <w:tcMar>
+              <w:top w:w="70" w:type="dxa"/>
+              <w:bottom w:w="70" w:type="dxa"/>
+              <w:left w:w="150" w:type="dxa"/>
+              <w:right w:w="150" w:type="dxa"/>
+            </w:tcMar>
+          </w:tcPr>
+          <w:p>
+            <w:pPr>
+              <w:jc w:val="center"/>
+            </w:pPr>
+            <w:r>
+              <w:rPr>
+                <w:sz w:val="19"/>
+              </w:rPr>
+              <w:t>Negative</w:t>
+            </w:r>
+          </w:p>
+        </w:tc>
+      </w:tr>
+      <w:tr>
+        <w:tc>
+          <w:tcPr>
+            <w:tcW w:type="dxa" w:w="576"/>
+            <w:tcMar>
+              <w:top w:w="70" w:type="dxa"/>
+              <w:bottom w:w="70" w:type="dxa"/>
+              <w:left w:w="150" w:type="dxa"/>
+              <w:right w:w="150" w:type="dxa"/>
+            </w:tcMar>
+            <w:shd w:val="clear" w:color="auto" w:fill="F9F9F9"/>
+          </w:tcPr>
+          <w:p>
+            <w:pPr>
+              <w:jc w:val="center"/>
+            </w:pPr>
+            <w:r>
+              <w:rPr>
+                <w:sz w:val="19"/>
+              </w:rPr>
+              <w:t>6</w:t>
+            </w:r>
+          </w:p>
+        </w:tc>
+        <w:tc>
+          <w:tcPr>
+            <w:tcW w:type="dxa" w:w="6048"/>
+            <w:tcMar>
+              <w:top w:w="70" w:type="dxa"/>
+              <w:bottom w:w="70" w:type="dxa"/>
+              <w:left w:w="150" w:type="dxa"/>
+              <w:right w:w="150" w:type="dxa"/>
+            </w:tcMar>
+            <w:shd w:val="clear" w:color="auto" w:fill="F9F9F9"/>
+          </w:tcPr>
+          <w:p>
+            <w:pPr>
+              <w:jc w:val="left"/>
+            </w:pPr>
+            <w:r>
+              <w:rPr>
+                <w:sz w:val="19"/>
+              </w:rPr>
+              <w:t>Reduced my income or made it harder to find work</w:t>
+            </w:r>
+          </w:p>
+        </w:tc>
+        <w:tc>
+          <w:tcPr>
+            <w:tcW w:type="dxa" w:w="1296"/>
+            <w:tcMar>
+              <w:top w:w="70" w:type="dxa"/>
+              <w:bottom w:w="70" w:type="dxa"/>
+              <w:left w:w="150" w:type="dxa"/>
+              <w:right w:w="150" w:type="dxa"/>
+            </w:tcMar>
+            <w:shd w:val="clear" w:color="auto" w:fill="F9F9F9"/>
+          </w:tcPr>
+          <w:p>
+            <w:pPr>
+              <w:jc w:val="center"/>
+            </w:pPr>
+            <w:r>
+              <w:rPr>
+                <w:sz w:val="19"/>
+              </w:rPr>
+              <w:t>Negative</w:t>
+            </w:r>
+          </w:p>
+        </w:tc>
+      </w:tr>
+      <w:tr>
+        <w:tc>
+          <w:tcPr>
+            <w:tcW w:type="dxa" w:w="576"/>
+            <w:tcMar>
+              <w:top w:w="70" w:type="dxa"/>
+              <w:bottom w:w="70" w:type="dxa"/>
+              <w:left w:w="150" w:type="dxa"/>
+              <w:right w:w="150" w:type="dxa"/>
+            </w:tcMar>
+          </w:tcPr>
+          <w:p>
+            <w:pPr>
+              <w:jc w:val="center"/>
+            </w:pPr>
+            <w:r>
+              <w:rPr>
+                <w:sz w:val="19"/>
+              </w:rPr>
+              <w:t>7</w:t>
+            </w:r>
+          </w:p>
+        </w:tc>
+        <w:tc>
+          <w:tcPr>
+            <w:tcW w:type="dxa" w:w="6048"/>
+            <w:tcMar>
+              <w:top w:w="70" w:type="dxa"/>
+              <w:bottom w:w="70" w:type="dxa"/>
+              <w:left w:w="150" w:type="dxa"/>
+              <w:right w:w="150" w:type="dxa"/>
+            </w:tcMar>
+          </w:tcPr>
+          <w:p>
+            <w:pPr>
+              <w:jc w:val="left"/>
+            </w:pPr>
+            <w:r>
+              <w:rPr>
+                <w:sz w:val="19"/>
+              </w:rPr>
+              <w:t>No impact</w:t>
+            </w:r>
+          </w:p>
+        </w:tc>
+        <w:tc>
+          <w:tcPr>
+            <w:tcW w:type="dxa" w:w="1296"/>
+            <w:tcMar>
+              <w:top w:w="70" w:type="dxa"/>
+              <w:bottom w:w="70" w:type="dxa"/>
+              <w:left w:w="150" w:type="dxa"/>
+              <w:right w:w="150" w:type="dxa"/>
+            </w:tcMar>
+          </w:tcPr>
+          <w:p>
+            <w:pPr>
+              <w:jc w:val="center"/>
+            </w:pPr>
+            <w:r>
+              <w:rPr>
+                <w:sz w:val="19"/>
+              </w:rPr>
+              <w:t>Neutral</w:t>
+            </w:r>
+          </w:p>
+        </w:tc>
+      </w:tr>
+      <w:tr>
+        <w:tc>
+          <w:tcPr>
+            <w:tcW w:type="dxa" w:w="576"/>
+            <w:tcMar>
+              <w:top w:w="70" w:type="dxa"/>
+              <w:bottom w:w="70" w:type="dxa"/>
+              <w:left w:w="150" w:type="dxa"/>
+              <w:right w:w="150" w:type="dxa"/>
+            </w:tcMar>
+            <w:shd w:val="clear" w:color="auto" w:fill="F9F9F9"/>
+          </w:tcPr>
+          <w:p>
+            <w:pPr>
+              <w:jc w:val="center"/>
+            </w:pPr>
+            <w:r>
+              <w:rPr>
+                <w:sz w:val="19"/>
+              </w:rPr>
+              <w:t>8</w:t>
+            </w:r>
+          </w:p>
+        </w:tc>
+        <w:tc>
+          <w:tcPr>
+            <w:tcW w:type="dxa" w:w="6048"/>
+            <w:tcMar>
+              <w:top w:w="70" w:type="dxa"/>
+              <w:bottom w:w="70" w:type="dxa"/>
+              <w:left w:w="150" w:type="dxa"/>
+              <w:right w:w="150" w:type="dxa"/>
+            </w:tcMar>
+            <w:shd w:val="clear" w:color="auto" w:fill="F9F9F9"/>
+          </w:tcPr>
+          <w:p>
+            <w:pPr>
+              <w:jc w:val="left"/>
+            </w:pPr>
+            <w:r>
+              <w:rPr>
+                <w:sz w:val="19"/>
+              </w:rPr>
+              <w:t>Another impact not listed</w:t>
+            </w:r>
+          </w:p>
+        </w:tc>
+        <w:tc>
+          <w:tcPr>
+            <w:tcW w:type="dxa" w:w="1296"/>
+            <w:tcMar>
+              <w:top w:w="70" w:type="dxa"/>
+              <w:bottom w:w="70" w:type="dxa"/>
+              <w:left w:w="150" w:type="dxa"/>
+              <w:right w:w="150" w:type="dxa"/>
+            </w:tcMar>
+            <w:shd w:val="clear" w:color="auto" w:fill="F9F9F9"/>
+          </w:tcPr>
+          <w:p>
+            <w:pPr>
+              <w:jc w:val="center"/>
+            </w:pPr>
+            <w:r>
+              <w:rPr>
+                <w:sz w:val="19"/>
+              </w:rPr>
+              <w:t>Neutral</w:t>
+            </w:r>
+          </w:p>
+        </w:tc>
+      </w:tr>
+      <w:tr>
+        <w:tc>
+          <w:tcPr>
+            <w:tcW w:type="dxa" w:w="576"/>
+            <w:tcMar>
+              <w:top w:w="70" w:type="dxa"/>
+              <w:bottom w:w="70" w:type="dxa"/>
+              <w:left w:w="150" w:type="dxa"/>
+              <w:right w:w="150" w:type="dxa"/>
+            </w:tcMar>
+          </w:tcPr>
+          <w:p>
+            <w:pPr>
+              <w:jc w:val="center"/>
+            </w:pPr>
+            <w:r>
+              <w:rPr>
+                <w:sz w:val="19"/>
+              </w:rPr>
+              <w:t>9</w:t>
+            </w:r>
+          </w:p>
+        </w:tc>
+        <w:tc>
+          <w:tcPr>
+            <w:tcW w:type="dxa" w:w="6048"/>
+            <w:tcMar>
+              <w:top w:w="70" w:type="dxa"/>
+              <w:bottom w:w="70" w:type="dxa"/>
+              <w:left w:w="150" w:type="dxa"/>
+              <w:right w:w="150" w:type="dxa"/>
+            </w:tcMar>
+          </w:tcPr>
+          <w:p>
+            <w:pPr>
+              <w:jc w:val="left"/>
+            </w:pPr>
+            <w:r>
+              <w:rPr>
+                <w:sz w:val="19"/>
+              </w:rPr>
+              <w:t>Not sure</w:t>
+            </w:r>
+          </w:p>
+        </w:tc>
+        <w:tc>
+          <w:tcPr>
+            <w:tcW w:type="dxa" w:w="1296"/>
+            <w:tcMar>
+              <w:top w:w="70" w:type="dxa"/>
+              <w:bottom w:w="70" w:type="dxa"/>
+              <w:left w:w="150" w:type="dxa"/>
+              <w:right w:w="150" w:type="dxa"/>
+            </w:tcMar>
+          </w:tcPr>
+          <w:p>
+            <w:pPr>
+              <w:jc w:val="center"/>
+            </w:pPr>
+            <w:r>
+              <w:rPr>
+                <w:sz w:val="19"/>
+              </w:rPr>
+              <w:t>Neutral</w:t>
             </w:r>
           </w:p>
         </w:tc>
@@ -3511,16 +1867,33 @@
     </w:tbl>
     <w:p>
       <w:pPr>
-        <w:keepNext/>
-        <w:spacing w:before="200" w:after="60"/>
+        <w:spacing w:after="120" w:line="288" w:lineRule="auto"/>
       </w:pPr>
       <w:r>
         <w:rPr>
           <w:b/>
-          <w:color w:val="2E74B5"/>
-          <w:sz w:val="22"/>
         </w:rPr>
-        <w:t>Per-respondent score</w:t>
+        <w:t xml:space="preserve">The shares do not have to sum to 100%. </w:t>
+      </w:r>
+      <w:r>
+        <w:t>Since respondents can select more than one impact, a single person can contribute to multiple shares.</w:t>
+      </w:r>
+    </w:p>
+    <w:p>
+      <w:pPr>
+        <w:keepNext/>
+        <w:spacing w:before="480" w:after="160"/>
+        <w:pBdr>
+          <w:bottom w:val="single" w:sz="6" w:space="4" w:color="1F4E79"/>
+        </w:pBdr>
+      </w:pPr>
+      <w:r>
+        <w:rPr>
+          <w:b/>
+          <w:color w:val="1F4E79"/>
+          <w:sz w:val="30"/>
+        </w:rPr>
+        <w:t>5. Positive and Negative Impact Shares</w:t>
       </w:r>
     </w:p>
     <w:p>
@@ -3528,7 +1901,7 @@
         <w:spacing w:after="120" w:line="288" w:lineRule="auto"/>
       </w:pPr>
       <w:r>
-        <w:t>For each respondent i in the impact denominator, sum the weights of every flag they selected:</w:t>
+        <w:t>Two rolled-up shares summarise the directional balance, both computed over the impact denominator:</w:t>
       </w:r>
     </w:p>
     <w:p>
@@ -3538,38 +1911,46 @@
       </w:pPr>
       <m:oMathPara>
         <m:oMath>
-          <m:sSub>
-            <m:e>
+          <m:r>
+            <m:t>Positive Share = </m:t>
+          </m:r>
+          <m:f>
+            <m:num>
               <m:r>
-                <m:t>s</m:t>
+                <m:t>Respondents reporting any positive impact</m:t>
               </m:r>
-            </m:e>
-            <m:sub>
+            </m:num>
+            <m:den>
               <m:r>
-                <m:t>i</m:t>
+                <m:t>Nᵈ</m:t>
               </m:r>
-            </m:sub>
-          </m:sSub>
+            </m:den>
+          </m:f>
+        </m:oMath>
+      </m:oMathPara>
+    </w:p>
+    <w:p>
+      <w:pPr>
+        <w:spacing w:before="120" w:after="240"/>
+        <w:jc w:val="left"/>
+      </w:pPr>
+      <m:oMathPara>
+        <m:oMath>
           <m:r>
-            <m:t> = </m:t>
+            <m:t>Negative Share = </m:t>
           </m:r>
-          <m:nary>
-            <m:naryPr>
-              <m:chr m:val="∑"/>
-              <m:limLoc m:val="undOvr"/>
-            </m:naryPr>
-            <m:sub>
+          <m:f>
+            <m:num>
               <m:r>
-                <m:t>f ∈ ℱ</m:t>
+                <m:t>Respondents reporting any negative impact</m:t>
               </m:r>
-            </m:sub>
-            <m:sup/>
-            <m:e>
+            </m:num>
+            <m:den>
               <m:r>
-                <m:t>wₑ · 𝟙[flag(f, i)]</m:t>
+                <m:t>Nᵈ</m:t>
               </m:r>
-            </m:e>
-          </m:nary>
+            </m:den>
+          </m:f>
         </m:oMath>
       </m:oMathPara>
     </w:p>
@@ -3578,19 +1959,660 @@
         <w:spacing w:after="120" w:line="288" w:lineRule="auto"/>
       </w:pPr>
       <w:r>
-        <w:t xml:space="preserve">where </w:t>
+        <w:t>A respondent counts toward the positive share if they selected impact #1 or #2 from the table above; they count toward the negative share if they selected any of #3 through #6.</w:t>
+      </w:r>
+    </w:p>
+    <w:p>
+      <w:pPr>
+        <w:keepNext/>
+        <w:spacing w:before="480" w:after="160"/>
+        <w:pBdr>
+          <w:bottom w:val="single" w:sz="6" w:space="4" w:color="1F4E79"/>
+        </w:pBdr>
+      </w:pPr>
+      <w:r>
+        <w:rPr>
+          <w:b/>
+          <w:color w:val="1F4E79"/>
+          <w:sz w:val="30"/>
+        </w:rPr>
+        <w:t>6. Weighted Impact Index (WII)</w:t>
+      </w:r>
+    </w:p>
+    <w:p>
+      <w:pPr>
+        <w:spacing w:after="120" w:line="288" w:lineRule="auto"/>
+      </w:pPr>
+      <w:r>
+        <w:t xml:space="preserve">The </w:t>
       </w:r>
       <w:r>
         <w:rPr>
-          <w:rFonts w:ascii="Consolas" w:hAnsi="Consolas"/>
-          <w:color w:val="2E74B5"/>
-          <w:sz w:val="20"/>
+          <w:b/>
+          <w:color w:val="6366F1"/>
         </w:rPr>
-        <w:t>wₑ = IMPACT_WEIGHTS[f]</w:t>
+        <w:t>Weighted Impact Index</w:t>
       </w:r>
       <w:r>
-        <w:t xml:space="preserve"> and ℱ is the set of eight weighted flags (excluding impact_na).</w:t>
+        <w:t xml:space="preserve"> is the dashboard’s headline metric. Rather than treating all impacts equally, it assigns each impact a signed severity weight and then averages a per-respondent score across the impact denominator.</w:t>
       </w:r>
+    </w:p>
+    <w:p>
+      <w:pPr>
+        <w:keepNext/>
+        <w:spacing w:before="280" w:after="80"/>
+      </w:pPr>
+      <w:r>
+        <w:rPr>
+          <w:b/>
+          <w:color w:val="2E74B5"/>
+          <w:sz w:val="24"/>
+        </w:rPr>
+        <w:t>6.1  Severity Weights</w:t>
+      </w:r>
+    </w:p>
+    <w:p>
+      <w:pPr>
+        <w:spacing w:after="120" w:line="288" w:lineRule="auto"/>
+      </w:pPr>
+      <w:r>
+        <w:t>Each workplace impact carries a weight reflecting how positive or negative that outcome is. These weights were set by the Sapien Labs team based on judgment about relative severity:</w:t>
+      </w:r>
+    </w:p>
+    <w:tbl>
+      <w:tblPr>
+        <w:tblBorders>
+          <w:top w:val="single" w:sz="4" w:space="0" w:color="CCCCCC"/>
+          <w:start w:val="none" w:sz="0" w:space="0" w:color="auto"/>
+          <w:bottom w:val="single" w:sz="6" w:space="0" w:color="CCCCCC"/>
+          <w:end w:val="none" w:sz="0" w:space="0" w:color="auto"/>
+          <w:insideH w:val="single" w:sz="4" w:space="0" w:color="CCCCCC"/>
+          <w:insideV w:val="none" w:sz="0" w:space="0" w:color="auto"/>
+        </w:tblBorders>
+        <w:tblW w:type="auto" w:w="0"/>
+        <w:jc w:val="center"/>
+        <w:tblLook w:firstColumn="1" w:firstRow="1" w:lastColumn="0" w:lastRow="0" w:noHBand="0" w:noVBand="1" w:val="04A0"/>
+      </w:tblPr>
+      <w:tblGrid>
+        <w:gridCol w:w="3120"/>
+        <w:gridCol w:w="3120"/>
+        <w:gridCol w:w="3120"/>
+      </w:tblGrid>
+      <w:tr>
+        <w:tc>
+          <w:tcPr>
+            <w:tcW w:type="dxa" w:w="3120"/>
+            <w:shd w:val="clear" w:color="auto" w:fill="1F4E79"/>
+            <w:tcMar>
+              <w:top w:w="120" w:type="dxa"/>
+              <w:bottom w:w="120" w:type="dxa"/>
+              <w:left w:w="150" w:type="dxa"/>
+              <w:right w:w="150" w:type="dxa"/>
+            </w:tcMar>
+          </w:tcPr>
+          <w:p>
+            <w:pPr>
+              <w:jc w:val="center"/>
+            </w:pPr>
+            <w:r>
+              <w:rPr>
+                <w:b/>
+                <w:color w:val="FFFFFF"/>
+              </w:rPr>
+              <w:t>#</w:t>
+            </w:r>
+          </w:p>
+        </w:tc>
+        <w:tc>
+          <w:tcPr>
+            <w:tcW w:type="dxa" w:w="3120"/>
+            <w:shd w:val="clear" w:color="auto" w:fill="1F4E79"/>
+            <w:tcMar>
+              <w:top w:w="120" w:type="dxa"/>
+              <w:bottom w:w="120" w:type="dxa"/>
+              <w:left w:w="150" w:type="dxa"/>
+              <w:right w:w="150" w:type="dxa"/>
+            </w:tcMar>
+          </w:tcPr>
+          <w:p>
+            <w:pPr>
+              <w:jc w:val="left"/>
+            </w:pPr>
+            <w:r>
+              <w:rPr>
+                <w:b/>
+                <w:color w:val="FFFFFF"/>
+              </w:rPr>
+              <w:t>Workplace Impact</w:t>
+            </w:r>
+          </w:p>
+        </w:tc>
+        <w:tc>
+          <w:tcPr>
+            <w:tcW w:type="dxa" w:w="3120"/>
+            <w:shd w:val="clear" w:color="auto" w:fill="1F4E79"/>
+            <w:tcMar>
+              <w:top w:w="120" w:type="dxa"/>
+              <w:bottom w:w="120" w:type="dxa"/>
+              <w:left w:w="150" w:type="dxa"/>
+              <w:right w:w="150" w:type="dxa"/>
+            </w:tcMar>
+          </w:tcPr>
+          <w:p>
+            <w:pPr>
+              <w:jc w:val="center"/>
+            </w:pPr>
+            <w:r>
+              <w:rPr>
+                <w:b/>
+                <w:color w:val="FFFFFF"/>
+              </w:rPr>
+              <w:t>Weight</w:t>
+            </w:r>
+          </w:p>
+        </w:tc>
+      </w:tr>
+      <w:tr>
+        <w:tc>
+          <w:tcPr>
+            <w:tcW w:type="dxa" w:w="3120"/>
+            <w:tcMar>
+              <w:top w:w="80" w:type="dxa"/>
+              <w:bottom w:w="80" w:type="dxa"/>
+              <w:left w:w="150" w:type="dxa"/>
+              <w:right w:w="150" w:type="dxa"/>
+            </w:tcMar>
+          </w:tcPr>
+          <w:p>
+            <w:pPr>
+              <w:jc w:val="center"/>
+            </w:pPr>
+            <w:r>
+              <w:t>1</w:t>
+            </w:r>
+          </w:p>
+        </w:tc>
+        <w:tc>
+          <w:tcPr>
+            <w:tcW w:type="dxa" w:w="3120"/>
+            <w:tcMar>
+              <w:top w:w="80" w:type="dxa"/>
+              <w:bottom w:w="80" w:type="dxa"/>
+              <w:left w:w="150" w:type="dxa"/>
+              <w:right w:w="150" w:type="dxa"/>
+            </w:tcMar>
+          </w:tcPr>
+          <w:p>
+            <w:pPr>
+              <w:jc w:val="left"/>
+            </w:pPr>
+            <w:r>
+              <w:t>Created new job or income opportunities</w:t>
+            </w:r>
+          </w:p>
+        </w:tc>
+        <w:tc>
+          <w:tcPr>
+            <w:tcW w:type="dxa" w:w="3120"/>
+            <w:tcMar>
+              <w:top w:w="80" w:type="dxa"/>
+              <w:bottom w:w="80" w:type="dxa"/>
+              <w:left w:w="150" w:type="dxa"/>
+              <w:right w:w="150" w:type="dxa"/>
+            </w:tcMar>
+          </w:tcPr>
+          <w:p>
+            <w:pPr>
+              <w:jc w:val="center"/>
+            </w:pPr>
+            <w:r>
+              <w:rPr>
+                <w:b/>
+                <w:color w:val="1A7F4E"/>
+              </w:rPr>
+              <w:t>+1.00</w:t>
+            </w:r>
+          </w:p>
+        </w:tc>
+      </w:tr>
+      <w:tr>
+        <w:tc>
+          <w:tcPr>
+            <w:tcW w:type="dxa" w:w="3120"/>
+            <w:shd w:val="clear" w:color="auto" w:fill="F9F9F9"/>
+            <w:tcMar>
+              <w:top w:w="80" w:type="dxa"/>
+              <w:bottom w:w="80" w:type="dxa"/>
+              <w:left w:w="150" w:type="dxa"/>
+              <w:right w:w="150" w:type="dxa"/>
+            </w:tcMar>
+          </w:tcPr>
+          <w:p>
+            <w:pPr>
+              <w:jc w:val="center"/>
+            </w:pPr>
+            <w:r>
+              <w:t>2</w:t>
+            </w:r>
+          </w:p>
+        </w:tc>
+        <w:tc>
+          <w:tcPr>
+            <w:tcW w:type="dxa" w:w="3120"/>
+            <w:shd w:val="clear" w:color="auto" w:fill="F9F9F9"/>
+            <w:tcMar>
+              <w:top w:w="80" w:type="dxa"/>
+              <w:bottom w:w="80" w:type="dxa"/>
+              <w:left w:w="150" w:type="dxa"/>
+              <w:right w:w="150" w:type="dxa"/>
+            </w:tcMar>
+          </w:tcPr>
+          <w:p>
+            <w:pPr>
+              <w:jc w:val="left"/>
+            </w:pPr>
+            <w:r>
+              <w:t>Improved my work quality or output</w:t>
+            </w:r>
+          </w:p>
+        </w:tc>
+        <w:tc>
+          <w:tcPr>
+            <w:tcW w:type="dxa" w:w="3120"/>
+            <w:shd w:val="clear" w:color="auto" w:fill="F9F9F9"/>
+            <w:tcMar>
+              <w:top w:w="80" w:type="dxa"/>
+              <w:bottom w:w="80" w:type="dxa"/>
+              <w:left w:w="150" w:type="dxa"/>
+              <w:right w:w="150" w:type="dxa"/>
+            </w:tcMar>
+          </w:tcPr>
+          <w:p>
+            <w:pPr>
+              <w:jc w:val="center"/>
+            </w:pPr>
+            <w:r>
+              <w:rPr>
+                <w:b/>
+                <w:color w:val="1A7F4E"/>
+              </w:rPr>
+              <w:t>+0.50</w:t>
+            </w:r>
+          </w:p>
+        </w:tc>
+      </w:tr>
+      <w:tr>
+        <w:tc>
+          <w:tcPr>
+            <w:tcW w:type="dxa" w:w="3120"/>
+            <w:tcMar>
+              <w:top w:w="80" w:type="dxa"/>
+              <w:bottom w:w="80" w:type="dxa"/>
+              <w:left w:w="150" w:type="dxa"/>
+              <w:right w:w="150" w:type="dxa"/>
+            </w:tcMar>
+          </w:tcPr>
+          <w:p>
+            <w:pPr>
+              <w:jc w:val="center"/>
+            </w:pPr>
+            <w:r>
+              <w:t>3</w:t>
+            </w:r>
+          </w:p>
+        </w:tc>
+        <w:tc>
+          <w:tcPr>
+            <w:tcW w:type="dxa" w:w="3120"/>
+            <w:tcMar>
+              <w:top w:w="80" w:type="dxa"/>
+              <w:bottom w:w="80" w:type="dxa"/>
+              <w:left w:w="150" w:type="dxa"/>
+              <w:right w:w="150" w:type="dxa"/>
+            </w:tcMar>
+          </w:tcPr>
+          <w:p>
+            <w:pPr>
+              <w:jc w:val="left"/>
+            </w:pPr>
+            <w:r>
+              <w:t>Made me worry about the future of my job or industry</w:t>
+            </w:r>
+          </w:p>
+        </w:tc>
+        <w:tc>
+          <w:tcPr>
+            <w:tcW w:type="dxa" w:w="3120"/>
+            <w:tcMar>
+              <w:top w:w="80" w:type="dxa"/>
+              <w:bottom w:w="80" w:type="dxa"/>
+              <w:left w:w="150" w:type="dxa"/>
+              <w:right w:w="150" w:type="dxa"/>
+            </w:tcMar>
+          </w:tcPr>
+          <w:p>
+            <w:pPr>
+              <w:jc w:val="center"/>
+            </w:pPr>
+            <w:r>
+              <w:rPr>
+                <w:b/>
+                <w:color w:val="B3261E"/>
+              </w:rPr>
+              <w:t>−0.25</w:t>
+            </w:r>
+          </w:p>
+        </w:tc>
+      </w:tr>
+      <w:tr>
+        <w:tc>
+          <w:tcPr>
+            <w:tcW w:type="dxa" w:w="3120"/>
+            <w:shd w:val="clear" w:color="auto" w:fill="F9F9F9"/>
+            <w:tcMar>
+              <w:top w:w="80" w:type="dxa"/>
+              <w:bottom w:w="80" w:type="dxa"/>
+              <w:left w:w="150" w:type="dxa"/>
+              <w:right w:w="150" w:type="dxa"/>
+            </w:tcMar>
+          </w:tcPr>
+          <w:p>
+            <w:pPr>
+              <w:jc w:val="center"/>
+            </w:pPr>
+            <w:r>
+              <w:t>4</w:t>
+            </w:r>
+          </w:p>
+        </w:tc>
+        <w:tc>
+          <w:tcPr>
+            <w:tcW w:type="dxa" w:w="3120"/>
+            <w:shd w:val="clear" w:color="auto" w:fill="F9F9F9"/>
+            <w:tcMar>
+              <w:top w:w="80" w:type="dxa"/>
+              <w:bottom w:w="80" w:type="dxa"/>
+              <w:left w:w="150" w:type="dxa"/>
+              <w:right w:w="150" w:type="dxa"/>
+            </w:tcMar>
+          </w:tcPr>
+          <w:p>
+            <w:pPr>
+              <w:jc w:val="left"/>
+            </w:pPr>
+            <w:r>
+              <w:t>Increased pressure to adapt or work faster</w:t>
+            </w:r>
+          </w:p>
+        </w:tc>
+        <w:tc>
+          <w:tcPr>
+            <w:tcW w:type="dxa" w:w="3120"/>
+            <w:shd w:val="clear" w:color="auto" w:fill="F9F9F9"/>
+            <w:tcMar>
+              <w:top w:w="80" w:type="dxa"/>
+              <w:bottom w:w="80" w:type="dxa"/>
+              <w:left w:w="150" w:type="dxa"/>
+              <w:right w:w="150" w:type="dxa"/>
+            </w:tcMar>
+          </w:tcPr>
+          <w:p>
+            <w:pPr>
+              <w:jc w:val="center"/>
+            </w:pPr>
+            <w:r>
+              <w:rPr>
+                <w:b/>
+                <w:color w:val="B3261E"/>
+              </w:rPr>
+              <w:t>−0.50</w:t>
+            </w:r>
+          </w:p>
+        </w:tc>
+      </w:tr>
+      <w:tr>
+        <w:tc>
+          <w:tcPr>
+            <w:tcW w:type="dxa" w:w="3120"/>
+            <w:tcMar>
+              <w:top w:w="80" w:type="dxa"/>
+              <w:bottom w:w="80" w:type="dxa"/>
+              <w:left w:w="150" w:type="dxa"/>
+              <w:right w:w="150" w:type="dxa"/>
+            </w:tcMar>
+          </w:tcPr>
+          <w:p>
+            <w:pPr>
+              <w:jc w:val="center"/>
+            </w:pPr>
+            <w:r>
+              <w:t>5</w:t>
+            </w:r>
+          </w:p>
+        </w:tc>
+        <w:tc>
+          <w:tcPr>
+            <w:tcW w:type="dxa" w:w="3120"/>
+            <w:tcMar>
+              <w:top w:w="80" w:type="dxa"/>
+              <w:bottom w:w="80" w:type="dxa"/>
+              <w:left w:w="150" w:type="dxa"/>
+              <w:right w:w="150" w:type="dxa"/>
+            </w:tcMar>
+          </w:tcPr>
+          <w:p>
+            <w:pPr>
+              <w:jc w:val="left"/>
+            </w:pPr>
+            <w:r>
+              <w:t>Reduced my income or made it harder to find work</w:t>
+            </w:r>
+          </w:p>
+        </w:tc>
+        <w:tc>
+          <w:tcPr>
+            <w:tcW w:type="dxa" w:w="3120"/>
+            <w:tcMar>
+              <w:top w:w="80" w:type="dxa"/>
+              <w:bottom w:w="80" w:type="dxa"/>
+              <w:left w:w="150" w:type="dxa"/>
+              <w:right w:w="150" w:type="dxa"/>
+            </w:tcMar>
+          </w:tcPr>
+          <w:p>
+            <w:pPr>
+              <w:jc w:val="center"/>
+            </w:pPr>
+            <w:r>
+              <w:rPr>
+                <w:b/>
+                <w:color w:val="B3261E"/>
+              </w:rPr>
+              <w:t>−0.75</w:t>
+            </w:r>
+          </w:p>
+        </w:tc>
+      </w:tr>
+      <w:tr>
+        <w:tc>
+          <w:tcPr>
+            <w:tcW w:type="dxa" w:w="3120"/>
+            <w:shd w:val="clear" w:color="auto" w:fill="F9F9F9"/>
+            <w:tcMar>
+              <w:top w:w="80" w:type="dxa"/>
+              <w:bottom w:w="80" w:type="dxa"/>
+              <w:left w:w="150" w:type="dxa"/>
+              <w:right w:w="150" w:type="dxa"/>
+            </w:tcMar>
+          </w:tcPr>
+          <w:p>
+            <w:pPr>
+              <w:jc w:val="center"/>
+            </w:pPr>
+            <w:r>
+              <w:t>6</w:t>
+            </w:r>
+          </w:p>
+        </w:tc>
+        <w:tc>
+          <w:tcPr>
+            <w:tcW w:type="dxa" w:w="3120"/>
+            <w:shd w:val="clear" w:color="auto" w:fill="F9F9F9"/>
+            <w:tcMar>
+              <w:top w:w="80" w:type="dxa"/>
+              <w:bottom w:w="80" w:type="dxa"/>
+              <w:left w:w="150" w:type="dxa"/>
+              <w:right w:w="150" w:type="dxa"/>
+            </w:tcMar>
+          </w:tcPr>
+          <w:p>
+            <w:pPr>
+              <w:jc w:val="left"/>
+            </w:pPr>
+            <w:r>
+              <w:t>Caused me to lose my job</w:t>
+            </w:r>
+          </w:p>
+        </w:tc>
+        <w:tc>
+          <w:tcPr>
+            <w:tcW w:type="dxa" w:w="3120"/>
+            <w:shd w:val="clear" w:color="auto" w:fill="F9F9F9"/>
+            <w:tcMar>
+              <w:top w:w="80" w:type="dxa"/>
+              <w:bottom w:w="80" w:type="dxa"/>
+              <w:left w:w="150" w:type="dxa"/>
+              <w:right w:w="150" w:type="dxa"/>
+            </w:tcMar>
+          </w:tcPr>
+          <w:p>
+            <w:pPr>
+              <w:jc w:val="center"/>
+            </w:pPr>
+            <w:r>
+              <w:rPr>
+                <w:b/>
+                <w:color w:val="B3261E"/>
+              </w:rPr>
+              <w:t>−1.00</w:t>
+            </w:r>
+          </w:p>
+        </w:tc>
+      </w:tr>
+      <w:tr>
+        <w:tc>
+          <w:tcPr>
+            <w:tcW w:type="dxa" w:w="3120"/>
+            <w:tcMar>
+              <w:top w:w="80" w:type="dxa"/>
+              <w:bottom w:w="80" w:type="dxa"/>
+              <w:left w:w="150" w:type="dxa"/>
+              <w:right w:w="150" w:type="dxa"/>
+            </w:tcMar>
+          </w:tcPr>
+          <w:p>
+            <w:pPr>
+              <w:jc w:val="center"/>
+            </w:pPr>
+            <w:r>
+              <w:t>7</w:t>
+            </w:r>
+          </w:p>
+        </w:tc>
+        <w:tc>
+          <w:tcPr>
+            <w:tcW w:type="dxa" w:w="3120"/>
+            <w:tcMar>
+              <w:top w:w="80" w:type="dxa"/>
+              <w:bottom w:w="80" w:type="dxa"/>
+              <w:left w:w="150" w:type="dxa"/>
+              <w:right w:w="150" w:type="dxa"/>
+            </w:tcMar>
+          </w:tcPr>
+          <w:p>
+            <w:pPr>
+              <w:jc w:val="left"/>
+            </w:pPr>
+            <w:r>
+              <w:t>No impact / Another impact / Not sure</w:t>
+            </w:r>
+          </w:p>
+        </w:tc>
+        <w:tc>
+          <w:tcPr>
+            <w:tcW w:type="dxa" w:w="3120"/>
+            <w:tcMar>
+              <w:top w:w="80" w:type="dxa"/>
+              <w:bottom w:w="80" w:type="dxa"/>
+              <w:left w:w="150" w:type="dxa"/>
+              <w:right w:w="150" w:type="dxa"/>
+            </w:tcMar>
+          </w:tcPr>
+          <w:p>
+            <w:pPr>
+              <w:jc w:val="center"/>
+            </w:pPr>
+            <w:r>
+              <w:rPr>
+                <w:b/>
+                <w:color w:val="666666"/>
+              </w:rPr>
+              <w:t>0.00</w:t>
+            </w:r>
+          </w:p>
+        </w:tc>
+      </w:tr>
+    </w:tbl>
+    <w:p/>
+    <w:p>
+      <w:pPr>
+        <w:keepNext/>
+        <w:spacing w:before="280" w:after="80"/>
+      </w:pPr>
+      <w:r>
+        <w:rPr>
+          <w:b/>
+          <w:color w:val="2E74B5"/>
+          <w:sz w:val="24"/>
+        </w:rPr>
+        <w:t>6.2  Per-Respondent Score</w:t>
+      </w:r>
+    </w:p>
+    <w:p>
+      <w:pPr>
+        <w:spacing w:after="120" w:line="288" w:lineRule="auto"/>
+      </w:pPr>
+      <w:r>
+        <w:t>For each respondent in the impact denominator, we add up the weights of every impact they selected:</w:t>
+      </w:r>
+    </w:p>
+    <w:p>
+      <w:pPr>
+        <w:spacing w:before="120" w:after="240"/>
+        <w:jc w:val="left"/>
+      </w:pPr>
+      <m:oMathPara>
+        <m:oMath>
+          <m:r>
+            <m:t>Personal Score = </m:t>
+          </m:r>
+          <m:nary>
+            <m:naryPr>
+              <m:chr m:val="∑"/>
+              <m:limLoc m:val="undOvr"/>
+              <m:subHide m:val="1"/>
+              <m:supHide m:val="1"/>
+            </m:naryPr>
+            <m:sub/>
+            <m:sup/>
+            <m:e>
+              <m:r>
+                <m:t>weight of each selected impact</m:t>
+              </m:r>
+            </m:e>
+          </m:nary>
+        </m:oMath>
+      </m:oMathPara>
     </w:p>
     <w:p>
       <w:pPr>
@@ -3610,7 +2632,7 @@
         <w:spacing w:after="60" w:line="276" w:lineRule="auto"/>
       </w:pPr>
       <w:r>
-        <w:t>A respondent who selected only “Improved my work quality” scores +0.5.</w:t>
+        <w:t>Selected only “Improved my work quality” → score = +0.50</w:t>
       </w:r>
     </w:p>
     <w:p>
@@ -3619,7 +2641,7 @@
         <w:spacing w:after="60" w:line="276" w:lineRule="auto"/>
       </w:pPr>
       <w:r>
-        <w:t>A respondent who selected “Improved my work quality” and “Adaptation pressure” scores +0.5 + (−0.5) = 0.</w:t>
+        <w:t>Selected “Improved quality” and “Adaptation pressure” → +0.50 + (−0.50) = 0</w:t>
       </w:r>
     </w:p>
     <w:p>
@@ -3628,7 +2650,7 @@
         <w:spacing w:after="60" w:line="276" w:lineRule="auto"/>
       </w:pPr>
       <w:r>
-        <w:t>A respondent who selected “Job loss” and “Reduced income” scores −1.0 + (−0.75) = −1.75.</w:t>
+        <w:t>Selected “Job loss” and “Reduced income” → −1.00 + (−0.75) = −1.75</w:t>
       </w:r>
     </w:p>
     <w:p>
@@ -3637,7 +2659,7 @@
         <w:spacing w:after="60" w:line="276" w:lineRule="auto"/>
       </w:pPr>
       <w:r>
-        <w:t>A respondent who selected “No impact” scores 0.</w:t>
+        <w:t>Selected “No impact” → score = 0</w:t>
       </w:r>
     </w:p>
     <w:p>
@@ -3645,21 +2667,21 @@
         <w:spacing w:after="120" w:line="288" w:lineRule="auto"/>
       </w:pPr>
       <w:r>
-        <w:t>A single respondent’s score can exceed ±1 if they selected several weighted flags in the same direction.</w:t>
+        <w:t>A single respondent’s score can go beyond ±1 if they selected several impacts in the same direction.</w:t>
       </w:r>
     </w:p>
     <w:p>
       <w:pPr>
         <w:keepNext/>
-        <w:spacing w:before="200" w:after="60"/>
+        <w:spacing w:before="280" w:after="80"/>
       </w:pPr>
       <w:r>
         <w:rPr>
           <w:b/>
           <w:color w:val="2E74B5"/>
-          <w:sz w:val="22"/>
+          <w:sz w:val="24"/>
         </w:rPr>
-        <w:t>Cell value</w:t>
+        <w:t>6.3  Computing the Index</w:t>
       </w:r>
     </w:p>
     <w:p>
@@ -3667,7 +2689,7 @@
         <w:spacing w:after="120" w:line="288" w:lineRule="auto"/>
       </w:pPr>
       <w:r>
-        <w:t>The published weighted_impact_index is the arithmetic mean of these per-respondent scores over the impact denominator:</w:t>
+        <w:t>The Weighted Impact Index is the simple average of all personal scores across the impact denominator:</w:t>
       </w:r>
     </w:p>
     <w:p>
@@ -3688,13 +2710,10 @@
             </m:num>
             <m:den>
               <m:r>
-                <m:t>N₄</m:t>
+                <m:t>Nᵈ</m:t>
               </m:r>
             </m:den>
           </m:f>
-          <m:r>
-            <m:t> · </m:t>
-          </m:r>
           <m:nary>
             <m:naryPr>
               <m:chr m:val="∑"/>
@@ -3706,7 +2725,7 @@
             <m:sup/>
             <m:e>
               <m:r>
-                <m:t>sᵢ</m:t>
+                <m:t>Personal Scoreᵢ</m:t>
               </m:r>
             </m:e>
           </m:nary>
@@ -3718,7 +2737,21 @@
         <w:spacing w:after="120" w:line="288" w:lineRule="auto"/>
       </w:pPr>
       <w:r>
-        <w:t>Range is roughly [−1, +1] in practice but is not symmetric: a respondent would need to select multiple negative flags simultaneously to drive a cell well below −1.</w:t>
+        <w:t>A positive value means the average AI user in that group had a net-positive experience; a negative value means net-negative.</w:t>
+      </w:r>
+    </w:p>
+    <w:p>
+      <w:pPr>
+        <w:keepNext/>
+        <w:spacing w:before="280" w:after="80"/>
+      </w:pPr>
+      <w:r>
+        <w:rPr>
+          <w:b/>
+          <w:color w:val="2E74B5"/>
+          <w:sz w:val="24"/>
+        </w:rPr>
+        <w:t>6.4  Why the Weights Are Asymmetric</w:t>
       </w:r>
     </w:p>
     <w:p>
@@ -3726,12 +2759,7 @@
         <w:spacing w:after="120" w:line="288" w:lineRule="auto"/>
       </w:pPr>
       <w:r>
-        <w:t>A positive cell value means the average AI user in that stratum had a net-positive experience; a negative value means the average user had a net-negative experience.</w:t>
-      </w:r>
-    </w:p>
-    <w:p>
-      <w:r>
-        <w:br w:type="page"/>
+        <w:t>The total negative weight across all four negative impacts (−2.50) exceeds the total positive weight (+1.50). This is intentional: severe harms like job loss are given disproportionate weight compared to moderate benefits like improved quality.</w:t>
       </w:r>
     </w:p>
     <w:p>
@@ -3756,7 +2784,7 @@
         <w:spacing w:after="120" w:line="288" w:lineRule="auto"/>
       </w:pPr>
       <w:r>
-        <w:t>The dashboard’s “Dose-response” row shows the Net Impact Index by AI-use frequency level. For each stratum × month, and for each ordinal ai_freq level k = 1, …, 6:</w:t>
+        <w:t>The “Dose-response” row on the dashboard shows the balance between positive and negative impact at each AI-use frequency level. For each level (Rarely through Always):</w:t>
       </w:r>
     </w:p>
     <w:p>
@@ -3767,49 +2795,8 @@
       <m:oMathPara>
         <m:oMath>
           <m:r>
-            <m:t>dose_response</m:t>
+            <m:t>Dose-Response(k) = Positive Share(k) − Negative Share(k)</m:t>
           </m:r>
-          <m:d>
-            <m:dPr>
-              <m:begChr m:val="["/>
-              <m:endChr m:val="]"/>
-            </m:dPr>
-            <m:e>
-              <m:r>
-                <m:t>k</m:t>
-              </m:r>
-            </m:e>
-          </m:d>
-          <m:r>
-            <m:t> = </m:t>
-          </m:r>
-          <m:sSub>
-            <m:e>
-              <m:r>
-                <m:t>pos_share</m:t>
-              </m:r>
-            </m:e>
-            <m:sub>
-              <m:r>
-                <m:t>k</m:t>
-              </m:r>
-            </m:sub>
-          </m:sSub>
-          <m:r>
-            <m:t> − </m:t>
-          </m:r>
-          <m:sSub>
-            <m:e>
-              <m:r>
-                <m:t>neg_share</m:t>
-              </m:r>
-            </m:e>
-            <m:sub>
-              <m:r>
-                <m:t>k</m:t>
-              </m:r>
-            </m:sub>
-          </m:sSub>
         </m:oMath>
       </m:oMathPara>
     </w:p>
@@ -3818,30 +2805,20 @@
         <w:spacing w:after="120" w:line="288" w:lineRule="auto"/>
       </w:pPr>
       <w:r>
-        <w:t>The denominator is respondents in the impact denominator (§3) at that specific frequency level. If that level has fewer than MIN_N respondents (§9), the entry is null (rendered as n/a in the dashboard).</w:t>
+        <w:t>where the shares are computed only among respondents in the impact denominator at that specific frequency level. If a frequency level has fewer than 50 respondents, its value is shown as “n/a”.</w:t>
       </w:r>
     </w:p>
     <w:p>
       <w:pPr>
-        <w:spacing w:after="120" w:line="288" w:lineRule="auto"/>
-      </w:pPr>
-      <w:r>
-        <w:t>Level 0 (“Never”) is not part of the impact denominator and is not reported.</w:t>
-      </w:r>
-    </w:p>
-    <w:p>
-      <w:pPr>
-        <w:spacing w:after="120" w:line="288" w:lineRule="auto"/>
+        <w:spacing w:before="120" w:after="240"/>
+        <w:ind w:left="576" w:right="576"/>
       </w:pPr>
       <w:r>
         <w:rPr>
-          <w:b/>
-          <w:color w:val="2E74B5"/>
+          <w:i/>
+          <w:color w:val="666666"/>
         </w:rPr>
-        <w:t xml:space="preserve">Interpretation: </w:t>
-      </w:r>
-      <w:r>
-        <w:t>a dose-response that climbs from +0.10 at “Rarely” to +0.40 at “Daily” suggests the net impact is more positive among heavier users — a hint of dose-dependence, not a causal claim.</w:t>
+        <w:t>Interpretation: a dose-response that climbs from +0.10 at “Rarely” to +0.40 at “Daily” suggests the net impact is more positive among heavier users — a hint of dose-dependence, not a causal claim.</w:t>
       </w:r>
     </w:p>
     <w:p>
@@ -3863,16 +2840,24 @@
     </w:p>
     <w:p>
       <w:pPr>
+        <w:spacing w:after="120" w:line="288" w:lineRule="auto"/>
+      </w:pPr>
+      <w:r>
+        <w:t>Every metric is a point estimate from a sample. We compute 95% confidence intervals to quantify how precise each estimate is.</w:t>
+      </w:r>
+    </w:p>
+    <w:p>
+      <w:pPr>
         <w:keepNext/>
-        <w:spacing w:before="200" w:after="60"/>
+        <w:spacing w:before="280" w:after="80"/>
       </w:pPr>
       <w:r>
         <w:rPr>
           <w:b/>
           <w:color w:val="2E74B5"/>
-          <w:sz w:val="22"/>
+          <w:sz w:val="24"/>
         </w:rPr>
-        <w:t>Share metrics — Wilson 95% score interval</w:t>
+        <w:t>8.1  For Share Metrics (Wilson Score Interval)</w:t>
       </w:r>
     </w:p>
     <w:p>
@@ -3880,51 +2865,7 @@
         <w:spacing w:after="120" w:line="288" w:lineRule="auto"/>
       </w:pPr>
       <w:r>
-        <w:t>All share metrics (</w:t>
-      </w:r>
-      <w:r>
-        <w:rPr>
-          <w:rFonts w:ascii="Consolas" w:hAnsi="Consolas"/>
-          <w:color w:val="2E74B5"/>
-          <w:sz w:val="20"/>
-        </w:rPr>
-        <w:t>adoption_rate</w:t>
-      </w:r>
-      <w:r>
-        <w:t xml:space="preserve">, every </w:t>
-      </w:r>
-      <w:r>
-        <w:rPr>
-          <w:rFonts w:ascii="Consolas" w:hAnsi="Consolas"/>
-          <w:color w:val="2E74B5"/>
-          <w:sz w:val="20"/>
-        </w:rPr>
-        <w:t>impact_share_*</w:t>
-      </w:r>
-      <w:r>
-        <w:t xml:space="preserve">, </w:t>
-      </w:r>
-      <w:r>
-        <w:rPr>
-          <w:rFonts w:ascii="Consolas" w:hAnsi="Consolas"/>
-          <w:color w:val="2E74B5"/>
-          <w:sz w:val="20"/>
-        </w:rPr>
-        <w:t>positive_impact_share</w:t>
-      </w:r>
-      <w:r>
-        <w:t xml:space="preserve">, </w:t>
-      </w:r>
-      <w:r>
-        <w:rPr>
-          <w:rFonts w:ascii="Consolas" w:hAnsi="Consolas"/>
-          <w:color w:val="2E74B5"/>
-          <w:sz w:val="20"/>
-        </w:rPr>
-        <w:t>negative_impact_share</w:t>
-      </w:r>
-      <w:r>
-        <w:t>) get a Wilson score 95% CI. Given k successes out of n trials and z = 1.96:</w:t>
+        <w:t>All proportion-based metrics (adoption rate, each impact share, positive share, negative share) use the Wilson score interval. Given k respondents with the attribute out of n total, and z = 1.96 for 95% confidence:</w:t>
       </w:r>
     </w:p>
     <w:p>
@@ -3960,7 +2901,7 @@
       <m:oMathPara>
         <m:oMath>
           <m:r>
-            <m:t>p̃ = </m:t>
+            <m:t>Adjusted centre = </m:t>
           </m:r>
           <m:f>
             <m:num>
@@ -3985,7 +2926,7 @@
       <m:oMathPara>
         <m:oMath>
           <m:r>
-            <m:t>CI = p̃ ± </m:t>
+            <m:t>CI = Adjusted centre ± </m:t>
           </m:r>
           <m:f>
             <m:num>
@@ -4004,94 +2945,32 @@
     </w:p>
     <w:p>
       <w:pPr>
-        <w:spacing w:before="120" w:after="240"/>
-        <w:jc w:val="left"/>
+        <w:spacing w:after="120" w:line="288" w:lineRule="auto"/>
       </w:pPr>
-      <m:oMathPara>
-        <m:oMath>
-          <m:sSub>
-            <m:e>
-              <m:r>
-                <m:t>ci</m:t>
-              </m:r>
-            </m:e>
-            <m:sub>
-              <m:r>
-                <m:t>low</m:t>
-              </m:r>
-            </m:sub>
-          </m:sSub>
-          <m:r>
-            <m:t> = max(0, CI</m:t>
-          </m:r>
-          <m:sSub>
-            <m:e>
-              <m:r>
-                <m:t/>
-              </m:r>
-            </m:e>
-            <m:sub>
-              <m:r>
-                <m:t>low</m:t>
-              </m:r>
-            </m:sub>
-          </m:sSub>
-          <m:r>
-            <m:t>),  </m:t>
-          </m:r>
-          <m:sSub>
-            <m:e>
-              <m:r>
-                <m:t>ci</m:t>
-              </m:r>
-            </m:e>
-            <m:sub>
-              <m:r>
-                <m:t>high</m:t>
-              </m:r>
-            </m:sub>
-          </m:sSub>
-          <m:r>
-            <m:t> = min(1, CI</m:t>
-          </m:r>
-          <m:sSub>
-            <m:e>
-              <m:r>
-                <m:t/>
-              </m:r>
-            </m:e>
-            <m:sub>
-              <m:r>
-                <m:t>high</m:t>
-              </m:r>
-            </m:sub>
-          </m:sSub>
-          <m:r>
-            <m:t>)</m:t>
-          </m:r>
-        </m:oMath>
-      </m:oMathPara>
+      <w:r>
+        <w:t>The Wilson interval is preferred because it always stays within [0, 1], unlike the simpler Wald interval which can produce impossible values near the boundaries.</w:t>
+      </w:r>
+    </w:p>
+    <w:p>
+      <w:pPr>
+        <w:keepNext/>
+        <w:spacing w:before="280" w:after="80"/>
+      </w:pPr>
+      <w:r>
+        <w:rPr>
+          <w:b/>
+          <w:color w:val="2E74B5"/>
+          <w:sz w:val="24"/>
+        </w:rPr>
+        <w:t>8.2  For the Weighted Impact Index (Wald Interval)</w:t>
+      </w:r>
     </w:p>
     <w:p>
       <w:pPr>
         <w:spacing w:after="120" w:line="288" w:lineRule="auto"/>
       </w:pPr>
       <w:r>
-        <w:t>Wilson is preferred over the normal-approximation Wald interval because it stays inside [0, 1] even at extreme proportions and small n.</w:t>
-      </w:r>
-    </w:p>
-    <w:p>
-      <w:pPr>
-        <w:keepNext/>
-        <w:spacing w:before="200" w:after="60"/>
-      </w:pPr>
-      <w:r>
-        <w:rPr>
-          <w:b/>
-          <w:color w:val="2E74B5"/>
-          <w:sz w:val="22"/>
-        </w:rPr>
-        <w:t>freq_mean — Wald 95% CI</w:t>
+        <w:t>The WII is a continuous-valued mean, not a proportion. Each respondent’s personal score can take any value (roughly −2 to +1.5), so we use the standard mean ± margin formula:</w:t>
       </w:r>
     </w:p>
     <w:p>
@@ -4102,7 +2981,7 @@
       <m:oMathPara>
         <m:oMath>
           <m:r>
-            <m:t>SE = </m:t>
+            <m:t>Standard Error = </m:t>
           </m:r>
           <m:f>
             <m:num>
@@ -4112,13 +2991,10 @@
             </m:num>
             <m:den>
               <m:r>
-                <m:t>√N′</m:t>
+                <m:t>√Nᵈ</m:t>
               </m:r>
             </m:den>
           </m:f>
-          <m:r>
-            <m:t>    (ddof = 1)</m:t>
-          </m:r>
         </m:oMath>
       </m:oMathPara>
     </w:p>
@@ -4130,85 +3006,7 @@
       <m:oMathPara>
         <m:oMath>
           <m:r>
-            <m:t>CI = </m:t>
-          </m:r>
-          <m:sSub>
-            <m:e>
-              <m:r>
-                <m:t>freq</m:t>
-              </m:r>
-            </m:e>
-            <m:sub>
-              <m:r>
-                <m:t>mean</m:t>
-              </m:r>
-            </m:sub>
-          </m:sSub>
-          <m:r>
-            <m:t> ± 1.96 × SE</m:t>
-          </m:r>
-        </m:oMath>
-      </m:oMathPara>
-    </w:p>
-    <w:p>
-      <w:pPr>
-        <w:keepNext/>
-        <w:spacing w:before="200" w:after="60"/>
-      </w:pPr>
-      <w:r>
-        <w:rPr>
-          <w:b/>
-          <w:color w:val="2E74B5"/>
-          <w:sz w:val="22"/>
-        </w:rPr>
-        <w:t>weighted_impact_index — Wald 95% CI</w:t>
-      </w:r>
-    </w:p>
-    <w:p>
-      <w:pPr>
-        <w:spacing w:after="120" w:line="288" w:lineRule="auto"/>
-      </w:pPr>
-      <w:r>
-        <w:t>The per-respondent score sᵢ (§6) is treated as a continuous variable:</w:t>
-      </w:r>
-    </w:p>
-    <w:p>
-      <w:pPr>
-        <w:spacing w:before="120" w:after="240"/>
-        <w:jc w:val="left"/>
-      </w:pPr>
-      <m:oMathPara>
-        <m:oMath>
-          <m:r>
-            <m:t>SE = </m:t>
-          </m:r>
-          <m:f>
-            <m:num>
-              <m:r>
-                <m:t>σₛ</m:t>
-              </m:r>
-            </m:num>
-            <m:den>
-              <m:r>
-                <m:t>√N₄</m:t>
-              </m:r>
-            </m:den>
-          </m:f>
-          <m:r>
-            <m:t>    (ddof = 1)</m:t>
-          </m:r>
-        </m:oMath>
-      </m:oMathPara>
-    </w:p>
-    <w:p>
-      <w:pPr>
-        <w:spacing w:before="120" w:after="240"/>
-        <w:jc w:val="left"/>
-      </w:pPr>
-      <m:oMathPara>
-        <m:oMath>
-          <m:r>
-            <m:t>CI = WII ± 1.96 × SE</m:t>
+            <m:t>CI = WII ± 1.96 × Standard Error</m:t>
           </m:r>
         </m:oMath>
       </m:oMathPara>
@@ -4218,18 +3016,20 @@
         <w:spacing w:after="120" w:line="288" w:lineRule="auto"/>
       </w:pPr>
       <w:r>
-        <w:t xml:space="preserve">where σₛ is the sample standard deviation of the per-respondent scores and N₄ is the impact denominator size. </w:t>
+        <w:t>where σ is the standard deviation of the personal scores and Nᵈ is the impact denominator size.</w:t>
       </w:r>
+    </w:p>
+    <w:p>
+      <w:pPr>
+        <w:spacing w:before="120" w:after="240"/>
+        <w:ind w:left="576" w:right="576"/>
+      </w:pPr>
       <w:r>
         <w:rPr>
           <w:i/>
+          <w:color w:val="666666"/>
         </w:rPr>
-        <w:t>All CIs assume simple random sampling — they will be revised once survey weights are introduced.</w:t>
-      </w:r>
-    </w:p>
-    <w:p>
-      <w:r>
-        <w:br w:type="page"/>
+        <w:t>The 95% CI is displayed beneath the WII value on the dashboard’s hero card when viewing a single month. In rolling-window views (Last 3 / Last 6 months), confidence intervals are not shown because pooled estimates cannot preserve the original interval arithmetic.</w:t>
       </w:r>
     </w:p>
     <w:p>
@@ -4246,7 +3046,7 @@
           <w:color w:val="1F4E79"/>
           <w:sz w:val="30"/>
         </w:rPr>
-        <w:t>9. Minimum-N Suppression</w:t>
+        <w:t>9. Small-Sample Suppression</w:t>
       </w:r>
     </w:p>
     <w:p>
@@ -4254,27 +3054,7 @@
         <w:spacing w:after="120" w:line="288" w:lineRule="auto"/>
       </w:pPr>
       <w:r>
-        <w:t xml:space="preserve">Any stratum × month cell with fewer than </w:t>
-      </w:r>
-      <w:r>
-        <w:rPr>
-          <w:b/>
-        </w:rPr>
-        <w:t>MIN_N (default 50)</w:t>
-      </w:r>
-      <w:r>
-        <w:t xml:space="preserve"> respondents is flagged </w:t>
-      </w:r>
-      <w:r>
-        <w:rPr>
-          <w:rFonts w:ascii="Consolas" w:hAnsi="Consolas"/>
-          <w:color w:val="2E74B5"/>
-          <w:sz w:val="20"/>
-        </w:rPr>
-        <w:t>suppressed = true</w:t>
-      </w:r>
-      <w:r>
-        <w:t xml:space="preserve"> and its metric values are written as null. The dashboard does not display suppressed cells.</w:t>
+        <w:t>Any demographic group with fewer than 50 respondents in a given month is automatically suppressed — its metrics are hidden from the dashboard. This prevents unreliable estimates from being displayed and protects the confidentiality of small groups.</w:t>
       </w:r>
     </w:p>
     <w:p>
@@ -4282,42 +3062,7 @@
         <w:spacing w:after="120" w:line="288" w:lineRule="auto"/>
       </w:pPr>
       <w:r>
-        <w:t>The threshold applies at the finest stratum level. So if a country × gender × age cell has 41 respondents, that cell is suppressed, even if the corresponding country × gender (without age) cell has 600.</w:t>
-      </w:r>
-    </w:p>
-    <w:p>
-      <w:pPr>
-        <w:spacing w:after="120" w:line="288" w:lineRule="auto"/>
-      </w:pPr>
-      <w:r>
-        <w:rPr>
-          <w:rFonts w:ascii="Consolas" w:hAnsi="Consolas"/>
-          <w:color w:val="2E74B5"/>
-          <w:sz w:val="20"/>
-        </w:rPr>
-        <w:t>MIN_N</w:t>
-      </w:r>
-      <w:r>
-        <w:t xml:space="preserve"> is configurable per run via the </w:t>
-      </w:r>
-      <w:r>
-        <w:rPr>
-          <w:rFonts w:ascii="Consolas" w:hAnsi="Consolas"/>
-          <w:color w:val="2E74B5"/>
-          <w:sz w:val="20"/>
-        </w:rPr>
-        <w:t>--min-n</w:t>
-      </w:r>
-      <w:r>
-        <w:t xml:space="preserve"> flag to main.py. The active value is stored in _meta.json and embedded in the rendered HTML as the suppression threshold shown in the dashboard subtitle.</w:t>
-      </w:r>
-    </w:p>
-    <w:p>
-      <w:pPr>
-        <w:spacing w:after="120" w:line="288" w:lineRule="auto"/>
-      </w:pPr>
-      <w:r>
-        <w:t>The dashboard also applies a separate UI threshold: the Gender and Age band dropdowns only list categories that have at least one non-suppressed cell — so options with no usable data anywhere are hidden.</w:t>
+        <w:t>The threshold applies at the most granular level. For example, if “United States, Female, 18–24” has only 41 respondents, that cell is suppressed even if “United States, Female” overall has 600.</w:t>
       </w:r>
     </w:p>
     <w:p>
@@ -4334,7 +3079,7 @@
           <w:color w:val="1F4E79"/>
           <w:sz w:val="30"/>
         </w:rPr>
-        <w:t>10. Stratification (Country × Gender × Age)</w:t>
+        <w:t>10. Demographic Stratification</w:t>
       </w:r>
     </w:p>
     <w:p>
@@ -4342,749 +3087,15 @@
         <w:spacing w:after="120" w:line="288" w:lineRule="auto"/>
       </w:pPr>
       <w:r>
-        <w:t>Every metric is computed independently for each of these eight stratum levels:</w:t>
+        <w:t>Every metric is computed independently for each combination of demographic dimensions. The dashboard supports filtering by country, gender, and age band. When you apply a filter, the dashboard loads the pre-computed values for that exact combination — it does not calculate them on the fly.</w:t>
       </w:r>
     </w:p>
-    <w:tbl>
-      <w:tblPr>
-        <w:tblBorders>
-          <w:top w:val="single" w:sz="4" w:space="0" w:color="CCCCCC"/>
-          <w:start w:val="single" w:sz="4" w:space="0" w:color="CCCCCC"/>
-          <w:bottom w:val="single" w:sz="4" w:space="0" w:color="CCCCCC"/>
-          <w:end w:val="single" w:sz="4" w:space="0" w:color="CCCCCC"/>
-          <w:insideH w:val="single" w:sz="4" w:space="0" w:color="CCCCCC"/>
-          <w:insideV w:val="single" w:sz="4" w:space="0" w:color="CCCCCC"/>
-        </w:tblBorders>
-        <w:tblW w:type="auto" w:w="0"/>
-        <w:jc w:val="center"/>
-        <w:tblLook w:firstColumn="1" w:firstRow="1" w:lastColumn="0" w:lastRow="0" w:noHBand="0" w:noVBand="1" w:val="04A0"/>
-      </w:tblPr>
-      <w:tblGrid>
-        <w:gridCol w:w="4680"/>
-        <w:gridCol w:w="4680"/>
-      </w:tblGrid>
-      <w:tr>
-        <w:tc>
-          <w:tcPr>
-            <w:tcW w:type="dxa" w:w="3600"/>
-            <w:shd w:val="clear" w:color="auto" w:fill="1F4E79"/>
-            <w:tcMar>
-              <w:top w:w="100" w:type="dxa"/>
-              <w:bottom w:w="100" w:type="dxa"/>
-              <w:left w:w="150" w:type="dxa"/>
-              <w:right w:w="150" w:type="dxa"/>
-            </w:tcMar>
-          </w:tcPr>
-          <w:p>
-            <w:pPr>
-              <w:jc w:val="left"/>
-            </w:pPr>
-            <w:r>
-              <w:rPr>
-                <w:b/>
-                <w:color w:val="FFFFFF"/>
-                <w:sz w:val="19"/>
-              </w:rPr>
-              <w:t>Level</w:t>
-            </w:r>
-          </w:p>
-        </w:tc>
-        <w:tc>
-          <w:tcPr>
-            <w:tcW w:type="dxa" w:w="5760"/>
-            <w:shd w:val="clear" w:color="auto" w:fill="1F4E79"/>
-            <w:tcMar>
-              <w:top w:w="100" w:type="dxa"/>
-              <w:bottom w:w="100" w:type="dxa"/>
-              <w:left w:w="150" w:type="dxa"/>
-              <w:right w:w="150" w:type="dxa"/>
-            </w:tcMar>
-          </w:tcPr>
-          <w:p>
-            <w:pPr>
-              <w:jc w:val="left"/>
-            </w:pPr>
-            <w:r>
-              <w:rPr>
-                <w:b/>
-                <w:color w:val="FFFFFF"/>
-                <w:sz w:val="19"/>
-              </w:rPr>
-              <w:t>Group-by columns (+ year, month)</w:t>
-            </w:r>
-          </w:p>
-        </w:tc>
-      </w:tr>
-      <w:tr>
-        <w:tc>
-          <w:tcPr>
-            <w:tcW w:type="dxa" w:w="3600"/>
-            <w:tcMar>
-              <w:top w:w="70" w:type="dxa"/>
-              <w:bottom w:w="70" w:type="dxa"/>
-              <w:left w:w="150" w:type="dxa"/>
-              <w:right w:w="150" w:type="dxa"/>
-            </w:tcMar>
-          </w:tcPr>
-          <w:p>
-            <w:pPr>
-              <w:jc w:val="left"/>
-            </w:pPr>
-            <w:r>
-              <w:rPr>
-                <w:rFonts w:ascii="Consolas" w:hAnsi="Consolas"/>
-                <w:sz w:val="18"/>
-              </w:rPr>
-              <w:t>global</w:t>
-            </w:r>
-          </w:p>
-        </w:tc>
-        <w:tc>
-          <w:tcPr>
-            <w:tcW w:type="dxa" w:w="5760"/>
-            <w:tcMar>
-              <w:top w:w="70" w:type="dxa"/>
-              <w:bottom w:w="70" w:type="dxa"/>
-              <w:left w:w="150" w:type="dxa"/>
-              <w:right w:w="150" w:type="dxa"/>
-            </w:tcMar>
-          </w:tcPr>
-          <w:p>
-            <w:pPr>
-              <w:jc w:val="left"/>
-            </w:pPr>
-            <w:r>
-              <w:rPr>
-                <w:rFonts w:ascii="Consolas" w:hAnsi="Consolas"/>
-                <w:sz w:val="18"/>
-              </w:rPr>
-              <w:t>—</w:t>
-            </w:r>
-          </w:p>
-        </w:tc>
-      </w:tr>
-      <w:tr>
-        <w:tc>
-          <w:tcPr>
-            <w:tcW w:type="dxa" w:w="3600"/>
-            <w:tcMar>
-              <w:top w:w="70" w:type="dxa"/>
-              <w:bottom w:w="70" w:type="dxa"/>
-              <w:left w:w="150" w:type="dxa"/>
-              <w:right w:w="150" w:type="dxa"/>
-            </w:tcMar>
-            <w:shd w:val="clear" w:color="auto" w:fill="F9F9F9"/>
-          </w:tcPr>
-          <w:p>
-            <w:pPr>
-              <w:jc w:val="left"/>
-            </w:pPr>
-            <w:r>
-              <w:rPr>
-                <w:rFonts w:ascii="Consolas" w:hAnsi="Consolas"/>
-                <w:sz w:val="18"/>
-              </w:rPr>
-              <w:t>country</w:t>
-            </w:r>
-          </w:p>
-        </w:tc>
-        <w:tc>
-          <w:tcPr>
-            <w:tcW w:type="dxa" w:w="5760"/>
-            <w:tcMar>
-              <w:top w:w="70" w:type="dxa"/>
-              <w:bottom w:w="70" w:type="dxa"/>
-              <w:left w:w="150" w:type="dxa"/>
-              <w:right w:w="150" w:type="dxa"/>
-            </w:tcMar>
-            <w:shd w:val="clear" w:color="auto" w:fill="F9F9F9"/>
-          </w:tcPr>
-          <w:p>
-            <w:pPr>
-              <w:jc w:val="left"/>
-            </w:pPr>
-            <w:r>
-              <w:rPr>
-                <w:rFonts w:ascii="Consolas" w:hAnsi="Consolas"/>
-                <w:sz w:val="18"/>
-              </w:rPr>
-              <w:t>country_clean</w:t>
-            </w:r>
-          </w:p>
-        </w:tc>
-      </w:tr>
-      <w:tr>
-        <w:tc>
-          <w:tcPr>
-            <w:tcW w:type="dxa" w:w="3600"/>
-            <w:tcMar>
-              <w:top w:w="70" w:type="dxa"/>
-              <w:bottom w:w="70" w:type="dxa"/>
-              <w:left w:w="150" w:type="dxa"/>
-              <w:right w:w="150" w:type="dxa"/>
-            </w:tcMar>
-          </w:tcPr>
-          <w:p>
-            <w:pPr>
-              <w:jc w:val="left"/>
-            </w:pPr>
-            <w:r>
-              <w:rPr>
-                <w:rFonts w:ascii="Consolas" w:hAnsi="Consolas"/>
-                <w:sz w:val="18"/>
-              </w:rPr>
-              <w:t>gender</w:t>
-            </w:r>
-          </w:p>
-        </w:tc>
-        <w:tc>
-          <w:tcPr>
-            <w:tcW w:type="dxa" w:w="5760"/>
-            <w:tcMar>
-              <w:top w:w="70" w:type="dxa"/>
-              <w:bottom w:w="70" w:type="dxa"/>
-              <w:left w:w="150" w:type="dxa"/>
-              <w:right w:w="150" w:type="dxa"/>
-            </w:tcMar>
-          </w:tcPr>
-          <w:p>
-            <w:pPr>
-              <w:jc w:val="left"/>
-            </w:pPr>
-            <w:r>
-              <w:rPr>
-                <w:rFonts w:ascii="Consolas" w:hAnsi="Consolas"/>
-                <w:sz w:val="18"/>
-              </w:rPr>
-              <w:t>gender_clean</w:t>
-            </w:r>
-          </w:p>
-        </w:tc>
-      </w:tr>
-      <w:tr>
-        <w:tc>
-          <w:tcPr>
-            <w:tcW w:type="dxa" w:w="3600"/>
-            <w:tcMar>
-              <w:top w:w="70" w:type="dxa"/>
-              <w:bottom w:w="70" w:type="dxa"/>
-              <w:left w:w="150" w:type="dxa"/>
-              <w:right w:w="150" w:type="dxa"/>
-            </w:tcMar>
-            <w:shd w:val="clear" w:color="auto" w:fill="F9F9F9"/>
-          </w:tcPr>
-          <w:p>
-            <w:pPr>
-              <w:jc w:val="left"/>
-            </w:pPr>
-            <w:r>
-              <w:rPr>
-                <w:rFonts w:ascii="Consolas" w:hAnsi="Consolas"/>
-                <w:sz w:val="18"/>
-              </w:rPr>
-              <w:t>age_band</w:t>
-            </w:r>
-          </w:p>
-        </w:tc>
-        <w:tc>
-          <w:tcPr>
-            <w:tcW w:type="dxa" w:w="5760"/>
-            <w:tcMar>
-              <w:top w:w="70" w:type="dxa"/>
-              <w:bottom w:w="70" w:type="dxa"/>
-              <w:left w:w="150" w:type="dxa"/>
-              <w:right w:w="150" w:type="dxa"/>
-            </w:tcMar>
-            <w:shd w:val="clear" w:color="auto" w:fill="F9F9F9"/>
-          </w:tcPr>
-          <w:p>
-            <w:pPr>
-              <w:jc w:val="left"/>
-            </w:pPr>
-            <w:r>
-              <w:rPr>
-                <w:rFonts w:ascii="Consolas" w:hAnsi="Consolas"/>
-                <w:sz w:val="18"/>
-              </w:rPr>
-              <w:t>age_band</w:t>
-            </w:r>
-          </w:p>
-        </w:tc>
-      </w:tr>
-      <w:tr>
-        <w:tc>
-          <w:tcPr>
-            <w:tcW w:type="dxa" w:w="3600"/>
-            <w:tcMar>
-              <w:top w:w="70" w:type="dxa"/>
-              <w:bottom w:w="70" w:type="dxa"/>
-              <w:left w:w="150" w:type="dxa"/>
-              <w:right w:w="150" w:type="dxa"/>
-            </w:tcMar>
-          </w:tcPr>
-          <w:p>
-            <w:pPr>
-              <w:jc w:val="left"/>
-            </w:pPr>
-            <w:r>
-              <w:rPr>
-                <w:rFonts w:ascii="Consolas" w:hAnsi="Consolas"/>
-                <w:sz w:val="18"/>
-              </w:rPr>
-              <w:t>country_gender</w:t>
-            </w:r>
-          </w:p>
-        </w:tc>
-        <w:tc>
-          <w:tcPr>
-            <w:tcW w:type="dxa" w:w="5760"/>
-            <w:tcMar>
-              <w:top w:w="70" w:type="dxa"/>
-              <w:bottom w:w="70" w:type="dxa"/>
-              <w:left w:w="150" w:type="dxa"/>
-              <w:right w:w="150" w:type="dxa"/>
-            </w:tcMar>
-          </w:tcPr>
-          <w:p>
-            <w:pPr>
-              <w:jc w:val="left"/>
-            </w:pPr>
-            <w:r>
-              <w:rPr>
-                <w:rFonts w:ascii="Consolas" w:hAnsi="Consolas"/>
-                <w:sz w:val="18"/>
-              </w:rPr>
-              <w:t>country_clean, gender_clean</w:t>
-            </w:r>
-          </w:p>
-        </w:tc>
-      </w:tr>
-      <w:tr>
-        <w:tc>
-          <w:tcPr>
-            <w:tcW w:type="dxa" w:w="3600"/>
-            <w:tcMar>
-              <w:top w:w="70" w:type="dxa"/>
-              <w:bottom w:w="70" w:type="dxa"/>
-              <w:left w:w="150" w:type="dxa"/>
-              <w:right w:w="150" w:type="dxa"/>
-            </w:tcMar>
-            <w:shd w:val="clear" w:color="auto" w:fill="F9F9F9"/>
-          </w:tcPr>
-          <w:p>
-            <w:pPr>
-              <w:jc w:val="left"/>
-            </w:pPr>
-            <w:r>
-              <w:rPr>
-                <w:rFonts w:ascii="Consolas" w:hAnsi="Consolas"/>
-                <w:sz w:val="18"/>
-              </w:rPr>
-              <w:t>country_age_band</w:t>
-            </w:r>
-          </w:p>
-        </w:tc>
-        <w:tc>
-          <w:tcPr>
-            <w:tcW w:type="dxa" w:w="5760"/>
-            <w:tcMar>
-              <w:top w:w="70" w:type="dxa"/>
-              <w:bottom w:w="70" w:type="dxa"/>
-              <w:left w:w="150" w:type="dxa"/>
-              <w:right w:w="150" w:type="dxa"/>
-            </w:tcMar>
-            <w:shd w:val="clear" w:color="auto" w:fill="F9F9F9"/>
-          </w:tcPr>
-          <w:p>
-            <w:pPr>
-              <w:jc w:val="left"/>
-            </w:pPr>
-            <w:r>
-              <w:rPr>
-                <w:rFonts w:ascii="Consolas" w:hAnsi="Consolas"/>
-                <w:sz w:val="18"/>
-              </w:rPr>
-              <w:t>country_clean, age_band</w:t>
-            </w:r>
-          </w:p>
-        </w:tc>
-      </w:tr>
-      <w:tr>
-        <w:tc>
-          <w:tcPr>
-            <w:tcW w:type="dxa" w:w="3600"/>
-            <w:tcMar>
-              <w:top w:w="70" w:type="dxa"/>
-              <w:bottom w:w="70" w:type="dxa"/>
-              <w:left w:w="150" w:type="dxa"/>
-              <w:right w:w="150" w:type="dxa"/>
-            </w:tcMar>
-          </w:tcPr>
-          <w:p>
-            <w:pPr>
-              <w:jc w:val="left"/>
-            </w:pPr>
-            <w:r>
-              <w:rPr>
-                <w:rFonts w:ascii="Consolas" w:hAnsi="Consolas"/>
-                <w:sz w:val="18"/>
-              </w:rPr>
-              <w:t>gender_age_band</w:t>
-            </w:r>
-          </w:p>
-        </w:tc>
-        <w:tc>
-          <w:tcPr>
-            <w:tcW w:type="dxa" w:w="5760"/>
-            <w:tcMar>
-              <w:top w:w="70" w:type="dxa"/>
-              <w:bottom w:w="70" w:type="dxa"/>
-              <w:left w:w="150" w:type="dxa"/>
-              <w:right w:w="150" w:type="dxa"/>
-            </w:tcMar>
-          </w:tcPr>
-          <w:p>
-            <w:pPr>
-              <w:jc w:val="left"/>
-            </w:pPr>
-            <w:r>
-              <w:rPr>
-                <w:rFonts w:ascii="Consolas" w:hAnsi="Consolas"/>
-                <w:sz w:val="18"/>
-              </w:rPr>
-              <w:t>gender_clean, age_band</w:t>
-            </w:r>
-          </w:p>
-        </w:tc>
-      </w:tr>
-      <w:tr>
-        <w:tc>
-          <w:tcPr>
-            <w:tcW w:type="dxa" w:w="3600"/>
-            <w:tcMar>
-              <w:top w:w="70" w:type="dxa"/>
-              <w:bottom w:w="70" w:type="dxa"/>
-              <w:left w:w="150" w:type="dxa"/>
-              <w:right w:w="150" w:type="dxa"/>
-            </w:tcMar>
-            <w:shd w:val="clear" w:color="auto" w:fill="F9F9F9"/>
-          </w:tcPr>
-          <w:p>
-            <w:pPr>
-              <w:jc w:val="left"/>
-            </w:pPr>
-            <w:r>
-              <w:rPr>
-                <w:rFonts w:ascii="Consolas" w:hAnsi="Consolas"/>
-                <w:sz w:val="18"/>
-              </w:rPr>
-              <w:t>country_gender_age_band</w:t>
-            </w:r>
-          </w:p>
-        </w:tc>
-        <w:tc>
-          <w:tcPr>
-            <w:tcW w:type="dxa" w:w="5760"/>
-            <w:tcMar>
-              <w:top w:w="70" w:type="dxa"/>
-              <w:bottom w:w="70" w:type="dxa"/>
-              <w:left w:w="150" w:type="dxa"/>
-              <w:right w:w="150" w:type="dxa"/>
-            </w:tcMar>
-            <w:shd w:val="clear" w:color="auto" w:fill="F9F9F9"/>
-          </w:tcPr>
-          <w:p>
-            <w:pPr>
-              <w:jc w:val="left"/>
-            </w:pPr>
-            <w:r>
-              <w:rPr>
-                <w:rFonts w:ascii="Consolas" w:hAnsi="Consolas"/>
-                <w:sz w:val="18"/>
-              </w:rPr>
-              <w:t>country_clean, gender_clean, age_band</w:t>
-            </w:r>
-          </w:p>
-        </w:tc>
-      </w:tr>
-    </w:tbl>
     <w:p>
       <w:pPr>
         <w:spacing w:after="120" w:line="288" w:lineRule="auto"/>
       </w:pPr>
       <w:r>
-        <w:t>The dashboard picks the finest level needed for the current filter combination so every displayed number is a precomputed cell value, not a JS-side aggregation:</w:t>
-      </w:r>
-    </w:p>
-    <w:tbl>
-      <w:tblPr>
-        <w:tblBorders>
-          <w:top w:val="single" w:sz="4" w:space="0" w:color="CCCCCC"/>
-          <w:start w:val="single" w:sz="4" w:space="0" w:color="CCCCCC"/>
-          <w:bottom w:val="single" w:sz="4" w:space="0" w:color="CCCCCC"/>
-          <w:end w:val="single" w:sz="4" w:space="0" w:color="CCCCCC"/>
-          <w:insideH w:val="single" w:sz="4" w:space="0" w:color="CCCCCC"/>
-          <w:insideV w:val="single" w:sz="4" w:space="0" w:color="CCCCCC"/>
-        </w:tblBorders>
-        <w:tblW w:type="auto" w:w="0"/>
-        <w:jc w:val="center"/>
-        <w:tblLook w:firstColumn="1" w:firstRow="1" w:lastColumn="0" w:lastRow="0" w:noHBand="0" w:noVBand="1" w:val="04A0"/>
-      </w:tblPr>
-      <w:tblGrid>
-        <w:gridCol w:w="4680"/>
-        <w:gridCol w:w="4680"/>
-      </w:tblGrid>
-      <w:tr>
-        <w:tc>
-          <w:tcPr>
-            <w:tcW w:type="dxa" w:w="4320"/>
-            <w:shd w:val="clear" w:color="auto" w:fill="1F4E79"/>
-            <w:tcMar>
-              <w:top w:w="100" w:type="dxa"/>
-              <w:bottom w:w="100" w:type="dxa"/>
-              <w:left w:w="150" w:type="dxa"/>
-              <w:right w:w="150" w:type="dxa"/>
-            </w:tcMar>
-          </w:tcPr>
-          <w:p>
-            <w:pPr>
-              <w:jc w:val="left"/>
-            </w:pPr>
-            <w:r>
-              <w:rPr>
-                <w:b/>
-                <w:color w:val="FFFFFF"/>
-                <w:sz w:val="19"/>
-              </w:rPr>
-              <w:t>Filters</w:t>
-            </w:r>
-          </w:p>
-        </w:tc>
-        <w:tc>
-          <w:tcPr>
-            <w:tcW w:type="dxa" w:w="5040"/>
-            <w:shd w:val="clear" w:color="auto" w:fill="1F4E79"/>
-            <w:tcMar>
-              <w:top w:w="100" w:type="dxa"/>
-              <w:bottom w:w="100" w:type="dxa"/>
-              <w:left w:w="150" w:type="dxa"/>
-              <w:right w:w="150" w:type="dxa"/>
-            </w:tcMar>
-          </w:tcPr>
-          <w:p>
-            <w:pPr>
-              <w:jc w:val="left"/>
-            </w:pPr>
-            <w:r>
-              <w:rPr>
-                <w:b/>
-                <w:color w:val="FFFFFF"/>
-                <w:sz w:val="19"/>
-              </w:rPr>
-              <w:t>Level used</w:t>
-            </w:r>
-          </w:p>
-        </w:tc>
-      </w:tr>
-      <w:tr>
-        <w:tc>
-          <w:tcPr>
-            <w:tcW w:type="dxa" w:w="4320"/>
-            <w:tcMar>
-              <w:top w:w="70" w:type="dxa"/>
-              <w:bottom w:w="70" w:type="dxa"/>
-              <w:left w:w="150" w:type="dxa"/>
-              <w:right w:w="150" w:type="dxa"/>
-            </w:tcMar>
-          </w:tcPr>
-          <w:p>
-            <w:pPr>
-              <w:jc w:val="left"/>
-            </w:pPr>
-            <w:r>
-              <w:rPr>
-                <w:sz w:val="19"/>
-              </w:rPr>
-              <w:t>no demographic filter</w:t>
-            </w:r>
-          </w:p>
-        </w:tc>
-        <w:tc>
-          <w:tcPr>
-            <w:tcW w:type="dxa" w:w="5040"/>
-            <w:tcMar>
-              <w:top w:w="70" w:type="dxa"/>
-              <w:bottom w:w="70" w:type="dxa"/>
-              <w:left w:w="150" w:type="dxa"/>
-              <w:right w:w="150" w:type="dxa"/>
-            </w:tcMar>
-          </w:tcPr>
-          <w:p>
-            <w:pPr>
-              <w:jc w:val="left"/>
-            </w:pPr>
-            <w:r>
-              <w:rPr>
-                <w:rFonts w:ascii="Consolas" w:hAnsi="Consolas"/>
-                <w:sz w:val="18"/>
-              </w:rPr>
-              <w:t>country</w:t>
-            </w:r>
-          </w:p>
-        </w:tc>
-      </w:tr>
-      <w:tr>
-        <w:tc>
-          <w:tcPr>
-            <w:tcW w:type="dxa" w:w="4320"/>
-            <w:tcMar>
-              <w:top w:w="70" w:type="dxa"/>
-              <w:bottom w:w="70" w:type="dxa"/>
-              <w:left w:w="150" w:type="dxa"/>
-              <w:right w:w="150" w:type="dxa"/>
-            </w:tcMar>
-            <w:shd w:val="clear" w:color="auto" w:fill="F9F9F9"/>
-          </w:tcPr>
-          <w:p>
-            <w:pPr>
-              <w:jc w:val="left"/>
-            </w:pPr>
-            <w:r>
-              <w:rPr>
-                <w:sz w:val="19"/>
-              </w:rPr>
-              <w:t>gender only</w:t>
-            </w:r>
-          </w:p>
-        </w:tc>
-        <w:tc>
-          <w:tcPr>
-            <w:tcW w:type="dxa" w:w="5040"/>
-            <w:tcMar>
-              <w:top w:w="70" w:type="dxa"/>
-              <w:bottom w:w="70" w:type="dxa"/>
-              <w:left w:w="150" w:type="dxa"/>
-              <w:right w:w="150" w:type="dxa"/>
-            </w:tcMar>
-            <w:shd w:val="clear" w:color="auto" w:fill="F9F9F9"/>
-          </w:tcPr>
-          <w:p>
-            <w:pPr>
-              <w:jc w:val="left"/>
-            </w:pPr>
-            <w:r>
-              <w:rPr>
-                <w:rFonts w:ascii="Consolas" w:hAnsi="Consolas"/>
-                <w:sz w:val="18"/>
-              </w:rPr>
-              <w:t>country_gender</w:t>
-            </w:r>
-          </w:p>
-        </w:tc>
-      </w:tr>
-      <w:tr>
-        <w:tc>
-          <w:tcPr>
-            <w:tcW w:type="dxa" w:w="4320"/>
-            <w:tcMar>
-              <w:top w:w="70" w:type="dxa"/>
-              <w:bottom w:w="70" w:type="dxa"/>
-              <w:left w:w="150" w:type="dxa"/>
-              <w:right w:w="150" w:type="dxa"/>
-            </w:tcMar>
-          </w:tcPr>
-          <w:p>
-            <w:pPr>
-              <w:jc w:val="left"/>
-            </w:pPr>
-            <w:r>
-              <w:rPr>
-                <w:sz w:val="19"/>
-              </w:rPr>
-              <w:t>age only</w:t>
-            </w:r>
-          </w:p>
-        </w:tc>
-        <w:tc>
-          <w:tcPr>
-            <w:tcW w:type="dxa" w:w="5040"/>
-            <w:tcMar>
-              <w:top w:w="70" w:type="dxa"/>
-              <w:bottom w:w="70" w:type="dxa"/>
-              <w:left w:w="150" w:type="dxa"/>
-              <w:right w:w="150" w:type="dxa"/>
-            </w:tcMar>
-          </w:tcPr>
-          <w:p>
-            <w:pPr>
-              <w:jc w:val="left"/>
-            </w:pPr>
-            <w:r>
-              <w:rPr>
-                <w:rFonts w:ascii="Consolas" w:hAnsi="Consolas"/>
-                <w:sz w:val="18"/>
-              </w:rPr>
-              <w:t>country_age_band</w:t>
-            </w:r>
-          </w:p>
-        </w:tc>
-      </w:tr>
-      <w:tr>
-        <w:tc>
-          <w:tcPr>
-            <w:tcW w:type="dxa" w:w="4320"/>
-            <w:tcMar>
-              <w:top w:w="70" w:type="dxa"/>
-              <w:bottom w:w="70" w:type="dxa"/>
-              <w:left w:w="150" w:type="dxa"/>
-              <w:right w:w="150" w:type="dxa"/>
-            </w:tcMar>
-            <w:shd w:val="clear" w:color="auto" w:fill="F9F9F9"/>
-          </w:tcPr>
-          <w:p>
-            <w:pPr>
-              <w:jc w:val="left"/>
-            </w:pPr>
-            <w:r>
-              <w:rPr>
-                <w:sz w:val="19"/>
-              </w:rPr>
-              <w:t>gender + age</w:t>
-            </w:r>
-          </w:p>
-        </w:tc>
-        <w:tc>
-          <w:tcPr>
-            <w:tcW w:type="dxa" w:w="5040"/>
-            <w:tcMar>
-              <w:top w:w="70" w:type="dxa"/>
-              <w:bottom w:w="70" w:type="dxa"/>
-              <w:left w:w="150" w:type="dxa"/>
-              <w:right w:w="150" w:type="dxa"/>
-            </w:tcMar>
-            <w:shd w:val="clear" w:color="auto" w:fill="F9F9F9"/>
-          </w:tcPr>
-          <w:p>
-            <w:pPr>
-              <w:jc w:val="left"/>
-            </w:pPr>
-            <w:r>
-              <w:rPr>
-                <w:rFonts w:ascii="Consolas" w:hAnsi="Consolas"/>
-                <w:sz w:val="18"/>
-              </w:rPr>
-              <w:t>country_gender_age_band</w:t>
-            </w:r>
-          </w:p>
-        </w:tc>
-      </w:tr>
-    </w:tbl>
-    <w:p>
-      <w:pPr>
-        <w:spacing w:after="120" w:line="288" w:lineRule="auto"/>
-      </w:pPr>
-      <w:r>
-        <w:t>This is also why removing a demographic filter doesn’t just average the cells back together — the dashboard re-loads the coarser stratum.</w:t>
+        <w:t>This means removing a filter doesn’t simply average the filtered cells back together; it switches to a broader pre-computed grouping that includes all respondents.</w:t>
       </w:r>
     </w:p>
     <w:p>
@@ -5109,394 +3120,54 @@
         <w:spacing w:after="120" w:line="288" w:lineRule="auto"/>
       </w:pPr>
       <w:r>
-        <w:t>The dashboard’s Period selector — Single month / Last 3 / Last 6 / Last 12 — pools the precomputed monthly cells into a rolling window. Pooling is done in the browser on the embedded JSON and does not change the published Parquet output.</w:t>
+        <w:t>The Period selector on the dashboard offers Single month, Last 3 months, Last 6 months, and Last 12 months. When a multi-month window is selected, the dashboard combines the monthly values using a weighted average:</w:t>
       </w:r>
+    </w:p>
+    <w:p>
+      <w:pPr>
+        <w:spacing w:before="120" w:after="240"/>
+        <w:jc w:val="left"/>
+      </w:pPr>
+      <m:oMathPara>
+        <m:oMath>
+          <m:sSub>
+            <m:e>
+              <m:r>
+                <m:t>Pooled Value</m:t>
+              </m:r>
+            </m:e>
+            <m:sub>
+              <m:r>
+                <m:t/>
+              </m:r>
+            </m:sub>
+          </m:sSub>
+          <m:r>
+            <m:t> = </m:t>
+          </m:r>
+          <m:f>
+            <m:num>
+              <m:r>
+                <m:t>∑ (monthly value × respondent count)</m:t>
+              </m:r>
+            </m:num>
+            <m:den>
+              <m:r>
+                <m:t>∑ respondent count</m:t>
+              </m:r>
+            </m:den>
+          </m:f>
+        </m:oMath>
+      </m:oMathPara>
     </w:p>
     <w:p>
       <w:pPr>
         <w:spacing w:after="120" w:line="288" w:lineRule="auto"/>
       </w:pPr>
       <w:r>
-        <w:t>For each (country × gender × age) cell across the window of months, fields are pooled with the following rules:</w:t>
+        <w:t>For the adoption rate, the weight is the total number of respondents. For all impact-related metrics (shares, WII, dose-response), the weight is the impact denominator count.</w:t>
       </w:r>
     </w:p>
-    <w:tbl>
-      <w:tblPr>
-        <w:tblBorders>
-          <w:top w:val="single" w:sz="4" w:space="0" w:color="CCCCCC"/>
-          <w:start w:val="single" w:sz="4" w:space="0" w:color="CCCCCC"/>
-          <w:bottom w:val="single" w:sz="4" w:space="0" w:color="CCCCCC"/>
-          <w:end w:val="single" w:sz="4" w:space="0" w:color="CCCCCC"/>
-          <w:insideH w:val="single" w:sz="4" w:space="0" w:color="CCCCCC"/>
-          <w:insideV w:val="single" w:sz="4" w:space="0" w:color="CCCCCC"/>
-        </w:tblBorders>
-        <w:tblW w:type="auto" w:w="0"/>
-        <w:jc w:val="center"/>
-        <w:tblLook w:firstColumn="1" w:firstRow="1" w:lastColumn="0" w:lastRow="0" w:noHBand="0" w:noVBand="1" w:val="04A0"/>
-      </w:tblPr>
-      <w:tblGrid>
-        <w:gridCol w:w="3120"/>
-        <w:gridCol w:w="3120"/>
-        <w:gridCol w:w="3120"/>
-      </w:tblGrid>
-      <w:tr>
-        <w:tc>
-          <w:tcPr>
-            <w:tcW w:type="dxa" w:w="4608"/>
-            <w:shd w:val="clear" w:color="auto" w:fill="1F4E79"/>
-            <w:tcMar>
-              <w:top w:w="100" w:type="dxa"/>
-              <w:bottom w:w="100" w:type="dxa"/>
-              <w:left w:w="150" w:type="dxa"/>
-              <w:right w:w="150" w:type="dxa"/>
-            </w:tcMar>
-          </w:tcPr>
-          <w:p>
-            <w:pPr>
-              <w:jc w:val="left"/>
-            </w:pPr>
-            <w:r>
-              <w:rPr>
-                <w:b/>
-                <w:color w:val="FFFFFF"/>
-                <w:sz w:val="19"/>
-              </w:rPr>
-              <w:t>Field</w:t>
-            </w:r>
-          </w:p>
-        </w:tc>
-        <w:tc>
-          <w:tcPr>
-            <w:tcW w:type="dxa" w:w="2160"/>
-            <w:shd w:val="clear" w:color="auto" w:fill="1F4E79"/>
-            <w:tcMar>
-              <w:top w:w="100" w:type="dxa"/>
-              <w:bottom w:w="100" w:type="dxa"/>
-              <w:left w:w="150" w:type="dxa"/>
-              <w:right w:w="150" w:type="dxa"/>
-            </w:tcMar>
-          </w:tcPr>
-          <w:p>
-            <w:pPr>
-              <w:jc w:val="center"/>
-            </w:pPr>
-            <w:r>
-              <w:rPr>
-                <w:b/>
-                <w:color w:val="FFFFFF"/>
-                <w:sz w:val="19"/>
-              </w:rPr>
-              <w:t>Aggregation</w:t>
-            </w:r>
-          </w:p>
-        </w:tc>
-        <w:tc>
-          <w:tcPr>
-            <w:tcW w:type="dxa" w:w="2592"/>
-            <w:shd w:val="clear" w:color="auto" w:fill="1F4E79"/>
-            <w:tcMar>
-              <w:top w:w="100" w:type="dxa"/>
-              <w:bottom w:w="100" w:type="dxa"/>
-              <w:left w:w="150" w:type="dxa"/>
-              <w:right w:w="150" w:type="dxa"/>
-            </w:tcMar>
-          </w:tcPr>
-          <w:p>
-            <w:pPr>
-              <w:jc w:val="center"/>
-            </w:pPr>
-            <w:r>
-              <w:rPr>
-                <w:b/>
-                <w:color w:val="FFFFFF"/>
-                <w:sz w:val="19"/>
-              </w:rPr>
-              <w:t>Weight</w:t>
-            </w:r>
-          </w:p>
-        </w:tc>
-      </w:tr>
-      <w:tr>
-        <w:tc>
-          <w:tcPr>
-            <w:tcW w:type="dxa" w:w="4608"/>
-            <w:tcMar>
-              <w:top w:w="70" w:type="dxa"/>
-              <w:bottom w:w="70" w:type="dxa"/>
-              <w:left w:w="150" w:type="dxa"/>
-              <w:right w:w="150" w:type="dxa"/>
-            </w:tcMar>
-          </w:tcPr>
-          <w:p>
-            <w:pPr>
-              <w:jc w:val="left"/>
-            </w:pPr>
-            <w:r>
-              <w:rPr>
-                <w:sz w:val="19"/>
-              </w:rPr>
-              <w:t>n_respondents, n_impact_denominator</w:t>
-            </w:r>
-          </w:p>
-        </w:tc>
-        <w:tc>
-          <w:tcPr>
-            <w:tcW w:type="dxa" w:w="2160"/>
-            <w:tcMar>
-              <w:top w:w="70" w:type="dxa"/>
-              <w:bottom w:w="70" w:type="dxa"/>
-              <w:left w:w="150" w:type="dxa"/>
-              <w:right w:w="150" w:type="dxa"/>
-            </w:tcMar>
-          </w:tcPr>
-          <w:p>
-            <w:pPr>
-              <w:jc w:val="center"/>
-            </w:pPr>
-            <w:r>
-              <w:rPr>
-                <w:sz w:val="19"/>
-              </w:rPr>
-              <w:t>sum</w:t>
-            </w:r>
-          </w:p>
-        </w:tc>
-        <w:tc>
-          <w:tcPr>
-            <w:tcW w:type="dxa" w:w="2592"/>
-            <w:tcMar>
-              <w:top w:w="70" w:type="dxa"/>
-              <w:bottom w:w="70" w:type="dxa"/>
-              <w:left w:w="150" w:type="dxa"/>
-              <w:right w:w="150" w:type="dxa"/>
-            </w:tcMar>
-          </w:tcPr>
-          <w:p>
-            <w:pPr>
-              <w:jc w:val="center"/>
-            </w:pPr>
-            <w:r>
-              <w:rPr>
-                <w:sz w:val="19"/>
-              </w:rPr>
-              <w:t>—</w:t>
-            </w:r>
-          </w:p>
-        </w:tc>
-      </w:tr>
-      <w:tr>
-        <w:tc>
-          <w:tcPr>
-            <w:tcW w:type="dxa" w:w="4608"/>
-            <w:tcMar>
-              <w:top w:w="70" w:type="dxa"/>
-              <w:bottom w:w="70" w:type="dxa"/>
-              <w:left w:w="150" w:type="dxa"/>
-              <w:right w:w="150" w:type="dxa"/>
-            </w:tcMar>
-            <w:shd w:val="clear" w:color="auto" w:fill="F9F9F9"/>
-          </w:tcPr>
-          <w:p>
-            <w:pPr>
-              <w:jc w:val="left"/>
-            </w:pPr>
-            <w:r>
-              <w:rPr>
-                <w:sz w:val="19"/>
-              </w:rPr>
-              <w:t>adoption_rate, freq_mean</w:t>
-            </w:r>
-          </w:p>
-        </w:tc>
-        <w:tc>
-          <w:tcPr>
-            <w:tcW w:type="dxa" w:w="2160"/>
-            <w:tcMar>
-              <w:top w:w="70" w:type="dxa"/>
-              <w:bottom w:w="70" w:type="dxa"/>
-              <w:left w:w="150" w:type="dxa"/>
-              <w:right w:w="150" w:type="dxa"/>
-            </w:tcMar>
-            <w:shd w:val="clear" w:color="auto" w:fill="F9F9F9"/>
-          </w:tcPr>
-          <w:p>
-            <w:pPr>
-              <w:jc w:val="center"/>
-            </w:pPr>
-            <w:r>
-              <w:rPr>
-                <w:sz w:val="19"/>
-              </w:rPr>
-              <w:t>weighted mean</w:t>
-            </w:r>
-          </w:p>
-        </w:tc>
-        <w:tc>
-          <w:tcPr>
-            <w:tcW w:type="dxa" w:w="2592"/>
-            <w:tcMar>
-              <w:top w:w="70" w:type="dxa"/>
-              <w:bottom w:w="70" w:type="dxa"/>
-              <w:left w:w="150" w:type="dxa"/>
-              <w:right w:w="150" w:type="dxa"/>
-            </w:tcMar>
-            <w:shd w:val="clear" w:color="auto" w:fill="F9F9F9"/>
-          </w:tcPr>
-          <w:p>
-            <w:pPr>
-              <w:jc w:val="center"/>
-            </w:pPr>
-            <w:r>
-              <w:rPr>
-                <w:sz w:val="19"/>
-              </w:rPr>
-              <w:t>n_respondents</w:t>
-            </w:r>
-          </w:p>
-        </w:tc>
-      </w:tr>
-      <w:tr>
-        <w:tc>
-          <w:tcPr>
-            <w:tcW w:type="dxa" w:w="4608"/>
-            <w:tcMar>
-              <w:top w:w="70" w:type="dxa"/>
-              <w:bottom w:w="70" w:type="dxa"/>
-              <w:left w:w="150" w:type="dxa"/>
-              <w:right w:w="150" w:type="dxa"/>
-            </w:tcMar>
-          </w:tcPr>
-          <w:p>
-            <w:pPr>
-              <w:jc w:val="left"/>
-            </w:pPr>
-            <w:r>
-              <w:rPr>
-                <w:sz w:val="19"/>
-              </w:rPr>
-              <w:t>weighted_impact_index, net_impact_index,</w:t>
-              <w:br/>
-              <w:t>all impact_share_*, positive/negative_impact_share</w:t>
-            </w:r>
-          </w:p>
-        </w:tc>
-        <w:tc>
-          <w:tcPr>
-            <w:tcW w:type="dxa" w:w="2160"/>
-            <w:tcMar>
-              <w:top w:w="70" w:type="dxa"/>
-              <w:bottom w:w="70" w:type="dxa"/>
-              <w:left w:w="150" w:type="dxa"/>
-              <w:right w:w="150" w:type="dxa"/>
-            </w:tcMar>
-          </w:tcPr>
-          <w:p>
-            <w:pPr>
-              <w:jc w:val="center"/>
-            </w:pPr>
-            <w:r>
-              <w:rPr>
-                <w:sz w:val="19"/>
-              </w:rPr>
-              <w:t>weighted mean</w:t>
-            </w:r>
-          </w:p>
-        </w:tc>
-        <w:tc>
-          <w:tcPr>
-            <w:tcW w:type="dxa" w:w="2592"/>
-            <w:tcMar>
-              <w:top w:w="70" w:type="dxa"/>
-              <w:bottom w:w="70" w:type="dxa"/>
-              <w:left w:w="150" w:type="dxa"/>
-              <w:right w:w="150" w:type="dxa"/>
-            </w:tcMar>
-          </w:tcPr>
-          <w:p>
-            <w:pPr>
-              <w:jc w:val="center"/>
-            </w:pPr>
-            <w:r>
-              <w:rPr>
-                <w:sz w:val="19"/>
-              </w:rPr>
-              <w:t>n_impact_denominator</w:t>
-            </w:r>
-          </w:p>
-        </w:tc>
-      </w:tr>
-      <w:tr>
-        <w:tc>
-          <w:tcPr>
-            <w:tcW w:type="dxa" w:w="4608"/>
-            <w:tcMar>
-              <w:top w:w="70" w:type="dxa"/>
-              <w:bottom w:w="70" w:type="dxa"/>
-              <w:left w:w="150" w:type="dxa"/>
-              <w:right w:w="150" w:type="dxa"/>
-            </w:tcMar>
-            <w:shd w:val="clear" w:color="auto" w:fill="F9F9F9"/>
-          </w:tcPr>
-          <w:p>
-            <w:pPr>
-              <w:jc w:val="left"/>
-            </w:pPr>
-            <w:r>
-              <w:rPr>
-                <w:sz w:val="19"/>
-              </w:rPr>
-              <w:t>dose_response[k] (k = 1…6)</w:t>
-            </w:r>
-          </w:p>
-        </w:tc>
-        <w:tc>
-          <w:tcPr>
-            <w:tcW w:type="dxa" w:w="2160"/>
-            <w:tcMar>
-              <w:top w:w="70" w:type="dxa"/>
-              <w:bottom w:w="70" w:type="dxa"/>
-              <w:left w:w="150" w:type="dxa"/>
-              <w:right w:w="150" w:type="dxa"/>
-            </w:tcMar>
-            <w:shd w:val="clear" w:color="auto" w:fill="F9F9F9"/>
-          </w:tcPr>
-          <w:p>
-            <w:pPr>
-              <w:jc w:val="center"/>
-            </w:pPr>
-            <w:r>
-              <w:rPr>
-                <w:sz w:val="19"/>
-              </w:rPr>
-              <w:t>weighted mean</w:t>
-            </w:r>
-          </w:p>
-        </w:tc>
-        <w:tc>
-          <w:tcPr>
-            <w:tcW w:type="dxa" w:w="2592"/>
-            <w:tcMar>
-              <w:top w:w="70" w:type="dxa"/>
-              <w:bottom w:w="70" w:type="dxa"/>
-              <w:left w:w="150" w:type="dxa"/>
-              <w:right w:w="150" w:type="dxa"/>
-            </w:tcMar>
-            <w:shd w:val="clear" w:color="auto" w:fill="F9F9F9"/>
-          </w:tcPr>
-          <w:p>
-            <w:pPr>
-              <w:jc w:val="center"/>
-            </w:pPr>
-            <w:r>
-              <w:rPr>
-                <w:sz w:val="19"/>
-              </w:rPr>
-              <w:t>n_impact_denominator</w:t>
-            </w:r>
-          </w:p>
-        </w:tc>
-      </w:tr>
-    </w:tbl>
     <w:p>
       <w:pPr>
         <w:spacing w:after="120" w:line="288" w:lineRule="auto"/>
@@ -5505,23 +3176,10 @@
         <w:rPr>
           <w:b/>
         </w:rPr>
-        <w:t xml:space="preserve">This is approximate. </w:t>
+        <w:t xml:space="preserve">This is an approximation. </w:t>
       </w:r>
       <w:r>
-        <w:t>The exact pooled value would require re-running the metric layer on the pooled respondent-level data. The dashboard’s weighted-mean of monthly aggregates is correct in expectation but ignores within-month variance and does not produce new confidence intervals.</w:t>
-      </w:r>
-    </w:p>
-    <w:p>
-      <w:pPr>
-        <w:spacing w:after="120" w:line="288" w:lineRule="auto"/>
-      </w:pPr>
-      <w:r>
-        <w:t>Cells suppressed in a given month (originally below MIN_N) are dropped before pooling, so a country can appear in the rolling window even if some of its constituent months were individually suppressed.</w:t>
-      </w:r>
-    </w:p>
-    <w:p>
-      <w:r>
-        <w:br w:type="page"/>
+        <w:t>The exact pooled value would require going back to the individual-level data. The weighted-mean approach is correct in expectation but does not produce new confidence intervals, which is why CIs are hidden in multi-month views.</w:t>
       </w:r>
     </w:p>
     <w:p>
@@ -5538,7 +3196,7 @@
           <w:color w:val="1F4E79"/>
           <w:sz w:val="30"/>
         </w:rPr>
-        <w:t>12. Summary Card (Dashboard)</w:t>
+        <w:t>12. Global Summary Card</w:t>
       </w:r>
     </w:p>
     <w:p>
@@ -5546,7 +3204,7 @@
         <w:spacing w:after="120" w:line="288" w:lineRule="auto"/>
       </w:pPr>
       <w:r>
-        <w:t>The top-right summary card on the dashboard is a fixed reference and is not affected by Month, Period, Country, Gender, or Age filters. It always shows:</w:t>
+        <w:t>The summary box in the top-right corner of the dashboard is a fixed global reference point. It is not affected by any of the dashboard filters (month, country, gender, age). It always shows:</w:t>
       </w:r>
     </w:p>
     <w:p>
@@ -5555,7 +3213,7 @@
         <w:spacing w:after="60" w:line="276" w:lineRule="auto"/>
       </w:pPr>
       <w:r>
-        <w:t>The global weighted average of the currently-selected metric over the trailing 3 full months.</w:t>
+        <w:t>The global weighted average of the currently selected metric over the last 3 full months.</w:t>
       </w:r>
     </w:p>
     <w:p>
@@ -5564,7 +3222,7 @@
         <w:spacing w:after="60" w:line="276" w:lineRule="auto"/>
       </w:pPr>
       <w:r>
-        <w:t>The total respondents over those 3 months.</w:t>
+        <w:t>The total number of respondents in those 3 months.</w:t>
       </w:r>
     </w:p>
     <w:p>
@@ -5573,7 +3231,7 @@
         <w:spacing w:after="60" w:line="276" w:lineRule="auto"/>
       </w:pPr>
       <w:r>
-        <w:t>The total respondents across the entire dataset to date.</w:t>
+        <w:t>The total number of respondents across the entire dataset.</w:t>
       </w:r>
     </w:p>
     <w:p>
@@ -5581,21 +3239,7 @@
         <w:spacing w:after="120" w:line="288" w:lineRule="auto"/>
       </w:pPr>
       <w:r>
-        <w:rPr>
-          <w:b/>
-        </w:rPr>
-        <w:t xml:space="preserve">“Full” means non-partial. </w:t>
-      </w:r>
-      <w:r>
-        <w:t>The dashboard detects the latest partial month by comparing each month’s total respondents against the median of prior months — any month with respondents below 60% × median is considered still in-flight and excluded from the trailing-3 window. This is the same rule used to mark the partial point in the trend chart.</w:t>
-      </w:r>
-    </w:p>
-    <w:p>
-      <w:pPr>
-        <w:spacing w:after="120" w:line="288" w:lineRule="auto"/>
-      </w:pPr>
-      <w:r>
-        <w:t>Only the metric dropdown updates this card; switching metric swaps the displayed label and value but does not change the underlying 3-month window.</w:t>
+        <w:t>A “full” month means one that has finished collecting responses. The dashboard automatically detects the most recent partial month (where data is still coming in) and excludes it from this 3-month window.</w:t>
       </w:r>
     </w:p>
     <w:p>
@@ -5617,24 +3261,16 @@
     </w:p>
     <w:p>
       <w:pPr>
-        <w:spacing w:after="120" w:line="288" w:lineRule="auto"/>
-      </w:pPr>
-      <w:r>
-        <w:t>These limitations apply to every metric above.</w:t>
-      </w:r>
-    </w:p>
-    <w:p>
-      <w:pPr>
         <w:keepNext/>
-        <w:spacing w:before="200" w:after="60"/>
+        <w:spacing w:before="280" w:after="80"/>
       </w:pPr>
       <w:r>
         <w:rPr>
           <w:b/>
           <w:color w:val="2E74B5"/>
-          <w:sz w:val="22"/>
+          <w:sz w:val="24"/>
         </w:rPr>
-        <w:t>13.1 No survey weights (non-probability sample)</w:t>
+        <w:t>13.1  Non-Probability Sample</w:t>
       </w:r>
     </w:p>
     <w:p>
@@ -5642,7 +3278,21 @@
         <w:spacing w:after="120" w:line="288" w:lineRule="auto"/>
       </w:pPr>
       <w:r>
-        <w:t>The GMP respondent pool is a convenience sample recruited via online ads (Google Display, Meta, and organic search). It carries no post-stratification or design weights. Demographic proportions in the data do not match national population proportions — countries, age groups, and genders are represented according to who encounters and completes the survey, not according to census benchmarks.</w:t>
+        <w:t>The respondent pool is a convenience sample recruited via online ads. It does not use post-stratification weights. Demographic proportions in the data do not match national census proportions. All metrics describe the responding population, not the general public.</w:t>
+      </w:r>
+    </w:p>
+    <w:p>
+      <w:pPr>
+        <w:keepNext/>
+        <w:spacing w:before="280" w:after="80"/>
+      </w:pPr>
+      <w:r>
+        <w:rPr>
+          <w:b/>
+          <w:color w:val="2E74B5"/>
+          <w:sz w:val="24"/>
+        </w:rPr>
+        <w:t>13.2  Correlation, Not Causation</w:t>
       </w:r>
     </w:p>
     <w:p>
@@ -5650,34 +3300,21 @@
         <w:spacing w:after="120" w:line="288" w:lineRule="auto"/>
       </w:pPr>
       <w:r>
-        <w:t>All metrics are descriptive statistics of the responding population, not population-level estimates. Associations between ai_freq and impact outcomes are correlational; higher-frequency AI users who report better outcomes may differ systematically from lower-frequency users in education, occupation, digital literacy, or other unmeasured confounders. No causal claims are supported.</w:t>
-      </w:r>
-    </w:p>
-    <w:p>
-      <w:pPr>
-        <w:spacing w:before="120" w:after="240"/>
-        <w:ind w:left="576" w:right="576"/>
-      </w:pPr>
-      <w:r>
-        <w:rPr>
-          <w:i/>
-          <w:color w:val="666666"/>
-        </w:rPr>
-        <w:t>Planned mitigation: Demographic-weighted averaging using UN World Population Prospects age–sex distributions is on the roadmap. This would rebalance age and gender composition within each country but would not address self-selection or unmeasured confounders.</w:t>
+        <w:t>Associations between AI-use frequency and impact outcomes are correlational. Higher-frequency users who report better outcomes may differ from lower-frequency users in education, occupation, or digital literacy. The dose-response display is suggestive, not causal.</w:t>
       </w:r>
     </w:p>
     <w:p>
       <w:pPr>
         <w:keepNext/>
-        <w:spacing w:before="200" w:after="60"/>
+        <w:spacing w:before="280" w:after="80"/>
       </w:pPr>
       <w:r>
         <w:rPr>
           <w:b/>
           <w:color w:val="2E74B5"/>
-          <w:sz w:val="22"/>
+          <w:sz w:val="24"/>
         </w:rPr>
-        <w:t>13.2 Composition effects in time-series</w:t>
+        <w:t>13.3  Composition Effects</w:t>
       </w:r>
     </w:p>
     <w:p>
@@ -5685,7 +3322,21 @@
         <w:spacing w:after="120" w:line="288" w:lineRule="auto"/>
       </w:pPr>
       <w:r>
-        <w:t>Month-over-month changes may reflect shifts in who is responding rather than genuine attitudinal change. If a recruitment campaign increases responses from a younger demographic in one month, and younger respondents tend to report more positive AI impacts, the global WII will rise even if no individual changed their view. Country mix changes and seasonal patterns in survey completion can similarly shift metrics.</w:t>
+        <w:t>Month-over-month changes may reflect shifts in who is responding rather than genuine attitude change. If a recruitment campaign brings in more younger respondents one month, and younger respondents tend to be more positive about AI, the global index will rise even if no individual changed their view.</w:t>
+      </w:r>
+    </w:p>
+    <w:p>
+      <w:pPr>
+        <w:keepNext/>
+        <w:spacing w:before="280" w:after="80"/>
+      </w:pPr>
+      <w:r>
+        <w:rPr>
+          <w:b/>
+          <w:color w:val="2E74B5"/>
+          <w:sz w:val="24"/>
+        </w:rPr>
+        <w:t>13.4  Weight Selection</w:t>
       </w:r>
     </w:p>
     <w:p>
@@ -5693,21 +3344,21 @@
         <w:spacing w:after="120" w:line="288" w:lineRule="auto"/>
       </w:pPr>
       <w:r>
-        <w:t>The stratified breakdowns (by country, gender, age) partially mitigate this by holding one dimension constant, but cross-dimensional composition effects remain. Rolling-window views help smooth short-term fluctuations.</w:t>
+        <w:t>The severity weights in the WII (§6) were chosen by stakeholder judgment, not derived empirically. A different set of weights would produce different index values and could alter country rankings. Sensitivity analysis has not yet been conducted.</w:t>
       </w:r>
     </w:p>
     <w:p>
       <w:pPr>
         <w:keepNext/>
-        <w:spacing w:before="200" w:after="60"/>
+        <w:spacing w:before="280" w:after="80"/>
       </w:pPr>
       <w:r>
         <w:rPr>
           <w:b/>
           <w:color w:val="2E74B5"/>
-          <w:sz w:val="22"/>
+          <w:sz w:val="24"/>
         </w:rPr>
-        <w:t>13.3 Weight selection</w:t>
+        <w:t>13.5  Rolling-Window Approximation</w:t>
       </w:r>
     </w:p>
     <w:p>
@@ -5715,21 +3366,21 @@
         <w:spacing w:after="120" w:line="288" w:lineRule="auto"/>
       </w:pPr>
       <w:r>
-        <w:t>The nine IMPACT_WEIGHTS (§6) were chosen by stakeholder judgment, not derived from empirical data. Different weight schemes would produce different index values and could alter relative country rankings. Sensitivity analysis (varying weights within a plausible range) has not yet been conducted. The asymmetric design — total negative weight (−2.5) exceeding total positive weight (+1.5) — is intentional but should be disclosed when comparing WII values across studies.</w:t>
+        <w:t>The multi-month pooling (§11) uses a weighted average of pre-computed monthly values. This introduces minor error compared to re-computing from individual-level data, accepted as a trade-off for performance.</w:t>
       </w:r>
     </w:p>
     <w:p>
       <w:pPr>
         <w:keepNext/>
-        <w:spacing w:before="200" w:after="60"/>
+        <w:spacing w:before="280" w:after="80"/>
       </w:pPr>
       <w:r>
         <w:rPr>
           <w:b/>
           <w:color w:val="2E74B5"/>
-          <w:sz w:val="22"/>
+          <w:sz w:val="24"/>
         </w:rPr>
-        <w:t>13.4 Rolling-window approximation</w:t>
+        <w:t>13.6  Data Source Filtering</w:t>
       </w:r>
     </w:p>
     <w:p>
@@ -5737,117 +3388,7 @@
         <w:spacing w:after="120" w:line="288" w:lineRule="auto"/>
       </w:pPr>
       <w:r>
-        <w:t>Rolling-window pooling (§11) uses total n_respondents as approximate weights. The exact calculation would re-aggregate from individual-level data within the pooled window. The approximation introduces minor error (±1 percentage point within 3–6 month windows) because the impact denominator differs slightly from total N. This trade-off is accepted for client-side performance.</w:t>
-      </w:r>
-    </w:p>
-    <w:p>
-      <w:pPr>
-        <w:keepNext/>
-        <w:spacing w:before="200" w:after="60"/>
-      </w:pPr>
-      <w:r>
-        <w:rPr>
-          <w:b/>
-          <w:color w:val="2E74B5"/>
-          <w:sz w:val="22"/>
-        </w:rPr>
-        <w:t>13.5 Dose-response uses NII, not WII</w:t>
-      </w:r>
-    </w:p>
-    <w:p>
-      <w:pPr>
-        <w:spacing w:after="120" w:line="288" w:lineRule="auto"/>
-      </w:pPr>
-      <w:r>
-        <w:t>The dose-response curves (§7) show the Net Impact Index by frequency level, not the Weighted Impact Index. Adding weighted dose-response is a planned enhancement.</w:t>
-      </w:r>
-    </w:p>
-    <w:p>
-      <w:pPr>
-        <w:keepNext/>
-        <w:spacing w:before="200" w:after="60"/>
-      </w:pPr>
-      <w:r>
-        <w:rPr>
-          <w:b/>
-          <w:color w:val="2E74B5"/>
-          <w:sz w:val="22"/>
-        </w:rPr>
-        <w:t>13.6 Data source filtering not yet implemented</w:t>
-      </w:r>
-    </w:p>
-    <w:p>
-      <w:pPr>
-        <w:spacing w:after="120" w:line="288" w:lineRule="auto"/>
-      </w:pPr>
-      <w:r>
-        <w:t>Per Tara’s specification, the production version should restrict the respondent pool to Google Display and Meta traffic sources and down-weight organic/search traffic to 10%. This is not yet implemented; the current pipeline processes all traffic sources equally.</w:t>
-      </w:r>
-    </w:p>
-    <w:p>
-      <w:pPr>
-        <w:keepNext/>
-        <w:spacing w:before="200" w:after="60"/>
-      </w:pPr>
-      <w:r>
-        <w:rPr>
-          <w:b/>
-          <w:color w:val="2E74B5"/>
-          <w:sz w:val="22"/>
-        </w:rPr>
-        <w:t>13.7 Multi-select interaction effects</w:t>
-      </w:r>
-    </w:p>
-    <w:p>
-      <w:pPr>
-        <w:spacing w:after="120" w:line="288" w:lineRule="auto"/>
-      </w:pPr>
-      <w:r>
-        <w:t>The WII treats each flag independently — a respondent selecting both “improved quality” (+0.5) and “job anxiety” (−0.25) receives the sum (+0.25). This additive model does not capture potential interactions between simultaneous positive and negative experiences.</w:t>
-      </w:r>
-    </w:p>
-    <w:p>
-      <w:pPr>
-        <w:keepNext/>
-        <w:spacing w:before="200" w:after="60"/>
-      </w:pPr>
-      <w:r>
-        <w:rPr>
-          <w:b/>
-          <w:color w:val="2E74B5"/>
-          <w:sz w:val="22"/>
-        </w:rPr>
-        <w:t>13.8 Suppression and small-cell noise</w:t>
-      </w:r>
-    </w:p>
-    <w:p>
-      <w:pPr>
-        <w:spacing w:after="120" w:line="288" w:lineRule="auto"/>
-      </w:pPr>
-      <w:r>
-        <w:t>Strata with fewer than 50 respondents (MIN_N) are suppressed entirely. For strata just above the threshold (e.g., N = 55), confidence intervals are wide and point estimates can shift substantially with small data changes.</w:t>
-      </w:r>
-    </w:p>
-    <w:p>
-      <w:pPr>
-        <w:keepNext/>
-        <w:spacing w:before="200" w:after="60"/>
-      </w:pPr>
-      <w:r>
-        <w:rPr>
-          <w:b/>
-          <w:color w:val="2E74B5"/>
-          <w:sz w:val="22"/>
-        </w:rPr>
-        <w:t>13.9 CIs assume simple random sampling</w:t>
-      </w:r>
-    </w:p>
-    <w:p>
-      <w:pPr>
-        <w:spacing w:after="120" w:line="288" w:lineRule="auto"/>
-      </w:pPr>
-      <w:r>
-        <w:t>Confidence intervals will be revised once survey weights are introduced.</w:t>
+        <w:t>The production version should restrict the respondent pool to Google Display and Meta traffic sources and down-weight organic/search traffic to 10%. This is not yet implemented; the current pipeline processes all traffic sources equally.</w:t>
       </w:r>
     </w:p>
     <w:sectPr>

--- a/docs/How the Metrics Are Computed.docx
+++ b/docs/How the Metrics Are Computed.docx
@@ -1032,7 +1032,7 @@
         <w:spacing w:after="120" w:line="288" w:lineRule="auto"/>
       </w:pPr>
       <w:r>
-        <w:t>Workplace impact metrics do not use the full respondent count as their base. Instead, they use a stricter sub-population called the Impact Denominator (denoted Nᵈ below).</w:t>
+        <w:t>Workplace impact metrics do not use the full respondent count as their base. Instead, they use a stricter sub-population called the Impact Denominator (denoted N_d below, where the subscript d stands for 'denominator').</w:t>
       </w:r>
     </w:p>
     <w:p>
@@ -1128,9 +1128,18 @@
               </m:r>
             </m:num>
             <m:den>
-              <m:r>
-                <m:t>Nᵈ</m:t>
-              </m:r>
+              <m:sSub>
+                <m:e>
+                  <m:r>
+                    <m:t>N</m:t>
+                  </m:r>
+                </m:e>
+                <m:sub>
+                  <m:r>
+                    <m:t>d</m:t>
+                  </m:r>
+                </m:sub>
+              </m:sSub>
             </m:den>
           </m:f>
         </m:oMath>
@@ -1921,9 +1930,18 @@
               </m:r>
             </m:num>
             <m:den>
-              <m:r>
-                <m:t>Nᵈ</m:t>
-              </m:r>
+              <m:sSub>
+                <m:e>
+                  <m:r>
+                    <m:t>N</m:t>
+                  </m:r>
+                </m:e>
+                <m:sub>
+                  <m:r>
+                    <m:t>d</m:t>
+                  </m:r>
+                </m:sub>
+              </m:sSub>
             </m:den>
           </m:f>
         </m:oMath>
@@ -1946,9 +1964,18 @@
               </m:r>
             </m:num>
             <m:den>
-              <m:r>
-                <m:t>Nᵈ</m:t>
-              </m:r>
+              <m:sSub>
+                <m:e>
+                  <m:r>
+                    <m:t>N</m:t>
+                  </m:r>
+                </m:e>
+                <m:sub>
+                  <m:r>
+                    <m:t>d</m:t>
+                  </m:r>
+                </m:sub>
+              </m:sSub>
             </m:den>
           </m:f>
         </m:oMath>
@@ -2709,9 +2736,18 @@
               </m:r>
             </m:num>
             <m:den>
-              <m:r>
-                <m:t>Nᵈ</m:t>
-              </m:r>
+              <m:sSub>
+                <m:e>
+                  <m:r>
+                    <m:t>N</m:t>
+                  </m:r>
+                </m:e>
+                <m:sub>
+                  <m:r>
+                    <m:t>d</m:t>
+                  </m:r>
+                </m:sub>
+              </m:sSub>
             </m:den>
           </m:f>
           <m:nary>
@@ -2991,8 +3027,20 @@
             </m:num>
             <m:den>
               <m:r>
-                <m:t>√Nᵈ</m:t>
+                <m:t>√</m:t>
               </m:r>
+              <m:sSub>
+                <m:e>
+                  <m:r>
+                    <m:t>N</m:t>
+                  </m:r>
+                </m:e>
+                <m:sub>
+                  <m:r>
+                    <m:t>d</m:t>
+                  </m:r>
+                </m:sub>
+              </m:sSub>
             </m:den>
           </m:f>
         </m:oMath>
@@ -3016,7 +3064,7 @@
         <w:spacing w:after="120" w:line="288" w:lineRule="auto"/>
       </w:pPr>
       <w:r>
-        <w:t>where σ is the standard deviation of the personal scores and Nᵈ is the impact denominator size.</w:t>
+        <w:t>where σ is the standard deviation of the personal scores and N_d is the impact denominator size.</w:t>
       </w:r>
     </w:p>
     <w:p>
